--- a/EXP1_S1_GRUPO1.docx
+++ b/EXP1_S1_GRUPO1.docx
@@ -1,6 +1,6 @@
 
 <file path=word/document.xml><?xml version="1.0" encoding="utf-8"?>
-<w:document xmlns:wpc="http://schemas.microsoft.com/office/word/2010/wordprocessingCanvas" xmlns:cx="http://schemas.microsoft.com/office/drawing/2014/chartex" xmlns:cx1="http://schemas.microsoft.com/office/drawing/2015/9/8/chartex" xmlns:cx2="http://schemas.microsoft.com/office/drawing/2015/10/21/chartex" xmlns:cx3="http://schemas.microsoft.com/office/drawing/2016/5/9/chartex" xmlns:cx4="http://schemas.microsoft.com/office/drawing/2016/5/10/chartex" xmlns:cx5="http://schemas.microsoft.com/office/drawing/2016/5/11/chartex" xmlns:cx6="http://schemas.microsoft.com/office/drawing/2016/5/12/chartex" xmlns:cx7="http://schemas.microsoft.com/office/drawing/2016/5/13/chartex" xmlns:cx8="http://schemas.microsoft.com/office/drawing/2016/5/14/chartex" xmlns:mc="http://schemas.openxmlformats.org/markup-compatibility/2006" xmlns:aink="http://schemas.microsoft.com/office/drawing/2016/ink" xmlns:am3d="http://schemas.microsoft.com/office/drawing/2017/model3d" xmlns:o="urn:schemas-microsoft-com:office:office" xmlns:oel="http://schemas.microsoft.com/office/2019/extlst" xmlns:r="http://schemas.openxmlformats.org/officeDocument/2006/relationships" xmlns:m="http://schemas.openxmlformats.org/officeDocument/2006/math" xmlns:v="urn:schemas-microsoft-com:vml" xmlns:wp14="http://schemas.microsoft.com/office/word/2010/wordprocessingDrawing" xmlns:wp="http://schemas.openxmlformats.org/drawingml/2006/wordprocessingDrawing" xmlns:w10="urn:schemas-microsoft-com:office:word" xmlns:w="http://schemas.openxmlformats.org/wordprocessingml/2006/main" xmlns:w14="http://schemas.microsoft.com/office/word/2010/wordml" xmlns:w15="http://schemas.microsoft.com/office/word/2012/wordml" xmlns:w16cex="http://schemas.microsoft.com/office/word/2018/wordml/cex" xmlns:w16cid="http://schemas.microsoft.com/office/word/2016/wordml/cid" xmlns:w16="http://schemas.microsoft.com/office/word/2018/wordml" xmlns:w16sdtdh="http://schemas.microsoft.com/office/word/2020/wordml/sdtdatahash" xmlns:w16se="http://schemas.microsoft.com/office/word/2015/wordml/symex" xmlns:wpg="http://schemas.microsoft.com/office/word/2010/wordprocessingGroup" xmlns:wpi="http://schemas.microsoft.com/office/word/2010/wordprocessingInk" xmlns:wne="http://schemas.microsoft.com/office/word/2006/wordml" xmlns:wps="http://schemas.microsoft.com/office/word/2010/wordprocessingShape" mc:Ignorable="w14 w15 w16se w16cid w16 w16cex w16sdtdh wp14">
+<w:document xmlns:wpc="http://schemas.microsoft.com/office/word/2010/wordprocessingCanvas" xmlns:cx="http://schemas.microsoft.com/office/drawing/2014/chartex" xmlns:cx1="http://schemas.microsoft.com/office/drawing/2015/9/8/chartex" xmlns:cx2="http://schemas.microsoft.com/office/drawing/2015/10/21/chartex" xmlns:cx3="http://schemas.microsoft.com/office/drawing/2016/5/9/chartex" xmlns:cx4="http://schemas.microsoft.com/office/drawing/2016/5/10/chartex" xmlns:cx5="http://schemas.microsoft.com/office/drawing/2016/5/11/chartex" xmlns:cx6="http://schemas.microsoft.com/office/drawing/2016/5/12/chartex" xmlns:cx7="http://schemas.microsoft.com/office/drawing/2016/5/13/chartex" xmlns:cx8="http://schemas.microsoft.com/office/drawing/2016/5/14/chartex" xmlns:mc="http://schemas.openxmlformats.org/markup-compatibility/2006" xmlns:aink="http://schemas.microsoft.com/office/drawing/2016/ink" xmlns:am3d="http://schemas.microsoft.com/office/drawing/2017/model3d" xmlns:o="urn:schemas-microsoft-com:office:office" xmlns:oel="http://schemas.microsoft.com/office/2019/extlst" xmlns:r="http://schemas.openxmlformats.org/officeDocument/2006/relationships" xmlns:m="http://schemas.openxmlformats.org/officeDocument/2006/math" xmlns:v="urn:schemas-microsoft-com:vml" xmlns:wp14="http://schemas.microsoft.com/office/word/2010/wordprocessingDrawing" xmlns:wp="http://schemas.openxmlformats.org/drawingml/2006/wordprocessingDrawing" xmlns:w10="urn:schemas-microsoft-com:office:word" xmlns:w="http://schemas.openxmlformats.org/wordprocessingml/2006/main" xmlns:w14="http://schemas.microsoft.com/office/word/2010/wordml" xmlns:w15="http://schemas.microsoft.com/office/word/2012/wordml" xmlns:w16cex="http://schemas.microsoft.com/office/word/2018/wordml/cex" xmlns:w16cid="http://schemas.microsoft.com/office/word/2016/wordml/cid" xmlns:w16="http://schemas.microsoft.com/office/word/2018/wordml" xmlns:w16du="http://schemas.microsoft.com/office/word/2023/wordml/word16du" xmlns:w16sdtdh="http://schemas.microsoft.com/office/word/2020/wordml/sdtdatahash" xmlns:w16sdtfl="http://schemas.microsoft.com/office/word/2024/wordml/sdtformatlock" xmlns:w16se="http://schemas.microsoft.com/office/word/2015/wordml/symex" xmlns:wpg="http://schemas.microsoft.com/office/word/2010/wordprocessingGroup" xmlns:wpi="http://schemas.microsoft.com/office/word/2010/wordprocessingInk" xmlns:wne="http://schemas.microsoft.com/office/word/2006/wordml" xmlns:wps="http://schemas.microsoft.com/office/word/2010/wordprocessingShape" mc:Ignorable="w14 w15 w16se w16cid w16 w16cex w16sdtdh w16sdtfl w16du wp14">
   <w:body>
     <w:p>
       <w:r>
@@ -146,9 +146,9 @@
               </wp:anchor>
             </w:drawing>
           </mc:Choice>
-          <mc:Fallback>
-            <w:pict>
-              <v:roundrect w14:anchorId="4D30149D" id="Rectángulo: esquinas redondeadas 1" o:spid="_x0000_s1026" alt="&quot;&quot;" style="position:absolute;margin-left:151.8pt;margin-top:-54.75pt;width:376.95pt;height:20.7pt;z-index:251668479;visibility:visible;mso-wrap-style:square;mso-wrap-distance-left:9pt;mso-wrap-distance-top:0;mso-wrap-distance-right:9pt;mso-wrap-distance-bottom:0;mso-position-horizontal:absolute;mso-position-horizontal-relative:text;mso-position-vertical:absolute;mso-position-vertical-relative:text;v-text-anchor:middle" arcsize=".5" o:gfxdata="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" fillcolor="#e7e8e9" stroked="f" strokeweight="1pt">
+          <mc:Fallback xmlns:a="http://schemas.openxmlformats.org/drawingml/2006/main" xmlns:adec="http://schemas.microsoft.com/office/drawing/2017/decorative" xmlns:pic="http://schemas.openxmlformats.org/drawingml/2006/picture" xmlns:a14="http://schemas.microsoft.com/office/drawing/2010/main">
+            <w:pict xmlns:w="http://schemas.openxmlformats.org/wordprocessingml/2006/main" w14:anchorId="4EE4501E">
+              <v:roundrect xmlns:w14="http://schemas.microsoft.com/office/word/2010/wordml" xmlns:o="urn:schemas-microsoft-com:office:office" xmlns:v="urn:schemas-microsoft-com:vml" id="Rectángulo: esquinas redondeadas 1" style="position:absolute;margin-left:151.8pt;margin-top:-54.75pt;width:376.95pt;height:20.7pt;z-index:251668479;visibility:visible;mso-wrap-style:square;mso-wrap-distance-left:9pt;mso-wrap-distance-top:0;mso-wrap-distance-right:9pt;mso-wrap-distance-bottom:0;mso-position-horizontal:absolute;mso-position-horizontal-relative:text;mso-position-vertical:absolute;mso-position-vertical-relative:text;v-text-anchor:middle" alt="&quot;&quot;" o:spid="_x0000_s1026" fillcolor="#e7e8e9" stroked="f" strokeweight="1pt" arcsize=".5" w14:anchorId="07EEE52D" o:gfxdata="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">
                 <v:stroke joinstyle="miter"/>
               </v:roundrect>
             </w:pict>
@@ -221,10 +221,10 @@
               </wp:anchor>
             </w:drawing>
           </mc:Choice>
-          <mc:Fallback>
-            <w:pict>
-              <v:roundrect w14:anchorId="1563D75E" id="AutoShape 14" o:spid="_x0000_s1026" alt="&quot;&quot;" style="position:absolute;margin-left:-25.6pt;margin-top:-17.6pt;width:554.7pt;height:303pt;z-index:251671552;visibility:visible;mso-wrap-style:square;mso-wrap-distance-left:9pt;mso-wrap-distance-top:0;mso-wrap-distance-right:9pt;mso-wrap-distance-bottom:0;mso-position-horizontal:absolute;mso-position-horizontal-relative:text;mso-position-vertical:absolute;mso-position-vertical-relative:text;v-text-anchor:top" arcsize="2907f" o:gfxdata="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" stroked="f">
-                <v:fill r:id="rId13" o:title="" recolor="t" rotate="t" type="frame"/>
+          <mc:Fallback xmlns:a="http://schemas.openxmlformats.org/drawingml/2006/main" xmlns:adec="http://schemas.microsoft.com/office/drawing/2017/decorative" xmlns:pic="http://schemas.openxmlformats.org/drawingml/2006/picture" xmlns:a14="http://schemas.microsoft.com/office/drawing/2010/main">
+            <w:pict w14:anchorId="31ACE9D1">
+              <v:roundrect id="AutoShape 14" style="position:absolute;margin-left:-25.6pt;margin-top:-17.6pt;width:554.7pt;height:303pt;z-index:251671552;visibility:visible;mso-wrap-style:square;mso-wrap-distance-left:9pt;mso-wrap-distance-top:0;mso-wrap-distance-right:9pt;mso-wrap-distance-bottom:0;mso-position-horizontal:absolute;mso-position-horizontal-relative:text;mso-position-vertical:absolute;mso-position-vertical-relative:text;v-text-anchor:top" alt="&quot;&quot;" o:spid="_x0000_s1026" stroked="f" arcsize="2907f" w14:anchorId="3DBDE4CA" o:gfxdata="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">
+                <v:fill type="frame" o:title="" recolor="t" rotate="t" r:id="rId13"/>
               </v:roundrect>
             </w:pict>
           </mc:Fallback>
@@ -241,7 +241,7 @@
     <w:p/>
     <w:p>
       <w:pPr>
-        <w:pStyle w:val="Ttulo"/>
+        <w:pStyle w:val="Title"/>
       </w:pPr>
     </w:p>
     <w:p>
@@ -346,9 +346,9 @@
               </wp:anchor>
             </w:drawing>
           </mc:Choice>
-          <mc:Fallback>
-            <w:pict>
-              <v:roundrect w14:anchorId="5E5E4DF6" id="Rectángulo: esquinas redondeadas 6" o:spid="_x0000_s1026" alt="&quot;&quot;" style="position:absolute;margin-left:-24.85pt;margin-top:35.55pt;width:8.55pt;height:56.7pt;z-index:251673600;visibility:visible;mso-wrap-style:square;mso-width-percent:0;mso-height-percent:0;mso-wrap-distance-left:9pt;mso-wrap-distance-top:0;mso-wrap-distance-right:9pt;mso-wrap-distance-bottom:0;mso-position-horizontal:absolute;mso-position-horizontal-relative:text;mso-position-vertical:absolute;mso-position-vertical-relative:text;mso-width-percent:0;mso-height-percent:0;mso-width-relative:margin;mso-height-relative:margin;v-text-anchor:middle" arcsize="0" o:gfxdata="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" fillcolor="#ffb800" stroked="f" strokeweight="1pt">
+          <mc:Fallback xmlns:a="http://schemas.openxmlformats.org/drawingml/2006/main" xmlns:pic="http://schemas.openxmlformats.org/drawingml/2006/picture" xmlns:a14="http://schemas.microsoft.com/office/drawing/2010/main" xmlns:adec="http://schemas.microsoft.com/office/drawing/2017/decorative">
+            <w:pict w14:anchorId="7E711D88">
+              <v:roundrect id="Rectángulo: esquinas redondeadas 6" style="position:absolute;margin-left:-24.85pt;margin-top:35.55pt;width:8.55pt;height:56.7pt;z-index:251673600;visibility:visible;mso-wrap-style:square;mso-width-percent:0;mso-height-percent:0;mso-wrap-distance-left:9pt;mso-wrap-distance-top:0;mso-wrap-distance-right:9pt;mso-wrap-distance-bottom:0;mso-position-horizontal:absolute;mso-position-horizontal-relative:text;mso-position-vertical:absolute;mso-position-vertical-relative:text;mso-width-percent:0;mso-height-percent:0;mso-width-relative:margin;mso-height-relative:margin;v-text-anchor:middle" alt="&quot;&quot;" o:spid="_x0000_s1026" fillcolor="#ffb800" stroked="f" strokeweight="1pt" arcsize="0" w14:anchorId="19FE2BFE" o:gfxdata="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">
                 <v:stroke joinstyle="miter"/>
               </v:roundrect>
             </w:pict>
@@ -372,17 +372,24 @@
         <w:pStyle w:val="carrera2"/>
       </w:pPr>
       <w:r>
-        <w:t>Desarrollo Backend II</w:t>
-      </w:r>
-      <w:r>
-        <w:t xml:space="preserve"> (</w:t>
-      </w:r>
-      <w:r>
-        <w:t>PBY2202</w:t>
-      </w:r>
-      <w:r>
-        <w:t>)</w:t>
-      </w:r>
+        <w:t xml:space="preserve">Desarrollo </w:t>
+      </w:r>
+      <w:proofErr w:type="spellStart"/>
+      <w:r>
+        <w:t>Backend</w:t>
+      </w:r>
+      <w:proofErr w:type="spellEnd"/>
+      <w:r>
+        <w:t xml:space="preserve"> II</w:t>
+      </w:r>
+      <w:r>
+        <w:t xml:space="preserve"> </w:t>
+      </w:r>
+    </w:p>
+    <w:p>
+      <w:pPr>
+        <w:pStyle w:val="carrera2"/>
+      </w:pPr>
     </w:p>
     <w:p/>
     <w:p>
@@ -395,7 +402,7 @@
     </w:p>
     <w:tbl>
       <w:tblPr>
-        <w:tblStyle w:val="Tablaconcuadrcula"/>
+        <w:tblStyle w:val="TableGrid"/>
         <w:tblW w:w="0" w:type="auto"/>
         <w:tblLook w:val="06A0" w:firstRow="1" w:lastRow="0" w:firstColumn="1" w:lastColumn="0" w:noHBand="1" w:noVBand="1"/>
       </w:tblPr>
@@ -497,7 +504,23 @@
                 <w:b/>
                 <w:bCs/>
               </w:rPr>
-              <w:t xml:space="preserve"> D. Backend II</w:t>
+              <w:t xml:space="preserve"> D. </w:t>
+            </w:r>
+            <w:proofErr w:type="spellStart"/>
+            <w:r>
+              <w:rPr>
+                <w:b/>
+                <w:bCs/>
+              </w:rPr>
+              <w:t>Backend</w:t>
+            </w:r>
+            <w:proofErr w:type="spellEnd"/>
+            <w:r>
+              <w:rPr>
+                <w:b/>
+                <w:bCs/>
+              </w:rPr>
+              <w:t xml:space="preserve"> II</w:t>
             </w:r>
           </w:p>
         </w:tc>
@@ -564,6 +587,20 @@
               </w:rPr>
               <w:t>Profesor:</w:t>
             </w:r>
+            <w:r>
+              <w:rPr>
+                <w:b/>
+                <w:bCs/>
+              </w:rPr>
+              <w:t xml:space="preserve"> </w:t>
+            </w:r>
+            <w:r>
+              <w:rPr>
+                <w:b/>
+                <w:bCs/>
+              </w:rPr>
+              <w:t>Marcelo Zepeda</w:t>
+            </w:r>
           </w:p>
         </w:tc>
         <w:tc>
@@ -606,7 +643,7 @@
     </w:p>
     <w:p>
       <w:pPr>
-        <w:pStyle w:val="Ttulo1"/>
+        <w:pStyle w:val="Heading1"/>
       </w:pPr>
       <w:r>
         <w:t>Descripción de la actividad</w:t>
@@ -628,10 +665,18 @@
       </w:r>
       <w:proofErr w:type="spellEnd"/>
       <w:r>
-        <w:t xml:space="preserve"> de seguridad en backend", donde deberás analizar las diferentes estrategias de implementación de </w:t>
+        <w:t xml:space="preserve"> de seguridad en </w:t>
       </w:r>
       <w:proofErr w:type="spellStart"/>
       <w:r>
+        <w:t>backend</w:t>
+      </w:r>
+      <w:proofErr w:type="spellEnd"/>
+      <w:r>
+        <w:t xml:space="preserve">", donde deberás analizar las diferentes estrategias de implementación de </w:t>
+      </w:r>
+      <w:proofErr w:type="spellStart"/>
+      <w:r>
         <w:t>frameworks</w:t>
       </w:r>
       <w:proofErr w:type="spellEnd"/>
@@ -644,12 +689,20 @@
       </w:r>
       <w:proofErr w:type="spellEnd"/>
       <w:r>
-        <w:t xml:space="preserve"> de seguridad seleccionado en la aplicación backend, asegurando la protección de los componentes frente a amenazas conocidas y siguiendo buenas prácticas y estándares de la industria.</w:t>
-      </w:r>
-    </w:p>
-    <w:p>
-      <w:pPr>
-        <w:pStyle w:val="Ttulo2"/>
+        <w:t xml:space="preserve"> de seguridad seleccionado en la aplicación </w:t>
+      </w:r>
+      <w:proofErr w:type="spellStart"/>
+      <w:r>
+        <w:t>backend</w:t>
+      </w:r>
+      <w:proofErr w:type="spellEnd"/>
+      <w:r>
+        <w:t>, asegurando la protección de los componentes frente a amenazas conocidas y siguiendo buenas prácticas y estándares de la industria.</w:t>
+      </w:r>
+    </w:p>
+    <w:p>
+      <w:pPr>
+        <w:pStyle w:val="Heading2"/>
         <w:rPr>
           <w:rFonts w:eastAsiaTheme="minorHAnsi" w:cstheme="minorBidi"/>
           <w:b w:val="0"/>
@@ -660,7 +713,7 @@
     </w:p>
     <w:p>
       <w:pPr>
-        <w:pStyle w:val="Ttulo2"/>
+        <w:pStyle w:val="Heading2"/>
       </w:pPr>
       <w:r>
         <w:t>Instrucciones específicas</w:t>
@@ -733,7 +786,21 @@
     </w:p>
     <w:p>
       <w:r>
-        <w:t>Revisa detalladamente el código del backend proporcionado de "LETRAS &amp; PAPELES", identificando los puntos críticos en términos de seguridad y las necesidades específicas del cliente.  </w:t>
+        <w:t xml:space="preserve">Revisa detalladamente el código del </w:t>
+      </w:r>
+      <w:proofErr w:type="spellStart"/>
+      <w:r>
+        <w:t>backend</w:t>
+      </w:r>
+      <w:proofErr w:type="spellEnd"/>
+      <w:r>
+        <w:t xml:space="preserve"> proporcionado de "</w:t>
+      </w:r>
+      <w:r>
+        <w:t>MINIMARKET PLUS</w:t>
+      </w:r>
+      <w:r>
+        <w:t>", identificando los puntos críticos en términos de seguridad y las necesidades específicas del cliente.  </w:t>
       </w:r>
     </w:p>
     <w:p>
@@ -890,7 +957,15 @@
     </w:p>
     <w:p>
       <w:r>
-        <w:t>Revisa detalladamente el código del backend, identificando los puntos críticos en términos de seguridad y las necesidades específicas que debes abordar en esta asignatura, te sugiero abordar los siguientes puntos: </w:t>
+        <w:t xml:space="preserve">Revisa detalladamente el código del </w:t>
+      </w:r>
+      <w:proofErr w:type="spellStart"/>
+      <w:r>
+        <w:t>backend</w:t>
+      </w:r>
+      <w:proofErr w:type="spellEnd"/>
+      <w:r>
+        <w:t>, identificando los puntos críticos en términos de seguridad y las necesidades específicas que debes abordar en esta asignatura, te sugiero abordar los siguientes puntos: </w:t>
       </w:r>
     </w:p>
     <w:p>
@@ -1079,7 +1154,23 @@
         <w:t>b</w:t>
       </w:r>
       <w:r>
-        <w:t>asándote en el análisis, explica por qué el método escogido está alineado con los requerimientos del proyecto desarrollado en "Desarrollo Backend I" y cómo responde a los objetivos específicos planteados en esta asignatura, "Desarrollo Backend II". </w:t>
+        <w:t xml:space="preserve">asándote en el análisis, explica por qué el método escogido está alineado con los requerimientos del proyecto desarrollado en "Desarrollo </w:t>
+      </w:r>
+      <w:proofErr w:type="spellStart"/>
+      <w:r>
+        <w:t>Backend</w:t>
+      </w:r>
+      <w:proofErr w:type="spellEnd"/>
+      <w:r>
+        <w:t xml:space="preserve"> I" y cómo responde a los objetivos específicos planteados en esta asignatura, "Desarrollo </w:t>
+      </w:r>
+      <w:proofErr w:type="spellStart"/>
+      <w:r>
+        <w:t>Backend</w:t>
+      </w:r>
+      <w:proofErr w:type="spellEnd"/>
+      <w:r>
+        <w:t xml:space="preserve"> II". </w:t>
       </w:r>
     </w:p>
     <w:p>
@@ -1138,7 +1229,15 @@
       </w:r>
       <w:proofErr w:type="spellEnd"/>
       <w:r>
-        <w:t xml:space="preserve"> de seguridad seleccionado en el backend proporcionado. </w:t>
+        <w:t xml:space="preserve"> de seguridad seleccionado en el </w:t>
+      </w:r>
+      <w:proofErr w:type="spellStart"/>
+      <w:r>
+        <w:t>backend</w:t>
+      </w:r>
+      <w:proofErr w:type="spellEnd"/>
+      <w:r>
+        <w:t xml:space="preserve"> proporcionado. </w:t>
       </w:r>
     </w:p>
     <w:p>
@@ -1250,23 +1349,47 @@
     </w:p>
     <w:p>
       <w:pPr>
-        <w:pStyle w:val="Prrafodelista"/>
-      </w:pPr>
-      <w:r>
-        <w:t>¿Cuáles son las principales amenazas de seguridad que enfrenta el backend reutilizado del proyecto desarrollado en "Desarrollo Backend I" y cómo pueden impactar su funcionalidad y objetivos? </w:t>
-      </w:r>
-    </w:p>
-    <w:p>
-      <w:pPr>
-        <w:pStyle w:val="Prrafodelista"/>
-      </w:pPr>
-      <w:r>
-        <w:t>¿Qué estrategias de seguridad son más apropiadas para mitigar estas amenazas en el contexto de una aplicación backend? </w:t>
-      </w:r>
-    </w:p>
-    <w:p>
-      <w:pPr>
-        <w:pStyle w:val="Prrafodelista"/>
+        <w:pStyle w:val="ListParagraph"/>
+      </w:pPr>
+      <w:r>
+        <w:t xml:space="preserve">¿Cuáles son las principales amenazas de seguridad que enfrenta el </w:t>
+      </w:r>
+      <w:proofErr w:type="spellStart"/>
+      <w:r>
+        <w:t>backend</w:t>
+      </w:r>
+      <w:proofErr w:type="spellEnd"/>
+      <w:r>
+        <w:t xml:space="preserve"> reutilizado del proyecto desarrollado en "Desarrollo </w:t>
+      </w:r>
+      <w:proofErr w:type="spellStart"/>
+      <w:r>
+        <w:t>Backend</w:t>
+      </w:r>
+      <w:proofErr w:type="spellEnd"/>
+      <w:r>
+        <w:t xml:space="preserve"> I" y cómo pueden impactar su funcionalidad y objetivos? </w:t>
+      </w:r>
+    </w:p>
+    <w:p>
+      <w:pPr>
+        <w:pStyle w:val="ListParagraph"/>
+      </w:pPr>
+      <w:r>
+        <w:t xml:space="preserve">¿Qué estrategias de seguridad son más apropiadas para mitigar estas amenazas en el contexto de una aplicación </w:t>
+      </w:r>
+      <w:proofErr w:type="spellStart"/>
+      <w:r>
+        <w:t>backend</w:t>
+      </w:r>
+      <w:proofErr w:type="spellEnd"/>
+      <w:r>
+        <w:t>? </w:t>
+      </w:r>
+    </w:p>
+    <w:p>
+      <w:pPr>
+        <w:pStyle w:val="ListParagraph"/>
       </w:pPr>
       <w:r>
         <w:t xml:space="preserve">¿Qué </w:t>
@@ -1282,7 +1405,7 @@
     </w:p>
     <w:p>
       <w:pPr>
-        <w:pStyle w:val="Prrafodelista"/>
+        <w:pStyle w:val="ListParagraph"/>
       </w:pPr>
       <w:r>
         <w:t xml:space="preserve">¿Cómo implementaste la autenticación y autorización para los diferentes roles en el </w:t>
@@ -1298,7 +1421,7 @@
     </w:p>
     <w:p>
       <w:pPr>
-        <w:pStyle w:val="Prrafodelista"/>
+        <w:pStyle w:val="ListParagraph"/>
       </w:pPr>
       <w:r>
         <w:t>¿Qué medidas adicionales implementaste para asegurar el cumplimiento de normativas de protección de datos aplicables? </w:t>
@@ -1311,133 +1434,743 @@
           <w:bCs/>
         </w:rPr>
       </w:pPr>
-    </w:p>
-    <w:p>
-      <w:pPr>
+      <w:r>
         <w:rPr>
           <w:b/>
           <w:bCs/>
         </w:rPr>
-      </w:pPr>
+        <w:lastRenderedPageBreak/>
+        <w:t xml:space="preserve">Paso 3: Documentación y </w:t>
+      </w:r>
       <w:r>
         <w:rPr>
           <w:b/>
           <w:bCs/>
         </w:rPr>
-        <w:t xml:space="preserve">Paso 3: Documentación y </w:t>
+        <w:t>e</w:t>
       </w:r>
       <w:r>
         <w:rPr>
           <w:b/>
           <w:bCs/>
         </w:rPr>
-        <w:t>e</w:t>
-      </w:r>
-      <w:r>
+        <w:t>ntrega </w:t>
+      </w:r>
+    </w:p>
+    <w:p>
+      <w:r>
+        <w:t>Elabora</w:t>
+      </w:r>
+      <w:r>
+        <w:t>,</w:t>
+      </w:r>
+      <w:r>
+        <w:t xml:space="preserve"> </w:t>
+      </w:r>
+      <w:r>
+        <w:t xml:space="preserve">en este documento, </w:t>
+      </w:r>
+      <w:r>
+        <w:t>un informe detallado que describa el proceso de análisis y configuración realizado. </w:t>
+      </w:r>
+      <w:r>
+        <w:t>Este deberá incluir:</w:t>
+      </w:r>
+    </w:p>
+    <w:p>
+      <w:pPr>
+        <w:pStyle w:val="ListParagraph"/>
+      </w:pPr>
+      <w:r>
+        <w:t>Análisis de las estrategias de implementación y justificación de la selección realizada. </w:t>
+      </w:r>
+    </w:p>
+    <w:p>
+      <w:pPr>
+        <w:pStyle w:val="ListParagraph"/>
+      </w:pPr>
+      <w:r>
+        <w:t xml:space="preserve">Descripción paso a paso de la configuración del </w:t>
+      </w:r>
+      <w:proofErr w:type="spellStart"/>
+      <w:r>
+        <w:t>framework</w:t>
+      </w:r>
+      <w:proofErr w:type="spellEnd"/>
+      <w:r>
+        <w:t xml:space="preserve"> de </w:t>
+      </w:r>
+      <w:r>
+        <w:t>seguridad.</w:t>
+      </w:r>
+    </w:p>
+    <w:p>
+      <w:pPr>
+        <w:pStyle w:val="ListParagraph"/>
+      </w:pPr>
+      <w:r>
+        <w:t xml:space="preserve">Explicación de cómo la configuración realizada protege los componentes </w:t>
+      </w:r>
+      <w:proofErr w:type="spellStart"/>
+      <w:r>
+        <w:t>backend</w:t>
+      </w:r>
+      <w:proofErr w:type="spellEnd"/>
+      <w:r>
+        <w:t xml:space="preserve"> frente a las amenazas identificadas. </w:t>
+      </w:r>
+    </w:p>
+    <w:p/>
+    <w:p/>
+    <w:p/>
+    <w:p/>
+    <w:p/>
+    <w:p/>
+    <w:p/>
+    <w:p/>
+    <w:p/>
+    <w:p/>
+    <w:p/>
+    <w:p/>
+    <w:p/>
+    <w:p/>
+    <w:p/>
+    <w:p/>
+    <w:p/>
+    <w:p>
+      <w:pPr>
         <w:rPr>
           <w:b/>
           <w:bCs/>
-        </w:rPr>
-        <w:t>ntrega </w:t>
-      </w:r>
-    </w:p>
-    <w:p>
-      <w:r>
-        <w:t>Elabora</w:t>
-      </w:r>
-      <w:r>
-        <w:t>,</w:t>
-      </w:r>
-      <w:r>
-        <w:t xml:space="preserve"> </w:t>
-      </w:r>
-      <w:r>
-        <w:t xml:space="preserve">en este documento, </w:t>
-      </w:r>
-      <w:r>
-        <w:t>un informe detallado que describa el proceso de análisis y configuración realizado. </w:t>
-      </w:r>
-      <w:r>
-        <w:t>Este deberá incluir:</w:t>
-      </w:r>
-    </w:p>
-    <w:p>
-      <w:pPr>
-        <w:pStyle w:val="Prrafodelista"/>
-      </w:pPr>
-      <w:r>
-        <w:t>Análisis de las estrategias de implementación y justificación de la selección realizada. </w:t>
-      </w:r>
-    </w:p>
-    <w:p>
-      <w:pPr>
-        <w:pStyle w:val="Prrafodelista"/>
-      </w:pPr>
-      <w:r>
-        <w:t xml:space="preserve">Descripción paso a paso de la configuración del </w:t>
-      </w:r>
-      <w:proofErr w:type="spellStart"/>
-      <w:r>
-        <w:t>framework</w:t>
-      </w:r>
-      <w:proofErr w:type="spellEnd"/>
-      <w:r>
-        <w:t xml:space="preserve"> de </w:t>
-      </w:r>
-      <w:r>
-        <w:t>seguridad.</w:t>
-      </w:r>
-    </w:p>
-    <w:p>
-      <w:pPr>
-        <w:pStyle w:val="Prrafodelista"/>
-      </w:pPr>
-      <w:r>
-        <w:t>Explicación de cómo la configuración realizada protege los componentes backend frente a las amenazas identificadas. </w:t>
-      </w:r>
-    </w:p>
-    <w:p/>
-    <w:p>
-      <w:pPr>
-        <w:ind w:left="459"/>
+          <w:sz w:val="32"/>
+          <w:szCs w:val="28"/>
+        </w:rPr>
+      </w:pPr>
+      <w:r>
         <w:rPr>
           <w:b/>
           <w:bCs/>
-        </w:rPr>
-      </w:pPr>
-      <w:r>
+          <w:sz w:val="32"/>
+          <w:szCs w:val="28"/>
+        </w:rPr>
+        <w:t>Entrega </w:t>
+      </w:r>
+    </w:p>
+    <w:p>
+      <w:r>
+        <w:t xml:space="preserve">Deja tus evidencias a partir de esta parte: </w:t>
+      </w:r>
+    </w:p>
+    <w:p>
+      <w:pPr>
         <w:rPr>
           <w:b/>
           <w:bCs/>
-        </w:rPr>
-        <w:br w:type="page"/>
-      </w:r>
-    </w:p>
-    <w:p>
-      <w:pPr>
+          <w:sz w:val="28"/>
+          <w:szCs w:val="24"/>
+        </w:rPr>
+      </w:pPr>
+      <w:r>
         <w:rPr>
           <w:b/>
           <w:bCs/>
-        </w:rPr>
-      </w:pPr>
+          <w:sz w:val="28"/>
+          <w:szCs w:val="24"/>
+        </w:rPr>
+        <w:t xml:space="preserve">Análisis y selección de la estrategia y </w:t>
+      </w:r>
+      <w:proofErr w:type="spellStart"/>
       <w:r>
         <w:rPr>
           <w:b/>
           <w:bCs/>
-        </w:rPr>
+          <w:sz w:val="28"/>
+          <w:szCs w:val="24"/>
+        </w:rPr>
+        <w:t>framework</w:t>
+      </w:r>
+      <w:proofErr w:type="spellEnd"/>
+      <w:r>
+        <w:rPr>
+          <w:b/>
+          <w:bCs/>
+          <w:sz w:val="28"/>
+          <w:szCs w:val="24"/>
+        </w:rPr>
+        <w:t xml:space="preserve"> de seguridad (Paso 1):</w:t>
+      </w:r>
+    </w:p>
+    <w:p>
+      <w:pPr>
+        <w:rPr>
+          <w:b/>
+          <w:bCs/>
+        </w:rPr>
+      </w:pPr>
+      <w:r>
+        <w:rPr>
+          <w:b/>
+          <w:bCs/>
+        </w:rPr>
+        <w:t>Importancia de la seguridad y normativas aplicables</w:t>
+      </w:r>
+    </w:p>
+    <w:p>
+      <w:r>
+        <w:t xml:space="preserve">La seguridad en el </w:t>
+      </w:r>
+      <w:proofErr w:type="spellStart"/>
+      <w:r>
+        <w:t>backend</w:t>
+      </w:r>
+      <w:proofErr w:type="spellEnd"/>
+      <w:r>
+        <w:t xml:space="preserve"> es el pilar fundamental para garantizar la confidencialidad, integridad y disponibilidad de la información del sistema "LETRAS &amp; PAPELES" (actualmente modelado sobre la base de un sistema de </w:t>
+      </w:r>
+      <w:proofErr w:type="spellStart"/>
+      <w:r>
+        <w:t>Minimarket</w:t>
+      </w:r>
+      <w:proofErr w:type="spellEnd"/>
+      <w:r>
+        <w:t xml:space="preserve"> que es el archivo </w:t>
+      </w:r>
+      <w:proofErr w:type="spellStart"/>
+      <w:r>
+        <w:t>backend</w:t>
+      </w:r>
+      <w:proofErr w:type="spellEnd"/>
+      <w:r>
+        <w:t xml:space="preserve"> entregado</w:t>
+      </w:r>
+      <w:r>
+        <w:t>). Una vulnerabilidad en esta capa compromete directamente los datos personales de clientes y empleados. Según los estándares de la industria y normativas vigentes de protección de datos personales (como la Ley 19.628 sobre Protección de la Vida Privada, aplicable a nuestro contexto local), las organizaciones tienen la obligación legal de resguardar esta información mediante arquitecturas robustas que impidan el acceso no autorizado y la filtración de credenciales.</w:t>
+      </w:r>
+    </w:p>
+    <w:p>
+      <w:pPr>
+        <w:rPr>
+          <w:b/>
+          <w:bCs/>
+        </w:rPr>
+      </w:pPr>
+      <w:r>
+        <w:rPr>
+          <w:b/>
+          <w:bCs/>
+        </w:rPr>
+        <w:t>2. Identificación de amenazas y puntos críticos en el código base</w:t>
+      </w:r>
+    </w:p>
+    <w:p>
+      <w:r>
+        <w:t>Al auditar el código del proyecto, se han identificado los siguientes puntos críticos y amenazas:</w:t>
+      </w:r>
+    </w:p>
+    <w:p>
+      <w:pPr>
+        <w:numPr>
+          <w:ilvl w:val="0"/>
+          <w:numId w:val="48"/>
+        </w:numPr>
+      </w:pPr>
+      <w:r>
+        <w:rPr>
+          <w:b/>
+          <w:bCs/>
+        </w:rPr>
+        <w:t>Decisión sobre CSRF en API REST:</w:t>
+      </w:r>
+      <w:r>
+        <w:t xml:space="preserve"> Tras el análisis, se determinó que la protección CSRF mediante cookies no era la estrategia más adecuada para este </w:t>
+      </w:r>
+      <w:proofErr w:type="spellStart"/>
+      <w:r>
+        <w:t>backend</w:t>
+      </w:r>
+      <w:proofErr w:type="spellEnd"/>
+      <w:r>
+        <w:t xml:space="preserve">, dado que la API se consume principalmente como servicio REST mediante HTTP Basic </w:t>
+      </w:r>
+      <w:proofErr w:type="spellStart"/>
+      <w:r>
+        <w:t>Auth</w:t>
+      </w:r>
+      <w:proofErr w:type="spellEnd"/>
+      <w:r>
+        <w:t xml:space="preserve"> (</w:t>
+      </w:r>
+      <w:proofErr w:type="spellStart"/>
+      <w:r>
+        <w:t>Postman</w:t>
+      </w:r>
+      <w:proofErr w:type="spellEnd"/>
+      <w:r>
+        <w:t xml:space="preserve">, </w:t>
+      </w:r>
+      <w:proofErr w:type="spellStart"/>
+      <w:r>
+        <w:t>curl</w:t>
+      </w:r>
+      <w:proofErr w:type="spellEnd"/>
+      <w:r>
+        <w:t xml:space="preserve">, clientes desacoplados), sin flujos de navegador con sesión persistente. Por ello, en la versión final se configuró </w:t>
+      </w:r>
+      <w:proofErr w:type="spellStart"/>
+      <w:r>
+        <w:t>csrf</w:t>
+      </w:r>
+      <w:proofErr w:type="spellEnd"/>
+      <w:r>
+        <w:t>(</w:t>
+      </w:r>
+      <w:proofErr w:type="spellStart"/>
+      <w:r>
+        <w:t>AbstractHttpConfigurer</w:t>
+      </w:r>
+      <w:proofErr w:type="spellEnd"/>
+      <w:r>
+        <w:t>::</w:t>
+      </w:r>
+      <w:proofErr w:type="spellStart"/>
+      <w:r>
+        <w:t>disable</w:t>
+      </w:r>
+      <w:proofErr w:type="spellEnd"/>
+      <w:r>
+        <w:t>), documentando explícitamente que la mitigación de accesos no autorizados recae en la autenticación y autorización por roles, no en tokens CSRF de formulario.</w:t>
+      </w:r>
+    </w:p>
+    <w:p>
+      <w:pPr>
+        <w:numPr>
+          <w:ilvl w:val="0"/>
+          <w:numId w:val="48"/>
+        </w:numPr>
+      </w:pPr>
+      <w:r>
+        <w:rPr>
+          <w:b/>
+          <w:bCs/>
+        </w:rPr>
+        <w:t>Ataques de Inyección SQL:</w:t>
+      </w:r>
+      <w:r>
+        <w:t xml:space="preserve"> Aunque la implementación de Spring Data JPA abstrae las consultas y mitiga en gran medida este riesgo mediante consultas parametrizadas, </w:t>
+      </w:r>
+      <w:r>
         <w:lastRenderedPageBreak/>
-        <w:t>Entrega </w:t>
-      </w:r>
-    </w:p>
-    <w:p>
-      <w:r>
-        <w:t xml:space="preserve">Deja tus evidencias a partir de esta parte: </w:t>
+        <w:t>sigue siendo una amenaza latente si existen controladores que concatenen parámetros recibidos por URL directamente en consultas nativas.</w:t>
+      </w:r>
+    </w:p>
+    <w:p>
+      <w:pPr>
+        <w:numPr>
+          <w:ilvl w:val="0"/>
+          <w:numId w:val="48"/>
+        </w:numPr>
+      </w:pPr>
+      <w:r>
+        <w:rPr>
+          <w:b/>
+          <w:bCs/>
+        </w:rPr>
+        <w:t>Ataques XSS (Cross-Site Scripting):</w:t>
+      </w:r>
+      <w:r>
+        <w:t xml:space="preserve"> Existe el riesgo de que datos no sanitizados ingresados por usuarios se reflejen en la vista, permitiendo la ejecución de scripts maliciosos. Spring Security ayuda a mitigar esto mediante la configuración estricta de cabeceras de seguridad.</w:t>
+      </w:r>
+    </w:p>
+    <w:p>
+      <w:pPr>
+        <w:numPr>
+          <w:ilvl w:val="0"/>
+          <w:numId w:val="48"/>
+        </w:numPr>
+      </w:pPr>
+      <w:r>
+        <w:t>Exposición de datos sensibles y accesos no autorizados: En el código base inicial, SecurityConfig.java permitía tráfico irrestricto a /</w:t>
+      </w:r>
+      <w:proofErr w:type="spellStart"/>
+      <w:r>
+        <w:t>public</w:t>
+      </w:r>
+      <w:proofErr w:type="spellEnd"/>
+      <w:r>
+        <w:t xml:space="preserve">/ y bloqueaba el resto de forma genérica, sin segmentación granular por roles pese a contar con la entidad Rol.java. Esta brecha se mitigó en la implementación final mediante la matriz de autorización por cuatro roles (CLIENTE, EMPLEADO, GERENTE, ADMIN) y la protección de credenciales con </w:t>
+      </w:r>
+      <w:proofErr w:type="spellStart"/>
+      <w:r>
+        <w:t>BCrypt</w:t>
+      </w:r>
+      <w:proofErr w:type="spellEnd"/>
+      <w:r>
+        <w:t xml:space="preserve">, </w:t>
+      </w:r>
+      <w:proofErr w:type="spellStart"/>
+      <w:r>
+        <w:t>DTOs</w:t>
+      </w:r>
+      <w:proofErr w:type="spellEnd"/>
+      <w:r>
+        <w:t xml:space="preserve"> de respuesta y @JsonIgnore en el campo </w:t>
+      </w:r>
+      <w:proofErr w:type="spellStart"/>
+      <w:r>
+        <w:t>password</w:t>
+      </w:r>
+      <w:proofErr w:type="spellEnd"/>
+      <w:r>
+        <w:t>.</w:t>
+      </w:r>
+    </w:p>
+    <w:p>
+      <w:r>
+        <w:rPr>
+          <w:b/>
+          <w:bCs/>
+        </w:rPr>
+        <w:t>Filtración de información técnica en respuestas de error:</w:t>
+      </w:r>
+      <w:r>
+        <w:t xml:space="preserve"> Durante las pruebas funcionales se detectó que, ante errores de integridad referencial (por ejemplo, al crear un producto con una categoría inexistente), Spring </w:t>
+      </w:r>
+      <w:proofErr w:type="spellStart"/>
+      <w:r>
+        <w:t>Boot</w:t>
+      </w:r>
+      <w:proofErr w:type="spellEnd"/>
+      <w:r>
+        <w:t xml:space="preserve"> devolvía respuestas HTTP 500 con campos trace y </w:t>
+      </w:r>
+      <w:proofErr w:type="spellStart"/>
+      <w:r>
+        <w:t>message</w:t>
+      </w:r>
+      <w:proofErr w:type="spellEnd"/>
+      <w:r>
+        <w:t xml:space="preserve"> que exponían consultas SQL, nombres de </w:t>
+      </w:r>
+      <w:proofErr w:type="spellStart"/>
+      <w:r>
+        <w:t>constraints</w:t>
+      </w:r>
+      <w:proofErr w:type="spellEnd"/>
+      <w:r>
+        <w:t xml:space="preserve"> y rutas internas de la aplicación. Esta filtración facilita el reconocimiento del sistema por parte de un atacante y constituye una vulnerabilidad de divulgación de información, contraria al principio de minimización de datos exigido por normativas como la Ley 19.628.</w:t>
+      </w:r>
+    </w:p>
+    <w:p>
+      <w:pPr>
+        <w:rPr>
+          <w:b/>
+          <w:bCs/>
+        </w:rPr>
+      </w:pPr>
+      <w:r>
+        <w:rPr>
+          <w:b/>
+          <w:bCs/>
+        </w:rPr>
+        <w:t>3. Requerimientos de Autenticación y Autorización</w:t>
+      </w:r>
+    </w:p>
+    <w:p>
+      <w:r>
+        <w:t>Basado en el modelo de entidades (Usuario.java y Rol.java), el sistema requiere segmentación de accesos:</w:t>
+      </w:r>
+    </w:p>
+    <w:p>
+      <w:pPr>
+        <w:numPr>
+          <w:ilvl w:val="0"/>
+          <w:numId w:val="49"/>
+        </w:numPr>
+      </w:pPr>
+      <w:r>
+        <w:rPr>
+          <w:b/>
+          <w:bCs/>
+        </w:rPr>
+        <w:t>Administradores / Gerentes:</w:t>
+      </w:r>
+      <w:r>
+        <w:t xml:space="preserve"> Requieren acceso total a la gestión de inventario, usuarios y reportes de ventas.</w:t>
+      </w:r>
+    </w:p>
+    <w:p>
+      <w:pPr>
+        <w:numPr>
+          <w:ilvl w:val="0"/>
+          <w:numId w:val="49"/>
+        </w:numPr>
+      </w:pPr>
+      <w:r>
+        <w:rPr>
+          <w:b/>
+          <w:bCs/>
+        </w:rPr>
+        <w:t>Empleados:</w:t>
+      </w:r>
+      <w:r>
+        <w:t xml:space="preserve"> Requieren acceso a las operaciones diarias (ej. registrar ventas), pero sin permisos administrativos.</w:t>
+      </w:r>
+    </w:p>
+    <w:p>
+      <w:pPr>
+        <w:numPr>
+          <w:ilvl w:val="0"/>
+          <w:numId w:val="49"/>
+        </w:numPr>
+      </w:pPr>
+      <w:r>
+        <w:rPr>
+          <w:b/>
+          <w:bCs/>
+        </w:rPr>
+        <w:t>Clientes:</w:t>
+      </w:r>
+      <w:r>
+        <w:t xml:space="preserve"> Acceso únicamente a catálogos públicos o sus propios carritos de compra.</w:t>
+      </w:r>
+    </w:p>
+    <w:p>
+      <w:pPr>
+        <w:rPr>
+          <w:b/>
+          <w:bCs/>
+        </w:rPr>
+      </w:pPr>
+      <w:r>
+        <w:rPr>
+          <w:b/>
+          <w:bCs/>
+        </w:rPr>
+        <w:lastRenderedPageBreak/>
+        <w:t>3.1 Modelo de roles implementado</w:t>
+      </w:r>
+    </w:p>
+    <w:p>
+      <w:r>
+        <w:t xml:space="preserve">Con base en el análisis del dominio del </w:t>
+      </w:r>
+      <w:proofErr w:type="spellStart"/>
+      <w:r>
+        <w:t>minimarket</w:t>
+      </w:r>
+      <w:proofErr w:type="spellEnd"/>
+      <w:r>
+        <w:t xml:space="preserve"> y los requerimientos del cliente, se definieron cuatro roles con responsabilidades diferenciadas:</w:t>
+      </w:r>
+    </w:p>
+    <w:p>
+      <w:r>
+        <w:rPr>
+          <w:b/>
+          <w:bCs/>
+        </w:rPr>
+        <w:t>CLIENTE:</w:t>
+      </w:r>
+      <w:r>
+        <w:t xml:space="preserve"> consulta catálogo público y gestiona su carrito de compras (/api/carrito/**).</w:t>
+      </w:r>
+    </w:p>
+    <w:p>
+      <w:r>
+        <w:rPr>
+          <w:b/>
+          <w:bCs/>
+        </w:rPr>
+        <w:t xml:space="preserve">EMPLEADO: </w:t>
+      </w:r>
+      <w:r>
+        <w:t>opera la caja; puede registrar y consultar ventas y detalle de ventas, además de consultar inventario en modo lectura.</w:t>
+      </w:r>
+    </w:p>
+    <w:p>
+      <w:r>
+        <w:rPr>
+          <w:b/>
+          <w:bCs/>
+        </w:rPr>
+        <w:t>GERENTE:</w:t>
+      </w:r>
+      <w:r>
+        <w:t xml:space="preserve"> gestión operativa del negocio; puede administrar productos, categorías, inventario y ventas, pero no la administración de usuarios.</w:t>
+      </w:r>
+    </w:p>
+    <w:p>
+      <w:r>
+        <w:rPr>
+          <w:b/>
+          <w:bCs/>
+        </w:rPr>
+        <w:t>ADMIN:</w:t>
+      </w:r>
+      <w:r>
+        <w:t xml:space="preserve"> rol de máximo privilegio; hereda las capacidades operativas y es el único autorizado a gestionar usuarios (/api/usuarios/**).</w:t>
+      </w:r>
+    </w:p>
+    <w:p>
+      <w:r>
+        <w:t>Esta segmentación permite aplicar el principio de mínimo privilegio: cada tipo de actor accede únicamente a los recursos necesarios para su función, reduciendo la superficie de ataque ante credenciales comprometidas.</w:t>
+      </w:r>
+    </w:p>
+    <w:p>
+      <w:pPr>
+        <w:rPr>
+          <w:b/>
+          <w:bCs/>
+        </w:rPr>
+      </w:pPr>
+      <w:r>
+        <w:rPr>
+          <w:b/>
+          <w:bCs/>
+        </w:rPr>
+        <w:t>4. Selección y Justificación de la Estrategia</w:t>
+      </w:r>
+    </w:p>
+    <w:p>
+      <w:r>
+        <w:t xml:space="preserve">La estrategia seleccionada es </w:t>
+      </w:r>
+      <w:r>
+        <w:rPr>
+          <w:b/>
+          <w:bCs/>
+        </w:rPr>
+        <w:t>"Autenticación con nombre de usuario y contraseña, respaldada por Base de Datos (JDBC/JPA)"</w:t>
+      </w:r>
+      <w:r>
+        <w:t xml:space="preserve"> implementando el </w:t>
+      </w:r>
+      <w:proofErr w:type="spellStart"/>
+      <w:r>
+        <w:t>framework</w:t>
+      </w:r>
+      <w:proofErr w:type="spellEnd"/>
+      <w:r>
+        <w:t xml:space="preserve"> </w:t>
+      </w:r>
+      <w:r>
+        <w:rPr>
+          <w:b/>
+          <w:bCs/>
+        </w:rPr>
+        <w:t>Spring Security</w:t>
+      </w:r>
+      <w:r>
+        <w:t>.</w:t>
+      </w:r>
+    </w:p>
+    <w:p>
+      <w:r>
+        <w:rPr>
+          <w:b/>
+          <w:bCs/>
+        </w:rPr>
+        <w:t>Justificación Técnica:</w:t>
+      </w:r>
+      <w:r>
+        <w:t xml:space="preserve"> Esta estrategia se alinea perfectamente con los requerimientos del cliente y la arquitectura existente dejada en "Desarrollo </w:t>
+      </w:r>
+      <w:proofErr w:type="spellStart"/>
+      <w:r>
+        <w:t>Backend</w:t>
+      </w:r>
+      <w:proofErr w:type="spellEnd"/>
+      <w:r>
+        <w:t xml:space="preserve"> I".</w:t>
+      </w:r>
+    </w:p>
+    <w:p>
+      <w:pPr>
+        <w:numPr>
+          <w:ilvl w:val="0"/>
+          <w:numId w:val="50"/>
+        </w:numPr>
+      </w:pPr>
+      <w:r>
+        <w:t>Al contar ya con las entidades Usuario y Rol mapeadas con @ManyToMany, utilizar autenticación "En memoria" sería un retroceso arquitectónico, poco escalable y deficiente para un entorno de producción.</w:t>
+      </w:r>
+    </w:p>
+    <w:p>
+      <w:pPr>
+        <w:numPr>
+          <w:ilvl w:val="0"/>
+          <w:numId w:val="50"/>
+        </w:numPr>
+      </w:pPr>
+      <w:r>
+        <w:t xml:space="preserve">La integración de Spring Security mediante la interfaz </w:t>
+      </w:r>
+      <w:proofErr w:type="spellStart"/>
+      <w:r>
+        <w:t>UserDetailsService</w:t>
+      </w:r>
+      <w:proofErr w:type="spellEnd"/>
+      <w:r>
+        <w:t xml:space="preserve"> permite validar las credenciales almacenadas (cifradas mediante el </w:t>
+      </w:r>
+      <w:proofErr w:type="spellStart"/>
+      <w:r>
+        <w:t>Bean</w:t>
+      </w:r>
+      <w:proofErr w:type="spellEnd"/>
+      <w:r>
+        <w:t xml:space="preserve"> </w:t>
+      </w:r>
+      <w:proofErr w:type="spellStart"/>
+      <w:r>
+        <w:t>BCryptPasswordEncoder</w:t>
+      </w:r>
+      <w:proofErr w:type="spellEnd"/>
+      <w:r>
+        <w:t xml:space="preserve"> ya presente en la configuración) directamente contra la base de datos de forma dinámica.</w:t>
+      </w:r>
+    </w:p>
+    <w:p>
+      <w:pPr>
+        <w:numPr>
+          <w:ilvl w:val="0"/>
+          <w:numId w:val="50"/>
+        </w:numPr>
+      </w:pPr>
+      <w:r>
+        <w:lastRenderedPageBreak/>
+        <w:t xml:space="preserve">Esta estrategia permite escalar en iteraciones futuras hacia autenticación basada en tokens (JWT), pero para cumplir con el alcance de esta entrega se priorizó la validación de credenciales contra base de datos mediante </w:t>
+      </w:r>
+      <w:proofErr w:type="spellStart"/>
+      <w:r>
+        <w:t>UserDetailsService</w:t>
+      </w:r>
+      <w:proofErr w:type="spellEnd"/>
+      <w:r>
+        <w:t xml:space="preserve">, combinada con HTTP Basic </w:t>
+      </w:r>
+      <w:proofErr w:type="spellStart"/>
+      <w:r>
+        <w:t>Auth</w:t>
+      </w:r>
+      <w:proofErr w:type="spellEnd"/>
+      <w:r>
+        <w:t xml:space="preserve"> para pruebas de API y </w:t>
+      </w:r>
+      <w:proofErr w:type="spellStart"/>
+      <w:r>
+        <w:t>formLogin</w:t>
+      </w:r>
+      <w:proofErr w:type="spellEnd"/>
+      <w:r>
+        <w:t xml:space="preserve"> para demostración en navegador.</w:t>
       </w:r>
     </w:p>
     <w:p/>
     <w:p/>
     <w:p>
       <w:pPr>
+        <w:ind w:left="459"/>
         <w:rPr>
           <w:b/>
           <w:bCs/>
@@ -1448,415 +2181,1499 @@
           <w:b/>
           <w:bCs/>
         </w:rPr>
-        <w:t xml:space="preserve">Análisis y selección de la estrategia y </w:t>
-      </w:r>
-      <w:proofErr w:type="spellStart"/>
-      <w:r>
+        <w:br w:type="page"/>
+      </w:r>
+    </w:p>
+    <w:p>
+      <w:pPr>
         <w:rPr>
           <w:b/>
           <w:bCs/>
-        </w:rPr>
-        <w:t>framework</w:t>
-      </w:r>
-      <w:proofErr w:type="spellEnd"/>
+          <w:sz w:val="28"/>
+          <w:szCs w:val="24"/>
+        </w:rPr>
+      </w:pPr>
       <w:r>
         <w:rPr>
           <w:b/>
           <w:bCs/>
-        </w:rPr>
-        <w:t xml:space="preserve"> de seguridad (Paso 1)</w:t>
-      </w:r>
-      <w:r>
+          <w:sz w:val="28"/>
+          <w:szCs w:val="24"/>
+        </w:rPr>
+        <w:lastRenderedPageBreak/>
+        <w:t>Guía de configuración y explicación de la implementación (Paso 2):</w:t>
+      </w:r>
+    </w:p>
+    <w:p>
+      <w:pPr>
         <w:rPr>
           <w:b/>
           <w:bCs/>
         </w:rPr>
-        <w:t>:</w:t>
-      </w:r>
-    </w:p>
-    <w:p>
-      <w:pPr>
+      </w:pPr>
+      <w:r>
         <w:rPr>
           <w:b/>
           <w:bCs/>
         </w:rPr>
-      </w:pPr>
-      <w:r>
+        <w:t>Integración del Framework de Seguridad</w:t>
+      </w:r>
+    </w:p>
+    <w:p>
+      <w:r>
+        <w:t xml:space="preserve">Se verificó el archivo pom.xml, confirmando la inclusión de la dependencia </w:t>
+      </w:r>
+      <w:proofErr w:type="spellStart"/>
+      <w:r>
+        <w:t>spring</w:t>
+      </w:r>
+      <w:proofErr w:type="spellEnd"/>
+      <w:r>
+        <w:t>-</w:t>
+      </w:r>
+      <w:proofErr w:type="spellStart"/>
+      <w:r>
+        <w:t>boot</w:t>
+      </w:r>
+      <w:proofErr w:type="spellEnd"/>
+      <w:r>
+        <w:t>-starter-</w:t>
+      </w:r>
+      <w:proofErr w:type="spellStart"/>
+      <w:r>
+        <w:t>security</w:t>
+      </w:r>
+      <w:proofErr w:type="spellEnd"/>
+      <w:r>
+        <w:t xml:space="preserve">. Esto inicializa el </w:t>
+      </w:r>
+      <w:proofErr w:type="spellStart"/>
+      <w:r>
+        <w:t>framework</w:t>
+      </w:r>
+      <w:proofErr w:type="spellEnd"/>
+      <w:r>
+        <w:t xml:space="preserve"> Spring Security en el proyecto, el cual por defecto protege todos los </w:t>
+      </w:r>
+      <w:proofErr w:type="spellStart"/>
+      <w:r>
+        <w:t>endpoints</w:t>
+      </w:r>
+      <w:proofErr w:type="spellEnd"/>
+      <w:r>
+        <w:t xml:space="preserve">. Posteriormente, se procedió a personalizar la clase </w:t>
+      </w:r>
+      <w:proofErr w:type="spellStart"/>
+      <w:r>
+        <w:t>SecurityConfig</w:t>
+      </w:r>
+      <w:proofErr w:type="spellEnd"/>
+      <w:r>
+        <w:t xml:space="preserve"> utilizando la inyección de la cadena de filtros </w:t>
+      </w:r>
+      <w:proofErr w:type="spellStart"/>
+      <w:r>
+        <w:t>SecurityFilterChain</w:t>
+      </w:r>
+      <w:proofErr w:type="spellEnd"/>
+      <w:r>
+        <w:t>, abandonando configuraciones genéricas para establecer una seguridad granular adaptada a los controladores REST detectados (</w:t>
+      </w:r>
+      <w:proofErr w:type="spellStart"/>
+      <w:r>
+        <w:t>ProductoController</w:t>
+      </w:r>
+      <w:proofErr w:type="spellEnd"/>
+      <w:r>
+        <w:t xml:space="preserve">, </w:t>
+      </w:r>
+      <w:proofErr w:type="spellStart"/>
+      <w:r>
+        <w:t>VentaController</w:t>
+      </w:r>
+      <w:proofErr w:type="spellEnd"/>
+      <w:r>
+        <w:t xml:space="preserve">, </w:t>
+      </w:r>
+      <w:proofErr w:type="spellStart"/>
+      <w:r>
+        <w:t>UsuarioController</w:t>
+      </w:r>
+      <w:proofErr w:type="spellEnd"/>
+      <w:r>
+        <w:t xml:space="preserve">, </w:t>
+      </w:r>
+      <w:proofErr w:type="spellStart"/>
+      <w:r>
+        <w:t>CarritoController</w:t>
+      </w:r>
+      <w:proofErr w:type="spellEnd"/>
+      <w:r>
+        <w:t>, entre otros).</w:t>
+      </w:r>
+    </w:p>
+    <w:p>
+      <w:pPr>
         <w:rPr>
           <w:b/>
           <w:bCs/>
         </w:rPr>
-        <w:t>Importancia de la seguridad y normativas aplicables</w:t>
-      </w:r>
-    </w:p>
-    <w:p>
-      <w:r>
-        <w:t xml:space="preserve">La seguridad en el backend es el pilar fundamental para garantizar la confidencialidad, integridad y disponibilidad de la información del sistema "LETRAS &amp; PAPELES" (actualmente modelado sobre la base de un sistema de </w:t>
-      </w:r>
-      <w:proofErr w:type="spellStart"/>
-      <w:r>
-        <w:t>Minimarket</w:t>
-      </w:r>
-      <w:proofErr w:type="spellEnd"/>
-      <w:r>
-        <w:t xml:space="preserve"> que es el archivo backend entregado</w:t>
-      </w:r>
-      <w:r>
-        <w:t>). Una vulnerabilidad en esta capa compromete directamente los datos personales de clientes y empleados. Según los estándares de la industria y normativas vigentes de protección de datos personales (como la Ley 19.628 sobre Protección de la Vida Privada, aplicable a nuestro contexto local), las organizaciones tienen la obligación legal de resguardar esta información mediante arquitecturas robustas que impidan el acceso no autorizado y la filtración de credenciales.</w:t>
-      </w:r>
-    </w:p>
-    <w:p>
-      <w:pPr>
+      </w:pPr>
+      <w:r>
         <w:rPr>
           <w:b/>
           <w:bCs/>
         </w:rPr>
-      </w:pPr>
-      <w:r>
+        <w:t>1.1 Configuración de la capa de persistencia y arranque local</w:t>
+      </w:r>
+    </w:p>
+    <w:p>
+      <w:r>
+        <w:t xml:space="preserve">Se creó el archivo </w:t>
+      </w:r>
+      <w:proofErr w:type="spellStart"/>
+      <w:r>
+        <w:t>application.properties</w:t>
+      </w:r>
+      <w:proofErr w:type="spellEnd"/>
+      <w:r>
+        <w:t xml:space="preserve"> en </w:t>
+      </w:r>
+      <w:proofErr w:type="spellStart"/>
+      <w:r>
+        <w:t>src</w:t>
+      </w:r>
+      <w:proofErr w:type="spellEnd"/>
+      <w:r>
+        <w:t>/</w:t>
+      </w:r>
+      <w:proofErr w:type="spellStart"/>
+      <w:r>
+        <w:t>main</w:t>
+      </w:r>
+      <w:proofErr w:type="spellEnd"/>
+      <w:r>
+        <w:t>/</w:t>
+      </w:r>
+      <w:proofErr w:type="spellStart"/>
+      <w:r>
+        <w:t>resources</w:t>
+      </w:r>
+      <w:proofErr w:type="spellEnd"/>
+      <w:r>
+        <w:t>, centralizando la configuración de la base de datos H2 en memoria, el puerto del servidor (8080) y las políticas de exposición de errores (</w:t>
+      </w:r>
+      <w:proofErr w:type="spellStart"/>
+      <w:r>
+        <w:t>server.error.include-stacktrace</w:t>
+      </w:r>
+      <w:proofErr w:type="spellEnd"/>
+      <w:r>
+        <w:t>=</w:t>
+      </w:r>
+      <w:proofErr w:type="spellStart"/>
+      <w:r>
+        <w:t>never</w:t>
+      </w:r>
+      <w:proofErr w:type="spellEnd"/>
+      <w:r>
+        <w:t xml:space="preserve">, entre otras). Complementariamente, se implementó la clase </w:t>
+      </w:r>
+      <w:proofErr w:type="spellStart"/>
+      <w:r>
+        <w:t>DataInitializer</w:t>
+      </w:r>
+      <w:proofErr w:type="spellEnd"/>
+      <w:r>
+        <w:t xml:space="preserve"> como </w:t>
+      </w:r>
+      <w:proofErr w:type="spellStart"/>
+      <w:r>
+        <w:t>CommandLineRunner</w:t>
+      </w:r>
+      <w:proofErr w:type="spellEnd"/>
+      <w:r>
+        <w:t>, la cual precarga de forma idempotente roles, usuarios de prueba, categorías y productos iniciales cuando la base de datos está vacía. Esto permite validar la seguridad en un entorno local reproducible, sin depender de datos creados manualmente antes de cada prueba.</w:t>
+      </w:r>
+    </w:p>
+    <w:p>
+      <w:r>
+        <w:rPr>
+          <w:noProof/>
+        </w:rPr>
+        <w:drawing>
+          <wp:inline distT="0" distB="0" distL="0" distR="0" wp14:anchorId="33280092" wp14:editId="7B5CBA4D">
+            <wp:extent cx="3882684" cy="2655651"/>
+            <wp:effectExtent l="0" t="0" r="3810" b="0"/>
+            <wp:docPr id="1934968242" name="Picture 9"/>
+            <wp:cNvGraphicFramePr>
+              <a:graphicFrameLocks xmlns:a="http://schemas.openxmlformats.org/drawingml/2006/main" noChangeAspect="1"/>
+            </wp:cNvGraphicFramePr>
+            <a:graphic xmlns:a="http://schemas.openxmlformats.org/drawingml/2006/main">
+              <a:graphicData uri="http://schemas.openxmlformats.org/drawingml/2006/picture">
+                <pic:pic xmlns:pic="http://schemas.openxmlformats.org/drawingml/2006/picture">
+                  <pic:nvPicPr>
+                    <pic:cNvPr id="1934968242" name="Picture 1934968242"/>
+                    <pic:cNvPicPr/>
+                  </pic:nvPicPr>
+                  <pic:blipFill>
+                    <a:blip r:embed="rId14">
+                      <a:extLst>
+                        <a:ext uri="{28A0092B-C50C-407E-A947-70E740481C1C}">
+                          <a14:useLocalDpi xmlns:a14="http://schemas.microsoft.com/office/drawing/2010/main" val="0"/>
+                        </a:ext>
+                      </a:extLst>
+                    </a:blip>
+                    <a:stretch>
+                      <a:fillRect/>
+                    </a:stretch>
+                  </pic:blipFill>
+                  <pic:spPr>
+                    <a:xfrm>
+                      <a:off x="0" y="0"/>
+                      <a:ext cx="3900746" cy="2668005"/>
+                    </a:xfrm>
+                    <a:prstGeom prst="rect">
+                      <a:avLst/>
+                    </a:prstGeom>
+                  </pic:spPr>
+                </pic:pic>
+              </a:graphicData>
+            </a:graphic>
+          </wp:inline>
+        </w:drawing>
+      </w:r>
+    </w:p>
+    <w:p>
+      <w:pPr>
+        <w:rPr>
+          <w:i/>
+          <w:iCs/>
+          <w:sz w:val="21"/>
+          <w:szCs w:val="20"/>
+        </w:rPr>
+      </w:pPr>
+      <w:r>
+        <w:rPr>
+          <w:i/>
+          <w:iCs/>
+          <w:sz w:val="21"/>
+          <w:szCs w:val="20"/>
+        </w:rPr>
+        <w:t xml:space="preserve">Figura 1: </w:t>
+      </w:r>
+      <w:proofErr w:type="spellStart"/>
+      <w:r>
+        <w:rPr>
+          <w:i/>
+          <w:iCs/>
+          <w:sz w:val="21"/>
+          <w:szCs w:val="20"/>
+        </w:rPr>
+        <w:t>application.properties</w:t>
+      </w:r>
+      <w:proofErr w:type="spellEnd"/>
+    </w:p>
+    <w:p/>
+    <w:p>
+      <w:r>
+        <w:rPr>
+          <w:noProof/>
+        </w:rPr>
+        <w:drawing>
+          <wp:inline distT="0" distB="0" distL="0" distR="0" wp14:anchorId="120B0D6C" wp14:editId="1B94BD02">
+            <wp:extent cx="3700399" cy="4426085"/>
+            <wp:effectExtent l="0" t="0" r="0" b="0"/>
+            <wp:docPr id="186256620" name="Picture 10"/>
+            <wp:cNvGraphicFramePr>
+              <a:graphicFrameLocks xmlns:a="http://schemas.openxmlformats.org/drawingml/2006/main" noChangeAspect="1"/>
+            </wp:cNvGraphicFramePr>
+            <a:graphic xmlns:a="http://schemas.openxmlformats.org/drawingml/2006/main">
+              <a:graphicData uri="http://schemas.openxmlformats.org/drawingml/2006/picture">
+                <pic:pic xmlns:pic="http://schemas.openxmlformats.org/drawingml/2006/picture">
+                  <pic:nvPicPr>
+                    <pic:cNvPr id="186256620" name="Picture 186256620"/>
+                    <pic:cNvPicPr/>
+                  </pic:nvPicPr>
+                  <pic:blipFill>
+                    <a:blip r:embed="rId15" cstate="print">
+                      <a:extLst>
+                        <a:ext uri="{28A0092B-C50C-407E-A947-70E740481C1C}">
+                          <a14:useLocalDpi xmlns:a14="http://schemas.microsoft.com/office/drawing/2010/main" val="0"/>
+                        </a:ext>
+                      </a:extLst>
+                    </a:blip>
+                    <a:stretch>
+                      <a:fillRect/>
+                    </a:stretch>
+                  </pic:blipFill>
+                  <pic:spPr>
+                    <a:xfrm>
+                      <a:off x="0" y="0"/>
+                      <a:ext cx="3717434" cy="4446461"/>
+                    </a:xfrm>
+                    <a:prstGeom prst="rect">
+                      <a:avLst/>
+                    </a:prstGeom>
+                  </pic:spPr>
+                </pic:pic>
+              </a:graphicData>
+            </a:graphic>
+          </wp:inline>
+        </w:drawing>
+      </w:r>
+    </w:p>
+    <w:p>
+      <w:pPr>
+        <w:rPr>
+          <w:i/>
+          <w:iCs/>
+          <w:sz w:val="21"/>
+          <w:szCs w:val="20"/>
+        </w:rPr>
+      </w:pPr>
+      <w:r>
+        <w:rPr>
+          <w:i/>
+          <w:iCs/>
+          <w:sz w:val="21"/>
+          <w:szCs w:val="20"/>
+        </w:rPr>
+        <w:t xml:space="preserve">Figura 2: Data </w:t>
+      </w:r>
+      <w:proofErr w:type="spellStart"/>
+      <w:r>
+        <w:rPr>
+          <w:i/>
+          <w:iCs/>
+          <w:sz w:val="21"/>
+          <w:szCs w:val="20"/>
+        </w:rPr>
+        <w:t>Initializer</w:t>
+      </w:r>
+      <w:proofErr w:type="spellEnd"/>
+    </w:p>
+    <w:p/>
+    <w:p>
+      <w:pPr>
         <w:rPr>
           <w:b/>
           <w:bCs/>
         </w:rPr>
-        <w:t>2. Identificación de amenazas y puntos críticos en el código base</w:t>
-      </w:r>
-    </w:p>
-    <w:p>
-      <w:r>
-        <w:t>Al auditar el código del proyecto, se han identificado los siguientes puntos críticos y amenazas:</w:t>
-      </w:r>
-    </w:p>
-    <w:p>
-      <w:pPr>
-        <w:numPr>
-          <w:ilvl w:val="0"/>
-          <w:numId w:val="51"/>
-        </w:numPr>
       </w:pPr>
       <w:r>
         <w:rPr>
           <w:b/>
           <w:bCs/>
         </w:rPr>
-        <w:t xml:space="preserve">Vulnerabilidad a CSRF (Cross-Site </w:t>
+        <w:t>2. Implementación de la Estrategia de Autorización por Roles</w:t>
+      </w:r>
+    </w:p>
+    <w:p>
+      <w:r>
+        <w:t xml:space="preserve">Se configuraron las reglas de acceso a nivel de URL y método HTTP dentro del método </w:t>
       </w:r>
       <w:proofErr w:type="spellStart"/>
+      <w:r>
+        <w:t>securityFilterChain</w:t>
+      </w:r>
+      <w:proofErr w:type="spellEnd"/>
+      <w:r>
+        <w:t xml:space="preserve">, utilizando </w:t>
+      </w:r>
+      <w:proofErr w:type="spellStart"/>
+      <w:r>
+        <w:t>HttpSecurity</w:t>
+      </w:r>
+      <w:proofErr w:type="spellEnd"/>
+      <w:r>
+        <w:t xml:space="preserve"> y la convención </w:t>
+      </w:r>
+      <w:proofErr w:type="spellStart"/>
+      <w:r>
+        <w:t>hasRole</w:t>
+      </w:r>
+      <w:proofErr w:type="spellEnd"/>
+      <w:r>
+        <w:t xml:space="preserve">() de Spring Security, respaldada por el mapeo de </w:t>
+      </w:r>
+      <w:proofErr w:type="spellStart"/>
+      <w:r>
+        <w:t>authorities</w:t>
+      </w:r>
+      <w:proofErr w:type="spellEnd"/>
+      <w:r>
+        <w:t xml:space="preserve"> con prefijo ROLE_ en </w:t>
+      </w:r>
+      <w:proofErr w:type="spellStart"/>
+      <w:r>
+        <w:t>CustomUserDetails</w:t>
+      </w:r>
+      <w:proofErr w:type="spellEnd"/>
+      <w:r>
+        <w:t>:</w:t>
+      </w:r>
+    </w:p>
+    <w:p>
+      <w:r>
+        <w:t>Acceso público: rutas /</w:t>
+      </w:r>
+      <w:proofErr w:type="spellStart"/>
+      <w:r>
+        <w:t>public</w:t>
+      </w:r>
+      <w:proofErr w:type="spellEnd"/>
+      <w:r>
+        <w:t>/** y lectura de catálogo (GET /api/productos/**, GET /api/</w:t>
+      </w:r>
+      <w:proofErr w:type="spellStart"/>
+      <w:r>
+        <w:t>categorias</w:t>
+      </w:r>
+      <w:proofErr w:type="spellEnd"/>
+      <w:r>
+        <w:t>/**).</w:t>
+      </w:r>
+    </w:p>
+    <w:p>
       <w:r>
         <w:rPr>
           <w:b/>
           <w:bCs/>
         </w:rPr>
-        <w:t>Request</w:t>
-      </w:r>
-      <w:proofErr w:type="spellEnd"/>
+        <w:t>CLIENTE y ADMIN</w:t>
+      </w:r>
+      <w:r>
+        <w:t>: gestión del carrito (/api/carrito/**).</w:t>
+      </w:r>
+    </w:p>
+    <w:p>
       <w:r>
         <w:rPr>
           <w:b/>
           <w:bCs/>
         </w:rPr>
-        <w:t xml:space="preserve"> </w:t>
-      </w:r>
-      <w:proofErr w:type="spellStart"/>
+        <w:lastRenderedPageBreak/>
+        <w:t>EMPLEADO, GERENTE y ADMIN:</w:t>
+      </w:r>
+      <w:r>
+        <w:t xml:space="preserve"> ventas y detalle de ventas (/api/ventas/**, /api/detalle-ventas/**); lectura de inventario (GET /api/inventario/**).</w:t>
+      </w:r>
+    </w:p>
+    <w:p>
       <w:r>
         <w:rPr>
           <w:b/>
           <w:bCs/>
         </w:rPr>
-        <w:t>Forgery</w:t>
-      </w:r>
-      <w:proofErr w:type="spellEnd"/>
+        <w:t>GERENTE y ADMIN:</w:t>
+      </w:r>
+      <w:r>
+        <w:t xml:space="preserve"> creación, modificación y eliminación de productos, categorías e inventario.</w:t>
+      </w:r>
+    </w:p>
+    <w:p>
       <w:r>
         <w:rPr>
           <w:b/>
           <w:bCs/>
         </w:rPr>
-        <w:t>):</w:t>
-      </w:r>
-      <w:r>
-        <w:t xml:space="preserve"> El archivo SecurityConfig.java entregado deshabilita explícitamente esta protección (</w:t>
+        <w:t>ADMIN</w:t>
+      </w:r>
+      <w:r>
+        <w:t xml:space="preserve"> exclusivo: administración de usuarios (/api/usuarios/**).</w:t>
+      </w:r>
+    </w:p>
+    <w:p>
+      <w:r>
+        <w:t>Resto de rutas: .</w:t>
       </w:r>
       <w:proofErr w:type="spellStart"/>
       <w:r>
-        <w:t>csrf.disable</w:t>
+        <w:t>anyRequest</w:t>
       </w:r>
       <w:proofErr w:type="spellEnd"/>
       <w:r>
-        <w:t>()). Dado que el sistema utiliza autenticación basada en formularios (</w:t>
+        <w:t>().</w:t>
       </w:r>
       <w:proofErr w:type="spellStart"/>
       <w:r>
-        <w:t>formLogin</w:t>
+        <w:t>authenticated</w:t>
       </w:r>
       <w:proofErr w:type="spellEnd"/>
       <w:r>
-        <w:t>) y sesiones, deshabilitar CSRF permite a un atacante forzar al navegador de un usuario autenticado a ejecutar acciones no deseadas (como realizar compras o alterar datos) sin su consentimiento.</w:t>
-      </w:r>
-    </w:p>
-    <w:p>
-      <w:pPr>
-        <w:numPr>
-          <w:ilvl w:val="0"/>
-          <w:numId w:val="51"/>
-        </w:numPr>
-      </w:pPr>
-      <w:r>
+        <w:t>().</w:t>
+      </w:r>
+    </w:p>
+    <w:p>
+      <w:r>
+        <w:t xml:space="preserve">Adicionalmente, se corrigió la asignación de </w:t>
+      </w:r>
+      <w:proofErr w:type="spellStart"/>
+      <w:r>
+        <w:t>authorities</w:t>
+      </w:r>
+      <w:proofErr w:type="spellEnd"/>
+      <w:r>
+        <w:t xml:space="preserve"> en </w:t>
+      </w:r>
+      <w:proofErr w:type="spellStart"/>
+      <w:r>
+        <w:t>CustomUserDetails</w:t>
+      </w:r>
+      <w:proofErr w:type="spellEnd"/>
+      <w:r>
+        <w:t xml:space="preserve">, prefijando cada rol almacenado en base de datos con ROLE_, garantizando que las reglas </w:t>
+      </w:r>
+      <w:proofErr w:type="spellStart"/>
+      <w:r>
+        <w:t>hasRole</w:t>
+      </w:r>
+      <w:proofErr w:type="spellEnd"/>
+      <w:r>
+        <w:t xml:space="preserve">("ADMIN"), </w:t>
+      </w:r>
+      <w:proofErr w:type="spellStart"/>
+      <w:r>
+        <w:t>hasAnyRole</w:t>
+      </w:r>
+      <w:proofErr w:type="spellEnd"/>
+      <w:r>
+        <w:t>("GERENTE", "ADMIN"), etc., se evalúen correctamente.</w:t>
+      </w:r>
+    </w:p>
+    <w:p>
+      <w:r>
+        <w:rPr>
+          <w:noProof/>
+        </w:rPr>
+        <w:drawing>
+          <wp:inline distT="0" distB="0" distL="0" distR="0" wp14:anchorId="1C462186" wp14:editId="40EB3D20">
+            <wp:extent cx="4202349" cy="4644054"/>
+            <wp:effectExtent l="0" t="0" r="1905" b="4445"/>
+            <wp:docPr id="1871568326" name="Picture 11"/>
+            <wp:cNvGraphicFramePr>
+              <a:graphicFrameLocks xmlns:a="http://schemas.openxmlformats.org/drawingml/2006/main" noChangeAspect="1"/>
+            </wp:cNvGraphicFramePr>
+            <a:graphic xmlns:a="http://schemas.openxmlformats.org/drawingml/2006/main">
+              <a:graphicData uri="http://schemas.openxmlformats.org/drawingml/2006/picture">
+                <pic:pic xmlns:pic="http://schemas.openxmlformats.org/drawingml/2006/picture">
+                  <pic:nvPicPr>
+                    <pic:cNvPr id="1871568326" name="Picture 1871568326"/>
+                    <pic:cNvPicPr/>
+                  </pic:nvPicPr>
+                  <pic:blipFill>
+                    <a:blip r:embed="rId16" cstate="print">
+                      <a:extLst>
+                        <a:ext uri="{28A0092B-C50C-407E-A947-70E740481C1C}">
+                          <a14:useLocalDpi xmlns:a14="http://schemas.microsoft.com/office/drawing/2010/main" val="0"/>
+                        </a:ext>
+                      </a:extLst>
+                    </a:blip>
+                    <a:stretch>
+                      <a:fillRect/>
+                    </a:stretch>
+                  </pic:blipFill>
+                  <pic:spPr>
+                    <a:xfrm>
+                      <a:off x="0" y="0"/>
+                      <a:ext cx="4241004" cy="4686772"/>
+                    </a:xfrm>
+                    <a:prstGeom prst="rect">
+                      <a:avLst/>
+                    </a:prstGeom>
+                  </pic:spPr>
+                </pic:pic>
+              </a:graphicData>
+            </a:graphic>
+          </wp:inline>
+        </w:drawing>
+      </w:r>
+    </w:p>
+    <w:p>
+      <w:pPr>
+        <w:rPr>
+          <w:i/>
+          <w:iCs/>
+          <w:sz w:val="21"/>
+          <w:szCs w:val="20"/>
+        </w:rPr>
+      </w:pPr>
+      <w:r>
+        <w:rPr>
+          <w:i/>
+          <w:iCs/>
+          <w:sz w:val="21"/>
+          <w:szCs w:val="20"/>
+        </w:rPr>
+        <w:t xml:space="preserve">Figura 3: </w:t>
+      </w:r>
+      <w:r>
+        <w:rPr>
+          <w:i/>
+          <w:iCs/>
+          <w:sz w:val="21"/>
+          <w:szCs w:val="20"/>
+        </w:rPr>
+        <w:t xml:space="preserve">SecurityConfig.java — bloque </w:t>
+      </w:r>
+      <w:proofErr w:type="spellStart"/>
+      <w:r>
+        <w:rPr>
+          <w:i/>
+          <w:iCs/>
+          <w:sz w:val="21"/>
+          <w:szCs w:val="20"/>
+        </w:rPr>
+        <w:t>authorizeHttpRequests</w:t>
+      </w:r>
+      <w:proofErr w:type="spellEnd"/>
+    </w:p>
+    <w:p>
+      <w:r>
+        <w:rPr>
+          <w:noProof/>
+        </w:rPr>
+        <w:lastRenderedPageBreak/>
+        <w:drawing>
+          <wp:inline distT="0" distB="0" distL="0" distR="0" wp14:anchorId="453D97DF" wp14:editId="1F63561C">
+            <wp:extent cx="2451370" cy="3840680"/>
+            <wp:effectExtent l="0" t="0" r="0" b="0"/>
+            <wp:docPr id="1633249497" name="Picture 12"/>
+            <wp:cNvGraphicFramePr>
+              <a:graphicFrameLocks xmlns:a="http://schemas.openxmlformats.org/drawingml/2006/main" noChangeAspect="1"/>
+            </wp:cNvGraphicFramePr>
+            <a:graphic xmlns:a="http://schemas.openxmlformats.org/drawingml/2006/main">
+              <a:graphicData uri="http://schemas.openxmlformats.org/drawingml/2006/picture">
+                <pic:pic xmlns:pic="http://schemas.openxmlformats.org/drawingml/2006/picture">
+                  <pic:nvPicPr>
+                    <pic:cNvPr id="1633249497" name="Picture 1633249497"/>
+                    <pic:cNvPicPr/>
+                  </pic:nvPicPr>
+                  <pic:blipFill>
+                    <a:blip r:embed="rId17" cstate="print">
+                      <a:extLst>
+                        <a:ext uri="{28A0092B-C50C-407E-A947-70E740481C1C}">
+                          <a14:useLocalDpi xmlns:a14="http://schemas.microsoft.com/office/drawing/2010/main" val="0"/>
+                        </a:ext>
+                      </a:extLst>
+                    </a:blip>
+                    <a:stretch>
+                      <a:fillRect/>
+                    </a:stretch>
+                  </pic:blipFill>
+                  <pic:spPr>
+                    <a:xfrm>
+                      <a:off x="0" y="0"/>
+                      <a:ext cx="2468555" cy="3867604"/>
+                    </a:xfrm>
+                    <a:prstGeom prst="rect">
+                      <a:avLst/>
+                    </a:prstGeom>
+                  </pic:spPr>
+                </pic:pic>
+              </a:graphicData>
+            </a:graphic>
+          </wp:inline>
+        </w:drawing>
+      </w:r>
+    </w:p>
+    <w:p>
+      <w:pPr>
+        <w:rPr>
+          <w:sz w:val="21"/>
+          <w:szCs w:val="20"/>
+        </w:rPr>
+      </w:pPr>
+      <w:r>
+        <w:rPr>
+          <w:sz w:val="21"/>
+          <w:szCs w:val="20"/>
+        </w:rPr>
+        <w:t>Figura 4:</w:t>
+      </w:r>
+      <w:r>
+        <w:rPr>
+          <w:sz w:val="21"/>
+          <w:szCs w:val="20"/>
+        </w:rPr>
+        <w:t xml:space="preserve"> CustomUserDetails.java — método </w:t>
+      </w:r>
+      <w:proofErr w:type="spellStart"/>
+      <w:r>
+        <w:rPr>
+          <w:sz w:val="21"/>
+          <w:szCs w:val="20"/>
+        </w:rPr>
+        <w:t>getAuthorities</w:t>
+      </w:r>
+      <w:proofErr w:type="spellEnd"/>
+      <w:r>
+        <w:rPr>
+          <w:sz w:val="21"/>
+          <w:szCs w:val="20"/>
+        </w:rPr>
+        <w:t>()</w:t>
+      </w:r>
+    </w:p>
+    <w:p>
+      <w:pPr>
         <w:rPr>
           <w:b/>
           <w:bCs/>
         </w:rPr>
-        <w:t>Ataques de Inyección SQL:</w:t>
-      </w:r>
-      <w:r>
-        <w:t xml:space="preserve"> Aunque la implementación de Spring Data JPA abstrae las consultas y mitiga en gran medida este riesgo mediante consultas parametrizadas, </w:t>
-      </w:r>
-      <w:r>
-        <w:lastRenderedPageBreak/>
-        <w:t>sigue siendo una amenaza latente si existen controladores que concatenen parámetros recibidos por URL directamente en consultas nativas.</w:t>
-      </w:r>
-    </w:p>
-    <w:p>
-      <w:pPr>
-        <w:numPr>
-          <w:ilvl w:val="0"/>
-          <w:numId w:val="51"/>
-        </w:numPr>
       </w:pPr>
       <w:r>
         <w:rPr>
           <w:b/>
           <w:bCs/>
         </w:rPr>
-        <w:t>Ataques XSS (Cross-Site Scripting):</w:t>
-      </w:r>
-      <w:r>
-        <w:t xml:space="preserve"> Existe el riesgo de que datos no sanitizados ingresados por usuarios se reflejen en la vista, permitiendo la ejecución de scripts maliciosos. Spring Security ayuda a mitigar esto mediante la configuración estricta de cabeceras de seguridad.</w:t>
-      </w:r>
-    </w:p>
-    <w:p>
-      <w:pPr>
-        <w:numPr>
-          <w:ilvl w:val="0"/>
-          <w:numId w:val="51"/>
-        </w:numPr>
-      </w:pPr>
+        <w:t>3. Implementación de autenticación segura y protección de credenciales</w:t>
+      </w:r>
+    </w:p>
+    <w:p>
+      <w:r>
+        <w:t xml:space="preserve">La autenticación se implementó mediante la interfaz </w:t>
+      </w:r>
+      <w:proofErr w:type="spellStart"/>
+      <w:r>
+        <w:t>UserDetailsService</w:t>
+      </w:r>
+      <w:proofErr w:type="spellEnd"/>
+      <w:r>
+        <w:t xml:space="preserve">, concretada en </w:t>
+      </w:r>
+      <w:proofErr w:type="spellStart"/>
+      <w:r>
+        <w:t>CustomUserDetailsService</w:t>
+      </w:r>
+      <w:proofErr w:type="spellEnd"/>
+      <w:r>
+        <w:t xml:space="preserve">, la cual recupera usuarios desde JPA y los adapta a </w:t>
+      </w:r>
+      <w:proofErr w:type="spellStart"/>
+      <w:r>
+        <w:t>UserDetails</w:t>
+      </w:r>
+      <w:proofErr w:type="spellEnd"/>
+      <w:r>
+        <w:t xml:space="preserve"> para Spring Security. Las medidas aplicadas fueron:</w:t>
+      </w:r>
+    </w:p>
+    <w:p>
       <w:r>
         <w:rPr>
           <w:b/>
           <w:bCs/>
         </w:rPr>
-        <w:t>Exposición de datos sensibles y accesos no autorizados:</w:t>
-      </w:r>
-      <w:r>
-        <w:t xml:space="preserve"> Actualmente, el archivo SecurityConfig.java permite tráfico irrestricto a /</w:t>
+        <w:t xml:space="preserve">Cifrado </w:t>
       </w:r>
       <w:proofErr w:type="spellStart"/>
       <w:r>
-        <w:t>public</w:t>
-      </w:r>
-      <w:proofErr w:type="spellEnd"/>
-      <w:r>
-        <w:t>/ y bloquea el resto de forma genérica. No existe una segmentación granular basada en roles (Autorización), lo que es crítico considerando que la entidad Rol.java ya está modelada en la base de datos.</w:t>
-      </w:r>
-    </w:p>
-    <w:p>
-      <w:pPr>
         <w:rPr>
           <w:b/>
           <w:bCs/>
         </w:rPr>
-      </w:pPr>
+        <w:t>BCrypt</w:t>
+      </w:r>
+      <w:proofErr w:type="spellEnd"/>
       <w:r>
         <w:rPr>
           <w:b/>
           <w:bCs/>
         </w:rPr>
-        <w:t>3. Requerimientos de Autenticación y Autorización</w:t>
-      </w:r>
-    </w:p>
-    <w:p>
-      <w:r>
-        <w:t>Basado en el modelo de entidades (Usuario.java y Rol.java), el sistema requiere segmentación de accesos:</w:t>
-      </w:r>
-    </w:p>
-    <w:p>
-      <w:pPr>
-        <w:numPr>
-          <w:ilvl w:val="0"/>
-          <w:numId w:val="52"/>
-        </w:numPr>
-      </w:pPr>
+        <w:t>:</w:t>
+      </w:r>
+      <w:r>
+        <w:t xml:space="preserve"> el </w:t>
+      </w:r>
+      <w:proofErr w:type="spellStart"/>
+      <w:r>
+        <w:t>bean</w:t>
+      </w:r>
+      <w:proofErr w:type="spellEnd"/>
+      <w:r>
+        <w:t xml:space="preserve"> </w:t>
+      </w:r>
+      <w:proofErr w:type="spellStart"/>
+      <w:r>
+        <w:t>PasswordEncoder</w:t>
+      </w:r>
+      <w:proofErr w:type="spellEnd"/>
+      <w:r>
+        <w:t xml:space="preserve"> utiliza </w:t>
+      </w:r>
+      <w:proofErr w:type="spellStart"/>
+      <w:r>
+        <w:t>BCryptPasswordEncoder</w:t>
+      </w:r>
+      <w:proofErr w:type="spellEnd"/>
+      <w:r>
+        <w:t xml:space="preserve">. </w:t>
+      </w:r>
+      <w:proofErr w:type="spellStart"/>
+      <w:r>
+        <w:t>UsuarioServiceImpl</w:t>
+      </w:r>
+      <w:proofErr w:type="spellEnd"/>
+      <w:r>
+        <w:t xml:space="preserve"> aplica el hash al crear o actualizar usuarios, evitando persistir contraseñas en texto plano.</w:t>
+      </w:r>
+    </w:p>
+    <w:p>
       <w:r>
         <w:rPr>
           <w:b/>
           <w:bCs/>
         </w:rPr>
-        <w:t>Administradores / Gerentes:</w:t>
-      </w:r>
-      <w:r>
-        <w:t xml:space="preserve"> Requieren acceso total a la gestión de inventario, usuarios y reportes de ventas.</w:t>
-      </w:r>
-    </w:p>
-    <w:p>
-      <w:pPr>
-        <w:numPr>
-          <w:ilvl w:val="0"/>
-          <w:numId w:val="52"/>
-        </w:numPr>
-      </w:pPr>
+        <w:t>Doble mecanismo de autenticación:</w:t>
+      </w:r>
+      <w:r>
+        <w:t xml:space="preserve"> HTTP Basic </w:t>
+      </w:r>
+      <w:proofErr w:type="spellStart"/>
+      <w:r>
+        <w:t>Auth</w:t>
+      </w:r>
+      <w:proofErr w:type="spellEnd"/>
+      <w:r>
+        <w:t xml:space="preserve"> para consumo de la API REST (</w:t>
+      </w:r>
+      <w:proofErr w:type="spellStart"/>
+      <w:r>
+        <w:t>Postman</w:t>
+      </w:r>
+      <w:proofErr w:type="spellEnd"/>
+      <w:r>
+        <w:t>/</w:t>
+      </w:r>
+      <w:proofErr w:type="spellStart"/>
+      <w:r>
+        <w:t>curl</w:t>
+      </w:r>
+      <w:proofErr w:type="spellEnd"/>
+      <w:r>
+        <w:t xml:space="preserve">) y </w:t>
+      </w:r>
+      <w:proofErr w:type="spellStart"/>
+      <w:r>
+        <w:t>formLogin</w:t>
+      </w:r>
+      <w:proofErr w:type="spellEnd"/>
+      <w:r>
+        <w:t xml:space="preserve"> para demostración en navegador, ambos validados contra la misma fuente de credenciales en base de datos.</w:t>
+      </w:r>
+    </w:p>
+    <w:p>
       <w:r>
         <w:rPr>
           <w:b/>
           <w:bCs/>
         </w:rPr>
-        <w:t>Empleados:</w:t>
-      </w:r>
-      <w:r>
-        <w:t xml:space="preserve"> Requieren acceso a las operaciones diarias (ej. registrar ventas), pero sin permisos administrativos.</w:t>
-      </w:r>
-    </w:p>
-    <w:p>
-      <w:pPr>
-        <w:numPr>
-          <w:ilvl w:val="0"/>
-          <w:numId w:val="52"/>
-        </w:numPr>
-      </w:pPr>
-      <w:r>
+        <w:t>Protección de datos sensibles en respuestas:</w:t>
+      </w:r>
+      <w:r>
+        <w:t xml:space="preserve"> el </w:t>
+      </w:r>
+      <w:proofErr w:type="spellStart"/>
+      <w:r>
+        <w:t>endpoint</w:t>
+      </w:r>
+      <w:proofErr w:type="spellEnd"/>
+      <w:r>
+        <w:t xml:space="preserve"> /api/usuarios/** expone </w:t>
+      </w:r>
+      <w:proofErr w:type="spellStart"/>
+      <w:r>
+        <w:t>DTOs</w:t>
+      </w:r>
+      <w:proofErr w:type="spellEnd"/>
+      <w:r>
+        <w:t xml:space="preserve"> (</w:t>
+      </w:r>
+      <w:proofErr w:type="spellStart"/>
+      <w:r>
+        <w:t>UsuarioResponseDto</w:t>
+      </w:r>
+      <w:proofErr w:type="spellEnd"/>
+      <w:r>
+        <w:t xml:space="preserve">) que omiten la contraseña; adicionalmente, la entidad Usuario marca el campo </w:t>
+      </w:r>
+      <w:proofErr w:type="spellStart"/>
+      <w:r>
+        <w:t>password</w:t>
+      </w:r>
+      <w:proofErr w:type="spellEnd"/>
+      <w:r>
+        <w:t xml:space="preserve"> con @JsonIgnore como defensa en profundidad. </w:t>
+      </w:r>
+      <w:proofErr w:type="spellStart"/>
+      <w:r>
+        <w:t>Seed</w:t>
+      </w:r>
+      <w:proofErr w:type="spellEnd"/>
+      <w:r>
+        <w:t xml:space="preserve"> de usuarios de </w:t>
+      </w:r>
+      <w:r>
+        <w:lastRenderedPageBreak/>
+        <w:t xml:space="preserve">prueba: </w:t>
+      </w:r>
+      <w:proofErr w:type="spellStart"/>
+      <w:r>
+        <w:t>DataInitializer</w:t>
+      </w:r>
+      <w:proofErr w:type="spellEnd"/>
+      <w:r>
+        <w:t xml:space="preserve"> crea cuentas representativas de cada rol (</w:t>
+      </w:r>
+      <w:proofErr w:type="spellStart"/>
+      <w:r>
+        <w:t>admin</w:t>
+      </w:r>
+      <w:proofErr w:type="spellEnd"/>
+      <w:r>
+        <w:t>, gerente, empleado, cliente) para validar la matriz de autorización.</w:t>
+      </w:r>
+    </w:p>
+    <w:p>
+      <w:r>
+        <w:rPr>
+          <w:noProof/>
+        </w:rPr>
+        <w:drawing>
+          <wp:inline distT="0" distB="0" distL="0" distR="0" wp14:anchorId="52816866" wp14:editId="545211DC">
+            <wp:extent cx="3122579" cy="4909637"/>
+            <wp:effectExtent l="0" t="0" r="1905" b="5715"/>
+            <wp:docPr id="436224703" name="Picture 14"/>
+            <wp:cNvGraphicFramePr>
+              <a:graphicFrameLocks xmlns:a="http://schemas.openxmlformats.org/drawingml/2006/main" noChangeAspect="1"/>
+            </wp:cNvGraphicFramePr>
+            <a:graphic xmlns:a="http://schemas.openxmlformats.org/drawingml/2006/main">
+              <a:graphicData uri="http://schemas.openxmlformats.org/drawingml/2006/picture">
+                <pic:pic xmlns:pic="http://schemas.openxmlformats.org/drawingml/2006/picture">
+                  <pic:nvPicPr>
+                    <pic:cNvPr id="436224703" name="Picture 436224703"/>
+                    <pic:cNvPicPr/>
+                  </pic:nvPicPr>
+                  <pic:blipFill>
+                    <a:blip r:embed="rId18" cstate="print">
+                      <a:extLst>
+                        <a:ext uri="{28A0092B-C50C-407E-A947-70E740481C1C}">
+                          <a14:useLocalDpi xmlns:a14="http://schemas.microsoft.com/office/drawing/2010/main" val="0"/>
+                        </a:ext>
+                      </a:extLst>
+                    </a:blip>
+                    <a:stretch>
+                      <a:fillRect/>
+                    </a:stretch>
+                  </pic:blipFill>
+                  <pic:spPr>
+                    <a:xfrm>
+                      <a:off x="0" y="0"/>
+                      <a:ext cx="3135337" cy="4929696"/>
+                    </a:xfrm>
+                    <a:prstGeom prst="rect">
+                      <a:avLst/>
+                    </a:prstGeom>
+                  </pic:spPr>
+                </pic:pic>
+              </a:graphicData>
+            </a:graphic>
+          </wp:inline>
+        </w:drawing>
+      </w:r>
+    </w:p>
+    <w:p>
+      <w:pPr>
+        <w:rPr>
+          <w:i/>
+          <w:iCs/>
+          <w:sz w:val="21"/>
+          <w:szCs w:val="20"/>
+        </w:rPr>
+      </w:pPr>
+      <w:r>
+        <w:rPr>
+          <w:i/>
+          <w:iCs/>
+          <w:sz w:val="21"/>
+          <w:szCs w:val="20"/>
+        </w:rPr>
+        <w:t>Figura 5:</w:t>
+      </w:r>
+      <w:r>
+        <w:rPr>
+          <w:i/>
+          <w:iCs/>
+          <w:sz w:val="21"/>
+          <w:szCs w:val="20"/>
+        </w:rPr>
+        <w:t xml:space="preserve"> </w:t>
+      </w:r>
+      <w:proofErr w:type="spellStart"/>
+      <w:r>
+        <w:rPr>
+          <w:i/>
+          <w:iCs/>
+          <w:sz w:val="21"/>
+          <w:szCs w:val="20"/>
+        </w:rPr>
+        <w:t>Postman</w:t>
+      </w:r>
+      <w:proofErr w:type="spellEnd"/>
+      <w:r>
+        <w:rPr>
+          <w:i/>
+          <w:iCs/>
+          <w:sz w:val="21"/>
+          <w:szCs w:val="20"/>
+        </w:rPr>
+        <w:t xml:space="preserve"> — GET /api/usuarios como </w:t>
+      </w:r>
+      <w:proofErr w:type="spellStart"/>
+      <w:r>
+        <w:rPr>
+          <w:i/>
+          <w:iCs/>
+          <w:sz w:val="21"/>
+          <w:szCs w:val="20"/>
+        </w:rPr>
+        <w:t>admin</w:t>
+      </w:r>
+      <w:proofErr w:type="spellEnd"/>
+      <w:r>
+        <w:rPr>
+          <w:i/>
+          <w:iCs/>
+          <w:sz w:val="21"/>
+          <w:szCs w:val="20"/>
+        </w:rPr>
+        <w:t xml:space="preserve">, JSON sin </w:t>
+      </w:r>
+      <w:proofErr w:type="spellStart"/>
+      <w:r>
+        <w:rPr>
+          <w:i/>
+          <w:iCs/>
+          <w:sz w:val="21"/>
+          <w:szCs w:val="20"/>
+        </w:rPr>
+        <w:t>password</w:t>
+      </w:r>
+      <w:proofErr w:type="spellEnd"/>
+    </w:p>
+    <w:p>
+      <w:pPr>
         <w:rPr>
           <w:b/>
           <w:bCs/>
         </w:rPr>
-        <w:t>Clientes:</w:t>
-      </w:r>
-      <w:r>
-        <w:t xml:space="preserve"> Acceso únicamente a catálogos públicos o sus propios carritos de compra.</w:t>
-      </w:r>
-    </w:p>
-    <w:p>
-      <w:pPr>
+      </w:pPr>
+      <w:r>
         <w:rPr>
           <w:b/>
           <w:bCs/>
         </w:rPr>
-      </w:pPr>
-      <w:r>
+        <w:t>4. Auditoría y monitoreo de actividades sospechosas</w:t>
+      </w:r>
+    </w:p>
+    <w:p>
+      <w:r>
+        <w:t xml:space="preserve">Para dar cumplimiento al requerimiento de monitorear accesos anómalos, se implementó la clase </w:t>
+      </w:r>
+      <w:proofErr w:type="spellStart"/>
+      <w:r>
+        <w:t>SecurityAuditHandler</w:t>
+      </w:r>
+      <w:proofErr w:type="spellEnd"/>
+      <w:r>
+        <w:t xml:space="preserve">, registrada en </w:t>
+      </w:r>
+      <w:proofErr w:type="spellStart"/>
+      <w:r>
+        <w:t>SecurityConfig</w:t>
+      </w:r>
+      <w:proofErr w:type="spellEnd"/>
+      <w:r>
+        <w:t xml:space="preserve"> como </w:t>
+      </w:r>
+      <w:proofErr w:type="spellStart"/>
+      <w:r>
+        <w:t>AuthenticationEntryPoint</w:t>
+      </w:r>
+      <w:proofErr w:type="spellEnd"/>
+      <w:r>
+        <w:t xml:space="preserve"> y </w:t>
+      </w:r>
+      <w:proofErr w:type="spellStart"/>
+      <w:r>
+        <w:t>AccessDeniedHandler</w:t>
+      </w:r>
+      <w:proofErr w:type="spellEnd"/>
+      <w:r>
+        <w:t xml:space="preserve">. Este componente registra en logs del servidor (nivel WARN) los intentos de acceso no autenticado (HTTP 401) y los accesos denegados por falta de privilegios (HTTP 403), incluyendo dirección IP, URI solicitada y usuario autenticado cuando </w:t>
+      </w:r>
+      <w:r>
+        <w:lastRenderedPageBreak/>
+        <w:t>corresponde. Las respuestas al cliente permanecen genéricas ("No autenticado" / "Acceso denegado"), sin revelar detalles internos.</w:t>
+      </w:r>
+    </w:p>
+    <w:p>
+      <w:pPr>
+        <w:rPr>
+          <w:lang w:val="es-ES"/>
+        </w:rPr>
+      </w:pPr>
+      <w:r>
+        <w:rPr>
+          <w:noProof/>
+        </w:rPr>
+        <w:drawing>
+          <wp:inline distT="0" distB="0" distL="0" distR="0" wp14:anchorId="50F50E6C" wp14:editId="31F66373">
+            <wp:extent cx="3287949" cy="2509617"/>
+            <wp:effectExtent l="0" t="0" r="1905" b="5080"/>
+            <wp:docPr id="1665261494" name="Picture 15"/>
+            <wp:cNvGraphicFramePr>
+              <a:graphicFrameLocks xmlns:a="http://schemas.openxmlformats.org/drawingml/2006/main" noChangeAspect="1"/>
+            </wp:cNvGraphicFramePr>
+            <a:graphic xmlns:a="http://schemas.openxmlformats.org/drawingml/2006/main">
+              <a:graphicData uri="http://schemas.openxmlformats.org/drawingml/2006/picture">
+                <pic:pic xmlns:pic="http://schemas.openxmlformats.org/drawingml/2006/picture">
+                  <pic:nvPicPr>
+                    <pic:cNvPr id="1665261494" name="Picture 1665261494"/>
+                    <pic:cNvPicPr/>
+                  </pic:nvPicPr>
+                  <pic:blipFill>
+                    <a:blip r:embed="rId19" cstate="print">
+                      <a:extLst>
+                        <a:ext uri="{28A0092B-C50C-407E-A947-70E740481C1C}">
+                          <a14:useLocalDpi xmlns:a14="http://schemas.microsoft.com/office/drawing/2010/main" val="0"/>
+                        </a:ext>
+                      </a:extLst>
+                    </a:blip>
+                    <a:stretch>
+                      <a:fillRect/>
+                    </a:stretch>
+                  </pic:blipFill>
+                  <pic:spPr>
+                    <a:xfrm>
+                      <a:off x="0" y="0"/>
+                      <a:ext cx="3328372" cy="2540471"/>
+                    </a:xfrm>
+                    <a:prstGeom prst="rect">
+                      <a:avLst/>
+                    </a:prstGeom>
+                  </pic:spPr>
+                </pic:pic>
+              </a:graphicData>
+            </a:graphic>
+          </wp:inline>
+        </w:drawing>
+      </w:r>
+      <w:r>
+        <w:rPr>
+          <w:lang w:val="es-ES"/>
+        </w:rPr>
+        <w:t xml:space="preserve"> </w:t>
+      </w:r>
+    </w:p>
+    <w:p>
+      <w:pPr>
+        <w:rPr>
+          <w:i/>
+          <w:iCs/>
+          <w:sz w:val="21"/>
+          <w:szCs w:val="20"/>
+          <w:lang w:val="es-ES"/>
+        </w:rPr>
+      </w:pPr>
+      <w:r>
+        <w:rPr>
+          <w:i/>
+          <w:iCs/>
+          <w:sz w:val="21"/>
+          <w:szCs w:val="20"/>
+          <w:lang w:val="es-ES"/>
+        </w:rPr>
+        <w:t>Figura 6: SecurityAuditHandler.jav</w:t>
+      </w:r>
+      <w:r>
+        <w:rPr>
+          <w:i/>
+          <w:iCs/>
+          <w:sz w:val="21"/>
+          <w:szCs w:val="20"/>
+          <w:lang w:val="es-ES"/>
+        </w:rPr>
+        <w:t>a</w:t>
+      </w:r>
+    </w:p>
+    <w:p>
+      <w:pPr>
+        <w:rPr>
+          <w:i/>
+          <w:iCs/>
+          <w:sz w:val="21"/>
+          <w:szCs w:val="20"/>
+        </w:rPr>
+      </w:pPr>
+      <w:r>
+        <w:rPr>
+          <w:i/>
+          <w:iCs/>
+          <w:noProof/>
+          <w:sz w:val="21"/>
+          <w:szCs w:val="20"/>
+        </w:rPr>
+        <w:drawing>
+          <wp:inline distT="0" distB="0" distL="0" distR="0" wp14:anchorId="501BC0CA" wp14:editId="25BBD566">
+            <wp:extent cx="3083668" cy="2791555"/>
+            <wp:effectExtent l="0" t="0" r="2540" b="2540"/>
+            <wp:docPr id="1229025675" name="Picture 16"/>
+            <wp:cNvGraphicFramePr>
+              <a:graphicFrameLocks xmlns:a="http://schemas.openxmlformats.org/drawingml/2006/main" noChangeAspect="1"/>
+            </wp:cNvGraphicFramePr>
+            <a:graphic xmlns:a="http://schemas.openxmlformats.org/drawingml/2006/main">
+              <a:graphicData uri="http://schemas.openxmlformats.org/drawingml/2006/picture">
+                <pic:pic xmlns:pic="http://schemas.openxmlformats.org/drawingml/2006/picture">
+                  <pic:nvPicPr>
+                    <pic:cNvPr id="1229025675" name="Picture 1229025675"/>
+                    <pic:cNvPicPr/>
+                  </pic:nvPicPr>
+                  <pic:blipFill>
+                    <a:blip r:embed="rId20" cstate="print">
+                      <a:extLst>
+                        <a:ext uri="{28A0092B-C50C-407E-A947-70E740481C1C}">
+                          <a14:useLocalDpi xmlns:a14="http://schemas.microsoft.com/office/drawing/2010/main" val="0"/>
+                        </a:ext>
+                      </a:extLst>
+                    </a:blip>
+                    <a:stretch>
+                      <a:fillRect/>
+                    </a:stretch>
+                  </pic:blipFill>
+                  <pic:spPr>
+                    <a:xfrm>
+                      <a:off x="0" y="0"/>
+                      <a:ext cx="3097010" cy="2803634"/>
+                    </a:xfrm>
+                    <a:prstGeom prst="rect">
+                      <a:avLst/>
+                    </a:prstGeom>
+                  </pic:spPr>
+                </pic:pic>
+              </a:graphicData>
+            </a:graphic>
+          </wp:inline>
+        </w:drawing>
+      </w:r>
+    </w:p>
+    <w:p>
+      <w:pPr>
+        <w:rPr>
+          <w:i/>
+          <w:iCs/>
+          <w:sz w:val="21"/>
+          <w:szCs w:val="20"/>
+        </w:rPr>
+      </w:pPr>
+      <w:r>
+        <w:rPr>
+          <w:i/>
+          <w:iCs/>
+          <w:sz w:val="21"/>
+          <w:szCs w:val="20"/>
+        </w:rPr>
+        <w:t>Figura 7: log — acceso denegado</w:t>
+      </w:r>
+    </w:p>
+    <w:p>
+      <w:pPr>
         <w:rPr>
           <w:b/>
           <w:bCs/>
         </w:rPr>
-        <w:t>4. Selección y Justificación de la Estrategia</w:t>
-      </w:r>
-    </w:p>
-    <w:p>
-      <w:r>
-        <w:t xml:space="preserve">La estrategia seleccionada es </w:t>
-      </w:r>
+      </w:pPr>
       <w:r>
         <w:rPr>
           <w:b/>
           <w:bCs/>
         </w:rPr>
-        <w:t>"Autenticación con nombre de usuario y contraseña, respaldada por Base de Datos (JDBC/JPA)"</w:t>
-      </w:r>
-      <w:r>
-        <w:t xml:space="preserve"> implementando el </w:t>
+        <w:t>5. Manejo seguro de errores y prevención de filtración de información</w:t>
+      </w:r>
+    </w:p>
+    <w:p>
+      <w:r>
+        <w:t xml:space="preserve">Como refuerzo de seguridad posterior a las pruebas de API, se implementó un manejo centralizado de excepciones mediante </w:t>
       </w:r>
       <w:proofErr w:type="spellStart"/>
       <w:r>
-        <w:t>framework</w:t>
+        <w:t>GlobalExceptionHandler</w:t>
       </w:r>
       <w:proofErr w:type="spellEnd"/>
       <w:r>
+        <w:t xml:space="preserve"> (@RestControllerAdvice) y la excepción de dominio </w:t>
+      </w:r>
+      <w:proofErr w:type="spellStart"/>
+      <w:r>
+        <w:t>InvalidRequestException</w:t>
+      </w:r>
+      <w:proofErr w:type="spellEnd"/>
+      <w:r>
+        <w:t xml:space="preserve">. Ante solicitudes inválidas —como la </w:t>
+      </w:r>
+      <w:r>
+        <w:lastRenderedPageBreak/>
+        <w:t>creación de un producto sin categoría o con una categoría inexistente— la API responde con HTTP 400 y un mensaje breve ("</w:t>
+      </w:r>
+      <w:proofErr w:type="spellStart"/>
+      <w:r>
+        <w:t>Invalid</w:t>
+      </w:r>
+      <w:proofErr w:type="spellEnd"/>
+      <w:r>
         <w:t xml:space="preserve"> </w:t>
+      </w:r>
+      <w:proofErr w:type="spellStart"/>
+      <w:r>
+        <w:t>request</w:t>
+      </w:r>
+      <w:proofErr w:type="spellEnd"/>
+      <w:r>
+        <w:t xml:space="preserve">" o "Categoría no válida"), sin incluir </w:t>
+      </w:r>
+      <w:proofErr w:type="spellStart"/>
+      <w:r>
+        <w:t>stack</w:t>
+      </w:r>
+      <w:proofErr w:type="spellEnd"/>
+      <w:r>
+        <w:t xml:space="preserve"> trace, consultas SQL ni identificadores internos.</w:t>
+      </w:r>
+    </w:p>
+    <w:p>
+      <w:r>
+        <w:t xml:space="preserve">Complementariamente, en </w:t>
+      </w:r>
+      <w:proofErr w:type="spellStart"/>
+      <w:r>
+        <w:t>application.properties</w:t>
+      </w:r>
+      <w:proofErr w:type="spellEnd"/>
+      <w:r>
+        <w:t xml:space="preserve"> se </w:t>
       </w:r>
       <w:r>
         <w:rPr>
           <w:b/>
           <w:bCs/>
         </w:rPr>
-        <w:t>Spring Security</w:t>
-      </w:r>
-      <w:r>
-        <w:t>.</w:t>
-      </w:r>
-    </w:p>
-    <w:p>
+        <w:t xml:space="preserve">configuró </w:t>
+      </w:r>
+      <w:proofErr w:type="spellStart"/>
       <w:r>
         <w:rPr>
           <w:b/>
           <w:bCs/>
         </w:rPr>
-        <w:t>Justificación Técnica:</w:t>
-      </w:r>
-      <w:r>
-        <w:t xml:space="preserve"> Esta estrategia se alinea perfectamente con los requerimientos del cliente y la arquitectura existente dejada en "Desarrollo Backend I".</w:t>
-      </w:r>
-    </w:p>
-    <w:p>
-      <w:pPr>
-        <w:numPr>
-          <w:ilvl w:val="0"/>
-          <w:numId w:val="53"/>
-        </w:numPr>
-      </w:pPr>
-      <w:r>
-        <w:t>Al contar ya con las entidades Usuario y Rol mapeadas con @ManyToMany, utilizar autenticación "En memoria" sería un retroceso arquitectónico, poco escalable y deficiente para un entorno de producción.</w:t>
-      </w:r>
-    </w:p>
-    <w:p>
-      <w:pPr>
-        <w:numPr>
-          <w:ilvl w:val="0"/>
-          <w:numId w:val="53"/>
-        </w:numPr>
-      </w:pPr>
-      <w:r>
-        <w:lastRenderedPageBreak/>
-        <w:t xml:space="preserve">La integración de Spring Security mediante la interfaz UserDetailsService permite validar las credenciales almacenadas (cifradas mediante el </w:t>
-      </w:r>
-      <w:proofErr w:type="spellStart"/>
-      <w:r>
-        <w:t>Bean</w:t>
+        <w:t>server.error.include-stacktrace</w:t>
       </w:r>
       <w:proofErr w:type="spellEnd"/>
       <w:r>
-        <w:t xml:space="preserve"> </w:t>
-      </w:r>
-      <w:proofErr w:type="spellStart"/>
-      <w:r>
-        <w:t>BCryptPasswordEncoder</w:t>
-      </w:r>
-      <w:proofErr w:type="spellEnd"/>
-      <w:r>
-        <w:t xml:space="preserve"> ya presente en la configuración) directamente contra la base de datos de forma dinámica.</w:t>
-      </w:r>
-    </w:p>
-    <w:p>
-      <w:pPr>
-        <w:numPr>
-          <w:ilvl w:val="0"/>
-          <w:numId w:val="53"/>
-        </w:numPr>
-      </w:pPr>
-      <w:r>
-        <w:t>Esta estrategia nos permitirá escalar a futuro hacia una arquitectura "Basada en Tokens (JWT)", ya que el proyecto base muestra indicios de tener la clase utilitaria JwtUtil.java preparada, pero para cumplir con el alcance de esta iteración inicial, la validación por base de datos de credenciales con sesiones gestionadas es la solución más sólida y rápida de implementar para asegurar el perímetro.</w:t>
-      </w:r>
-    </w:p>
-    <w:p/>
-    <w:p/>
-    <w:p>
-      <w:pPr>
-        <w:ind w:left="459"/>
         <w:rPr>
           <w:b/>
           <w:bCs/>
         </w:rPr>
-      </w:pPr>
+        <w:t>=</w:t>
+      </w:r>
+      <w:proofErr w:type="spellStart"/>
       <w:r>
         <w:rPr>
           <w:b/>
           <w:bCs/>
         </w:rPr>
-        <w:br w:type="page"/>
+        <w:t>never</w:t>
+      </w:r>
+      <w:proofErr w:type="spellEnd"/>
+      <w:r>
+        <w:t xml:space="preserve"> y propiedades afines, como segunda línea de defensa ante errores no controlados. El detalle técnico completo se registra exclusivamente en los logs del servidor, alineándose con buenas prácticas de seguridad y con la obligación de no exponer información personal o técnica innecesaria al cliente (Ley 19.628).</w:t>
+      </w:r>
+    </w:p>
+    <w:p>
+      <w:r>
+        <w:rPr>
+          <w:noProof/>
+        </w:rPr>
+        <w:drawing>
+          <wp:inline distT="0" distB="0" distL="0" distR="0" wp14:anchorId="6A800BC9" wp14:editId="3D3B4466">
+            <wp:extent cx="4625110" cy="3900791"/>
+            <wp:effectExtent l="0" t="0" r="0" b="0"/>
+            <wp:docPr id="239544840" name="Picture 17"/>
+            <wp:cNvGraphicFramePr>
+              <a:graphicFrameLocks xmlns:a="http://schemas.openxmlformats.org/drawingml/2006/main" noChangeAspect="1"/>
+            </wp:cNvGraphicFramePr>
+            <a:graphic xmlns:a="http://schemas.openxmlformats.org/drawingml/2006/main">
+              <a:graphicData uri="http://schemas.openxmlformats.org/drawingml/2006/picture">
+                <pic:pic xmlns:pic="http://schemas.openxmlformats.org/drawingml/2006/picture">
+                  <pic:nvPicPr>
+                    <pic:cNvPr id="239544840" name="Picture 239544840"/>
+                    <pic:cNvPicPr/>
+                  </pic:nvPicPr>
+                  <pic:blipFill>
+                    <a:blip r:embed="rId21" cstate="print">
+                      <a:extLst>
+                        <a:ext uri="{28A0092B-C50C-407E-A947-70E740481C1C}">
+                          <a14:useLocalDpi xmlns:a14="http://schemas.microsoft.com/office/drawing/2010/main" val="0"/>
+                        </a:ext>
+                      </a:extLst>
+                    </a:blip>
+                    <a:stretch>
+                      <a:fillRect/>
+                    </a:stretch>
+                  </pic:blipFill>
+                  <pic:spPr>
+                    <a:xfrm>
+                      <a:off x="0" y="0"/>
+                      <a:ext cx="4632842" cy="3907312"/>
+                    </a:xfrm>
+                    <a:prstGeom prst="rect">
+                      <a:avLst/>
+                    </a:prstGeom>
+                  </pic:spPr>
+                </pic:pic>
+              </a:graphicData>
+            </a:graphic>
+          </wp:inline>
+        </w:drawing>
+      </w:r>
+    </w:p>
+    <w:p>
+      <w:pPr>
+        <w:rPr>
+          <w:i/>
+          <w:iCs/>
+          <w:sz w:val="21"/>
+          <w:szCs w:val="20"/>
+        </w:rPr>
+      </w:pPr>
+      <w:r>
+        <w:rPr>
+          <w:i/>
+          <w:iCs/>
+          <w:sz w:val="21"/>
+          <w:szCs w:val="20"/>
+        </w:rPr>
+        <w:t xml:space="preserve">Figura 8: </w:t>
+      </w:r>
+      <w:r>
+        <w:rPr>
+          <w:i/>
+          <w:iCs/>
+          <w:sz w:val="21"/>
+          <w:szCs w:val="20"/>
+        </w:rPr>
+        <w:t>GlobalExceptionHandler.java</w:t>
       </w:r>
     </w:p>
     <w:p>
@@ -1871,494 +3688,238 @@
           <w:b/>
           <w:bCs/>
         </w:rPr>
-        <w:lastRenderedPageBreak/>
-        <w:t>G</w:t>
-      </w:r>
+        <w:t>6. Explicación de mitigación de amenazas</w:t>
+      </w:r>
+    </w:p>
+    <w:p>
       <w:r>
         <w:rPr>
           <w:b/>
           <w:bCs/>
         </w:rPr>
-        <w:t>uía de configuración y explicación de la implementación (Paso 2)</w:t>
-      </w:r>
+        <w:t>Mitigación CSRF:</w:t>
+      </w:r>
+      <w:r>
+        <w:t xml:space="preserve"> </w:t>
+      </w:r>
+      <w:proofErr w:type="spellStart"/>
+      <w:r>
+        <w:t>csrf</w:t>
+      </w:r>
+      <w:proofErr w:type="spellEnd"/>
+      <w:r>
+        <w:t xml:space="preserve"> </w:t>
+      </w:r>
+      <w:proofErr w:type="spellStart"/>
+      <w:r>
+        <w:t>disable</w:t>
+      </w:r>
+      <w:proofErr w:type="spellEnd"/>
+      <w:r>
+        <w:t xml:space="preserve"> documentado para API REST; protección vía </w:t>
+      </w:r>
+      <w:proofErr w:type="spellStart"/>
+      <w:r>
+        <w:t>auth</w:t>
+      </w:r>
+      <w:proofErr w:type="spellEnd"/>
+      <w:r>
+        <w:t>, roles y auditoría.</w:t>
+      </w:r>
+    </w:p>
+    <w:p>
       <w:r>
         <w:rPr>
           <w:b/>
           <w:bCs/>
         </w:rPr>
-        <w:t>:</w:t>
-      </w:r>
-    </w:p>
-    <w:p>
-      <w:pPr>
+        <w:t xml:space="preserve">Mitigación accesos no autorizados: </w:t>
+      </w:r>
+      <w:r>
+        <w:t>matriz de cuatro roles con mínimo privilegio.</w:t>
+      </w:r>
+    </w:p>
+    <w:p>
+      <w:r>
         <w:rPr>
           <w:b/>
           <w:bCs/>
         </w:rPr>
-      </w:pPr>
+        <w:lastRenderedPageBreak/>
+        <w:t>Autenticación segura:</w:t>
+      </w:r>
+      <w:r>
+        <w:t xml:space="preserve"> </w:t>
+      </w:r>
+      <w:proofErr w:type="spellStart"/>
+      <w:r>
+        <w:t>BCrypt</w:t>
+      </w:r>
+      <w:proofErr w:type="spellEnd"/>
+      <w:r>
+        <w:t xml:space="preserve">, </w:t>
+      </w:r>
+      <w:proofErr w:type="spellStart"/>
+      <w:r>
+        <w:t>UserDetailsService</w:t>
+      </w:r>
+      <w:proofErr w:type="spellEnd"/>
+      <w:r>
+        <w:t xml:space="preserve">, </w:t>
+      </w:r>
+      <w:proofErr w:type="spellStart"/>
+      <w:r>
+        <w:t>DTOs</w:t>
+      </w:r>
+      <w:proofErr w:type="spellEnd"/>
+      <w:r>
+        <w:t xml:space="preserve"> sin </w:t>
+      </w:r>
+      <w:proofErr w:type="spellStart"/>
+      <w:r>
+        <w:t>password</w:t>
+      </w:r>
+      <w:proofErr w:type="spellEnd"/>
+      <w:r>
+        <w:t>.</w:t>
+      </w:r>
+    </w:p>
+    <w:p>
       <w:r>
         <w:rPr>
           <w:b/>
           <w:bCs/>
         </w:rPr>
-        <w:t>Integración del Framework de Seguridad</w:t>
-      </w:r>
-    </w:p>
-    <w:p>
-      <w:r>
-        <w:t xml:space="preserve">Se verificó el archivo pom.xml, confirmando la inclusión de la dependencia </w:t>
+        <w:t xml:space="preserve">Mitigación filtración en errores: </w:t>
       </w:r>
       <w:proofErr w:type="spellStart"/>
       <w:r>
-        <w:t>spring</w:t>
+        <w:t>GlobalExceptionHandler</w:t>
       </w:r>
       <w:proofErr w:type="spellEnd"/>
       <w:r>
-        <w:t>-</w:t>
+        <w:t xml:space="preserve"> + </w:t>
       </w:r>
       <w:proofErr w:type="spellStart"/>
       <w:r>
-        <w:t>boot</w:t>
+        <w:t>application.properties</w:t>
       </w:r>
       <w:proofErr w:type="spellEnd"/>
       <w:r>
-        <w:t>-starter-</w:t>
-      </w:r>
-      <w:proofErr w:type="spellStart"/>
-      <w:r>
-        <w:t>security</w:t>
-      </w:r>
-      <w:proofErr w:type="spellEnd"/>
-      <w:r>
-        <w:t xml:space="preserve">. Esto inicializa el </w:t>
-      </w:r>
-      <w:proofErr w:type="spellStart"/>
-      <w:r>
-        <w:t>framework</w:t>
-      </w:r>
-      <w:proofErr w:type="spellEnd"/>
-      <w:r>
-        <w:t xml:space="preserve"> Spring Security en el proyecto, el cual por defecto protege todos los </w:t>
-      </w:r>
-      <w:proofErr w:type="spellStart"/>
-      <w:r>
-        <w:rPr>
-          <w:i/>
-          <w:iCs/>
-        </w:rPr>
-        <w:t>endpoints</w:t>
-      </w:r>
-      <w:proofErr w:type="spellEnd"/>
-      <w:r>
-        <w:t xml:space="preserve">. Posteriormente, se procedió a personalizar la clase </w:t>
-      </w:r>
-      <w:proofErr w:type="spellStart"/>
-      <w:r>
-        <w:t>SecurityConfig</w:t>
-      </w:r>
-      <w:proofErr w:type="spellEnd"/>
-      <w:r>
-        <w:t xml:space="preserve"> utilizando la inyección de la cadena de filtros SecurityFilterChain, abandonando configuraciones genéricas para establecer una seguridad granular adaptada a los controladores REST detectados (</w:t>
-      </w:r>
-      <w:proofErr w:type="spellStart"/>
-      <w:r>
-        <w:t>ProductoController</w:t>
-      </w:r>
-      <w:proofErr w:type="spellEnd"/>
-      <w:r>
-        <w:t xml:space="preserve"> y </w:t>
-      </w:r>
-      <w:proofErr w:type="spellStart"/>
-      <w:r>
-        <w:t>VentaController</w:t>
-      </w:r>
-      <w:proofErr w:type="spellEnd"/>
-      <w:r>
-        <w:t xml:space="preserve">). </w:t>
-      </w:r>
-    </w:p>
-    <w:p>
-      <w:pPr>
+        <w:t>.</w:t>
+      </w:r>
+    </w:p>
+    <w:p>
+      <w:r>
         <w:rPr>
           <w:b/>
           <w:bCs/>
         </w:rPr>
-      </w:pPr>
+        <w:t>Validación de negocio:</w:t>
+      </w:r>
+      <w:r>
+        <w:t xml:space="preserve"> </w:t>
+      </w:r>
+      <w:proofErr w:type="spellStart"/>
+      <w:r>
+        <w:t>ProductoServiceImpl</w:t>
+      </w:r>
+      <w:proofErr w:type="spellEnd"/>
+      <w:r>
+        <w:t xml:space="preserve"> valida categoría antes de persistir.</w:t>
+      </w:r>
+    </w:p>
+    <w:p>
       <w:r>
         <w:rPr>
           <w:b/>
           <w:bCs/>
         </w:rPr>
-        <w:t>2. Implementación de la Estrategia de Autorización por Roles</w:t>
-      </w:r>
-    </w:p>
-    <w:p>
-      <w:pPr>
+        <w:t>Trazabilidad:</w:t>
+      </w:r>
+      <w:r>
+        <w:t xml:space="preserve"> </w:t>
+      </w:r>
+      <w:proofErr w:type="spellStart"/>
+      <w:r>
+        <w:t>SecurityAuditHandler</w:t>
+      </w:r>
+      <w:proofErr w:type="spellEnd"/>
+      <w:r>
+        <w:t xml:space="preserve"> en logs del servidor.</w:t>
+      </w:r>
+    </w:p>
+    <w:p>
+      <w:r>
         <w:rPr>
           <w:b/>
           <w:bCs/>
         </w:rPr>
-      </w:pPr>
-      <w:r>
+        <w:t xml:space="preserve">Mitigación de filtración de información en errores: </w:t>
+      </w:r>
+      <w:proofErr w:type="spellStart"/>
+      <w:r>
+        <w:t>GlobalExceptionHandler</w:t>
+      </w:r>
+      <w:proofErr w:type="spellEnd"/>
+      <w:r>
+        <w:t xml:space="preserve"> y </w:t>
+      </w:r>
+      <w:proofErr w:type="spellStart"/>
+      <w:r>
+        <w:t>application.properties</w:t>
+      </w:r>
+      <w:proofErr w:type="spellEnd"/>
+      <w:r>
+        <w:t xml:space="preserve"> impiden que errores de base de datos expongan trazas de ejecución, nombres de tablas o sentencias SQL al consumidor de la API.</w:t>
+      </w:r>
+    </w:p>
+    <w:p>
+      <w:r>
+        <w:t>Mitigación de accesos no autorizados</w:t>
+      </w:r>
+      <w:r>
+        <w:t xml:space="preserve">: </w:t>
+      </w:r>
+      <w:r>
+        <w:t>la segmentación por cuatro roles impide que un CLIENTE acceda a ventas o inventario, que un EMPLEADO modifique catálogo o usuarios, y que un GERENTE administre cuentas de usuario.</w:t>
+      </w:r>
+    </w:p>
+    <w:p>
+      <w:r>
+        <w:t xml:space="preserve">Mitigación de contraseñas débiles o expuestas: </w:t>
+      </w:r>
+      <w:proofErr w:type="spellStart"/>
+      <w:r>
+        <w:t>BCrypt</w:t>
+      </w:r>
+      <w:proofErr w:type="spellEnd"/>
+      <w:r>
+        <w:t xml:space="preserve"> en persistencia, </w:t>
+      </w:r>
+      <w:proofErr w:type="spellStart"/>
+      <w:r>
+        <w:t>DTOs</w:t>
+      </w:r>
+      <w:proofErr w:type="spellEnd"/>
+      <w:r>
+        <w:t xml:space="preserve"> de respuesta y @JsonIgnore reducen el riesgo de filtración de credenciales.</w:t>
+      </w:r>
+    </w:p>
+    <w:p>
+      <w:pPr>
         <w:rPr>
           <w:b/>
           <w:bCs/>
         </w:rPr>
-        <w:t xml:space="preserve">Se configuraron las reglas de acceso a nivel de URL y método HTTP dentro del método </w:t>
-      </w:r>
-      <w:proofErr w:type="spellStart"/>
+      </w:pPr>
+    </w:p>
+    <w:p>
       <w:r>
         <w:rPr>
           <w:b/>
           <w:bCs/>
         </w:rPr>
-        <w:t>securityFilterChain</w:t>
-      </w:r>
-      <w:proofErr w:type="spellEnd"/>
-      <w:r>
-        <w:rPr>
-          <w:b/>
-          <w:bCs/>
-        </w:rPr>
-        <w:t xml:space="preserve"> utilizando el objeto </w:t>
-      </w:r>
-      <w:proofErr w:type="spellStart"/>
-      <w:r>
-        <w:rPr>
-          <w:b/>
-          <w:bCs/>
-        </w:rPr>
-        <w:t>HttpSecurity</w:t>
-      </w:r>
-      <w:proofErr w:type="spellEnd"/>
-      <w:r>
-        <w:rPr>
-          <w:b/>
-          <w:bCs/>
-        </w:rPr>
-        <w:t xml:space="preserve">: </w:t>
-      </w:r>
-    </w:p>
-    <w:p>
-      <w:pPr>
-        <w:numPr>
-          <w:ilvl w:val="0"/>
-          <w:numId w:val="54"/>
-        </w:numPr>
-      </w:pPr>
-      <w:r>
-        <w:rPr>
-          <w:b/>
-          <w:bCs/>
-        </w:rPr>
-        <w:t xml:space="preserve">Acceso Público: </w:t>
-      </w:r>
-      <w:r>
-        <w:t xml:space="preserve">Se permitió el acceso universal al catálogo de productos mediante </w:t>
-      </w:r>
-      <w:proofErr w:type="spellStart"/>
-      <w:r>
-        <w:t>requestMatchers</w:t>
-      </w:r>
-      <w:proofErr w:type="spellEnd"/>
-      <w:r>
-        <w:t>(</w:t>
-      </w:r>
-      <w:proofErr w:type="spellStart"/>
-      <w:r>
-        <w:t>HttpMethod.GET</w:t>
-      </w:r>
-      <w:proofErr w:type="spellEnd"/>
-      <w:r>
-        <w:t>, "/api/productos/").</w:t>
-      </w:r>
-      <w:proofErr w:type="spellStart"/>
-      <w:r>
-        <w:t>permitAll</w:t>
-      </w:r>
-      <w:proofErr w:type="spellEnd"/>
-      <w:r>
-        <w:t>().</w:t>
-      </w:r>
-    </w:p>
-    <w:p>
-      <w:pPr>
-        <w:numPr>
-          <w:ilvl w:val="0"/>
-          <w:numId w:val="54"/>
-        </w:numPr>
-      </w:pPr>
-      <w:r>
-        <w:rPr>
-          <w:b/>
-          <w:bCs/>
-        </w:rPr>
-        <w:t xml:space="preserve">Privilegios Administrativos: </w:t>
-      </w:r>
-      <w:r>
-        <w:t>Se restringieron las acciones de alteración de inventario (POST, PUT, DELETE en /api/productos/) exclusivamente al rol ADMIN usando .</w:t>
-      </w:r>
-      <w:proofErr w:type="spellStart"/>
-      <w:r>
-        <w:t>hasRole</w:t>
-      </w:r>
-      <w:proofErr w:type="spellEnd"/>
-      <w:r>
-        <w:t xml:space="preserve">("ADMIN"). </w:t>
-      </w:r>
-    </w:p>
-    <w:p>
-      <w:pPr>
-        <w:numPr>
-          <w:ilvl w:val="0"/>
-          <w:numId w:val="54"/>
-        </w:numPr>
-      </w:pPr>
-      <w:r>
-        <w:rPr>
-          <w:b/>
-          <w:bCs/>
-        </w:rPr>
-        <w:t>Operaciones Diarias</w:t>
-      </w:r>
-      <w:r>
-        <w:t>: El acceso al controlador de ventas (/api/ventas/) fue limitado a los roles operativos mediante .</w:t>
-      </w:r>
-      <w:proofErr w:type="spellStart"/>
-      <w:r>
-        <w:t>hasAnyRole</w:t>
-      </w:r>
-      <w:proofErr w:type="spellEnd"/>
-      <w:r>
-        <w:t>("ADMIN", "EMPLEADO").</w:t>
-      </w:r>
-    </w:p>
-    <w:p>
-      <w:pPr>
-        <w:numPr>
-          <w:ilvl w:val="0"/>
-          <w:numId w:val="54"/>
-        </w:numPr>
-        <w:rPr>
-          <w:b/>
-          <w:bCs/>
-        </w:rPr>
-      </w:pPr>
-      <w:r>
-        <w:rPr>
-          <w:b/>
-          <w:bCs/>
-        </w:rPr>
-        <w:t>El resto de las rutas de la aplicación se aseguraron mediante .</w:t>
-      </w:r>
-      <w:proofErr w:type="spellStart"/>
-      <w:r>
-        <w:rPr>
-          <w:b/>
-          <w:bCs/>
-        </w:rPr>
-        <w:t>anyRequest</w:t>
-      </w:r>
-      <w:proofErr w:type="spellEnd"/>
-      <w:r>
-        <w:rPr>
-          <w:b/>
-          <w:bCs/>
-        </w:rPr>
-        <w:t>().</w:t>
-      </w:r>
-      <w:proofErr w:type="spellStart"/>
-      <w:r>
-        <w:rPr>
-          <w:b/>
-          <w:bCs/>
-        </w:rPr>
-        <w:t>authenticated</w:t>
-      </w:r>
-      <w:proofErr w:type="spellEnd"/>
-      <w:r>
-        <w:rPr>
-          <w:b/>
-          <w:bCs/>
-        </w:rPr>
-        <w:t xml:space="preserve">(), garantizando que ningún componente backend quede expuesto inadvertidamente. </w:t>
-      </w:r>
-    </w:p>
-    <w:p>
-      <w:pPr>
-        <w:rPr>
-          <w:b/>
-          <w:bCs/>
-        </w:rPr>
-      </w:pPr>
-      <w:r>
-        <w:rPr>
-          <w:b/>
-          <w:bCs/>
-        </w:rPr>
-        <w:t>3. Explicación de mitigación de amenazas</w:t>
-      </w:r>
-    </w:p>
-    <w:p>
-      <w:pPr>
-        <w:rPr>
-          <w:b/>
-          <w:bCs/>
-        </w:rPr>
-      </w:pPr>
-      <w:r>
-        <w:rPr>
-          <w:b/>
-          <w:bCs/>
-        </w:rPr>
-        <w:t>La configuración implementada protege los componentes backend de la siguiente manera:</w:t>
-      </w:r>
-    </w:p>
-    <w:p>
-      <w:pPr>
-        <w:numPr>
-          <w:ilvl w:val="0"/>
-          <w:numId w:val="55"/>
-        </w:numPr>
-      </w:pPr>
-      <w:r>
-        <w:rPr>
-          <w:b/>
-          <w:bCs/>
-        </w:rPr>
-        <w:t xml:space="preserve">Mitigación de CSRF: </w:t>
-      </w:r>
-      <w:r>
-        <w:t>Se corrigió la vulnerabilidad del código base (</w:t>
-      </w:r>
-      <w:proofErr w:type="spellStart"/>
-      <w:r>
-        <w:t>csrf.disable</w:t>
-      </w:r>
-      <w:proofErr w:type="spellEnd"/>
-      <w:r>
-        <w:t xml:space="preserve">()) implementando </w:t>
-      </w:r>
-      <w:proofErr w:type="spellStart"/>
-      <w:r>
-        <w:t>CookieCsrfTokenRepository.withHttpOnlyFalse</w:t>
-      </w:r>
-      <w:proofErr w:type="spellEnd"/>
-      <w:r>
-        <w:t xml:space="preserve">(). Esta configuración asegura que las peticiones que mutan estado (POST, PUT, DELETE) deban incluir un </w:t>
-      </w:r>
-      <w:r>
-        <w:lastRenderedPageBreak/>
-        <w:t xml:space="preserve">token válido, previniendo ataques de falsificación de peticiones en aplicaciones cliente-servidor. </w:t>
-      </w:r>
-    </w:p>
-    <w:p>
-      <w:pPr>
-        <w:numPr>
-          <w:ilvl w:val="0"/>
-          <w:numId w:val="55"/>
-        </w:numPr>
-      </w:pPr>
-      <w:r>
-        <w:rPr>
-          <w:b/>
-          <w:bCs/>
-        </w:rPr>
-        <w:t xml:space="preserve">Mitigación de accesos no autorizados y exposición de datos: </w:t>
-      </w:r>
-      <w:r>
-        <w:t xml:space="preserve">Al establecer una autorización estricta basada en métodos HTTP y roles granulares , se asegura que un usuario autenticado sin privilegios (por ejemplo, un cliente) no pueda inyectar datos en el sistema (Inyección de código) ni acceder al registro de ventas de la empresa (Exposición de datos sensibles). </w:t>
-      </w:r>
-    </w:p>
-    <w:p>
-      <w:pPr>
-        <w:numPr>
-          <w:ilvl w:val="0"/>
-          <w:numId w:val="55"/>
-        </w:numPr>
-      </w:pPr>
-      <w:r>
-        <w:rPr>
-          <w:b/>
-          <w:bCs/>
-        </w:rPr>
-        <w:t xml:space="preserve">Autenticación Segura: </w:t>
-      </w:r>
-      <w:r>
-        <w:t xml:space="preserve">El proceso de autenticación sigue delegándose al </w:t>
-      </w:r>
-      <w:proofErr w:type="spellStart"/>
-      <w:r>
-        <w:t>CustomUserDetailsService</w:t>
-      </w:r>
-      <w:proofErr w:type="spellEnd"/>
-      <w:r>
-        <w:t xml:space="preserve"> que recupera las credenciales de la base de datos (JDBC/JPA) y las compara de forma segura utilizando el cifrado </w:t>
-      </w:r>
-      <w:proofErr w:type="spellStart"/>
-      <w:r>
-        <w:t>BCryptPasswordEncoder</w:t>
-      </w:r>
-      <w:proofErr w:type="spellEnd"/>
-      <w:r>
-        <w:t xml:space="preserve">. </w:t>
-      </w:r>
-    </w:p>
-    <w:p>
-      <w:pPr>
-        <w:rPr>
-          <w:b/>
-          <w:bCs/>
-        </w:rPr>
-      </w:pPr>
-    </w:p>
-    <w:p/>
-    <w:p>
-      <w:pPr>
-        <w:rPr>
-          <w:b/>
-          <w:bCs/>
-        </w:rPr>
-      </w:pPr>
-    </w:p>
-    <w:p>
-      <w:pPr>
-        <w:rPr>
-          <w:b/>
-          <w:bCs/>
-        </w:rPr>
-      </w:pPr>
-    </w:p>
-    <w:p>
-      <w:pPr>
-        <w:ind w:left="459"/>
-        <w:rPr>
-          <w:b/>
-          <w:bCs/>
-        </w:rPr>
-      </w:pPr>
-      <w:r>
-        <w:rPr>
-          <w:b/>
-          <w:bCs/>
-        </w:rPr>
-        <w:br w:type="page"/>
-      </w:r>
-    </w:p>
-    <w:p>
-      <w:pPr>
-        <w:rPr>
-          <w:b/>
-          <w:bCs/>
-        </w:rPr>
-      </w:pPr>
-    </w:p>
-    <w:p>
-      <w:r>
-        <w:rPr>
-          <w:b/>
-          <w:bCs/>
-        </w:rPr>
         <w:t>Paso 4:</w:t>
       </w:r>
       <w:r>
@@ -2366,10 +3927,10 @@
       </w:r>
     </w:p>
     <w:p>
-      <w:hyperlink r:id="rId14" w:tgtFrame="_blank" w:history="1">
+      <w:hyperlink r:id="rId22" w:tgtFrame="_blank" w:history="1">
         <w:r>
           <w:rPr>
-            <w:rStyle w:val="Hipervnculo"/>
+            <w:rStyle w:val="Hyperlink"/>
           </w:rPr>
           <w:t>https://github.com/</w:t>
         </w:r>
@@ -2424,7 +3985,7 @@
                     </pic:cNvPicPr>
                   </pic:nvPicPr>
                   <pic:blipFill>
-                    <a:blip r:embed="rId15">
+                    <a:blip r:embed="rId23">
                       <a:extLst>
                         <a:ext uri="{28A0092B-C50C-407E-A947-70E740481C1C}">
                           <a14:useLocalDpi xmlns:a14="http://schemas.microsoft.com/office/drawing/2010/main" val="0"/>
@@ -2465,6 +4026,7 @@
           <w:i/>
           <w:iCs/>
         </w:rPr>
+        <w:lastRenderedPageBreak/>
         <w:t xml:space="preserve">Nota. </w:t>
       </w:r>
       <w:r>
@@ -2480,10 +4042,10 @@
       <w:r>
         <w:t xml:space="preserve"> </w:t>
       </w:r>
-      <w:hyperlink r:id="rId16" w:tgtFrame="_blank" w:history="1">
+      <w:hyperlink r:id="rId24" w:tgtFrame="_blank" w:history="1">
         <w:r>
           <w:rPr>
-            <w:rStyle w:val="Hipervnculo"/>
+            <w:rStyle w:val="Hyperlink"/>
           </w:rPr>
           <w:t>https://github.com/  </w:t>
         </w:r>
@@ -2551,7 +4113,7 @@
                     </pic:cNvPicPr>
                   </pic:nvPicPr>
                   <pic:blipFill rotWithShape="1">
-                    <a:blip r:embed="rId17">
+                    <a:blip r:embed="rId25">
                       <a:extLst>
                         <a:ext uri="{28A0092B-C50C-407E-A947-70E740481C1C}">
                           <a14:useLocalDpi xmlns:a14="http://schemas.microsoft.com/office/drawing/2010/main" val="0"/>
@@ -2590,12 +4152,16 @@
       </w:r>
     </w:p>
     <w:p>
+      <w:pPr>
+        <w:rPr>
+          <w:lang w:val="en-US"/>
+        </w:rPr>
+      </w:pPr>
       <w:r>
         <w:rPr>
           <w:i/>
           <w:iCs/>
         </w:rPr>
-        <w:lastRenderedPageBreak/>
         <w:t xml:space="preserve">Nota. </w:t>
       </w:r>
       <w:r>
@@ -2635,10 +4201,10 @@
         </w:rPr>
         <w:t xml:space="preserve"> </w:t>
       </w:r>
-      <w:hyperlink r:id="rId18" w:tgtFrame="_blank" w:history="1">
+      <w:hyperlink r:id="rId26" w:tgtFrame="_blank" w:history="1">
         <w:r>
           <w:rPr>
-            <w:rStyle w:val="Hipervnculo"/>
+            <w:rStyle w:val="Hyperlink"/>
             <w:lang w:val="en-US"/>
           </w:rPr>
           <w:t>https://github.com/</w:t>
@@ -2651,11 +4217,17 @@
         <w:t>   </w:t>
       </w:r>
       <w:r>
+        <w:rPr>
+          <w:lang w:val="en-US"/>
+        </w:rPr>
         <w:t> </w:t>
       </w:r>
     </w:p>
     <w:p>
       <w:r>
+        <w:rPr>
+          <w:lang w:val="en-US"/>
+        </w:rPr>
         <w:t> </w:t>
       </w:r>
       <w:r>
@@ -2702,6 +4274,7 @@
         <w:rPr>
           <w:noProof/>
         </w:rPr>
+        <w:lastRenderedPageBreak/>
         <w:drawing>
           <wp:inline distT="0" distB="0" distL="0" distR="0" wp14:anchorId="4CCBD199" wp14:editId="6531EF9A">
             <wp:extent cx="6301105" cy="2199005"/>
@@ -2720,7 +4293,7 @@
                     </pic:cNvPicPr>
                   </pic:nvPicPr>
                   <pic:blipFill>
-                    <a:blip r:embed="rId19">
+                    <a:blip r:embed="rId27">
                       <a:extLst>
                         <a:ext uri="{28A0092B-C50C-407E-A947-70E740481C1C}">
                           <a14:useLocalDpi xmlns:a14="http://schemas.microsoft.com/office/drawing/2010/main" val="0"/>
@@ -2769,8 +4342,8 @@
     <w:p>
       <w:pPr>
         <w:sectPr>
-          <w:headerReference w:type="default" r:id="rId20"/>
-          <w:footerReference w:type="default" r:id="rId21"/>
+          <w:headerReference w:type="default" r:id="rId28"/>
+          <w:footerReference w:type="default" r:id="rId29"/>
           <w:pgSz w:w="12240" w:h="15840"/>
           <w:pgMar w:top="1560" w:right="1183" w:bottom="1417" w:left="1134" w:header="708" w:footer="708" w:gutter="0"/>
           <w:cols w:space="708"/>
@@ -2862,9 +4435,9 @@
               </wp:anchor>
             </w:drawing>
           </mc:Choice>
-          <mc:Fallback>
-            <w:pict>
-              <v:roundrect w14:anchorId="69262787" id="Rectángulo: esquinas redondeadas 1" o:spid="_x0000_s1026" alt="&quot;&quot;" style="position:absolute;margin-left:-29.55pt;margin-top:31.55pt;width:552.75pt;height:354.35pt;z-index:251676672;visibility:visible;mso-wrap-style:square;mso-wrap-distance-left:9pt;mso-wrap-distance-top:0;mso-wrap-distance-right:9pt;mso-wrap-distance-bottom:0;mso-position-horizontal:absolute;mso-position-horizontal-relative:text;mso-position-vertical:absolute;mso-position-vertical-relative:text;v-text-anchor:middle" arcsize="2030f" o:gfxdata="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" fillcolor="#e6e7e8" stroked="f" strokeweight="1pt">
+          <mc:Fallback xmlns:a="http://schemas.openxmlformats.org/drawingml/2006/main" xmlns:pic="http://schemas.openxmlformats.org/drawingml/2006/picture" xmlns:a14="http://schemas.microsoft.com/office/drawing/2010/main" xmlns:adec="http://schemas.microsoft.com/office/drawing/2017/decorative">
+            <w:pict w14:anchorId="4679065E">
+              <v:roundrect id="Rectángulo: esquinas redondeadas 1" style="position:absolute;margin-left:-29.55pt;margin-top:31.55pt;width:552.75pt;height:354.35pt;z-index:251676672;visibility:visible;mso-wrap-style:square;mso-wrap-distance-left:9pt;mso-wrap-distance-top:0;mso-wrap-distance-right:9pt;mso-wrap-distance-bottom:0;mso-position-horizontal:absolute;mso-position-horizontal-relative:text;mso-position-vertical:absolute;mso-position-vertical-relative:text;v-text-anchor:middle" alt="&quot;&quot;" o:spid="_x0000_s1026" fillcolor="#e6e7e8" stroked="f" strokeweight="1pt" arcsize="2030f" w14:anchorId="3F5385BB" o:gfxdata="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">
                 <v:stroke joinstyle="miter"/>
               </v:roundrect>
             </w:pict>
@@ -2882,7 +4455,7 @@
           <w:noProof/>
         </w:rPr>
         <w:drawing>
-          <wp:anchor distT="0" distB="0" distL="114300" distR="114300" simplePos="0" relativeHeight="251677696" behindDoc="0" locked="0" layoutInCell="1" allowOverlap="1" wp14:anchorId="2A005252" wp14:editId="5B59BAB8">
+          <wp:anchor distT="0" distB="0" distL="114300" distR="114300" simplePos="0" relativeHeight="251677696" behindDoc="0" locked="0" layoutInCell="1" allowOverlap="1" wp14:anchorId="2A005252" wp14:editId="5D2A563C">
             <wp:simplePos x="0" y="0"/>
             <wp:positionH relativeFrom="column">
               <wp:posOffset>1642954</wp:posOffset>
@@ -2907,7 +4480,7 @@
                     </pic:cNvPicPr>
                   </pic:nvPicPr>
                   <pic:blipFill>
-                    <a:blip r:embed="rId22" cstate="print">
+                    <a:blip r:embed="rId30" cstate="print">
                       <a:extLst>
                         <a:ext uri="{28A0092B-C50C-407E-A947-70E740481C1C}">
                           <a14:useLocalDpi xmlns:a14="http://schemas.microsoft.com/office/drawing/2010/main" val="0"/>
@@ -2959,7 +4532,7 @@
     </w:p>
     <w:p/>
     <w:sectPr>
-      <w:footerReference w:type="first" r:id="rId23"/>
+      <w:footerReference w:type="first" r:id="rId31"/>
       <w:pgSz w:w="12240" w:h="15840"/>
       <w:pgMar w:top="1559" w:right="1185" w:bottom="284" w:left="1134" w:header="709" w:footer="283" w:gutter="0"/>
       <w:cols w:space="708"/>
@@ -2971,7 +4544,7 @@
 </file>
 
 <file path=word/endnotes.xml><?xml version="1.0" encoding="utf-8"?>
-<w:endnotes xmlns:wpc="http://schemas.microsoft.com/office/word/2010/wordprocessingCanvas" xmlns:cx="http://schemas.microsoft.com/office/drawing/2014/chartex" xmlns:cx1="http://schemas.microsoft.com/office/drawing/2015/9/8/chartex" xmlns:cx2="http://schemas.microsoft.com/office/drawing/2015/10/21/chartex" xmlns:cx3="http://schemas.microsoft.com/office/drawing/2016/5/9/chartex" xmlns:cx4="http://schemas.microsoft.com/office/drawing/2016/5/10/chartex" xmlns:cx5="http://schemas.microsoft.com/office/drawing/2016/5/11/chartex" xmlns:cx6="http://schemas.microsoft.com/office/drawing/2016/5/12/chartex" xmlns:cx7="http://schemas.microsoft.com/office/drawing/2016/5/13/chartex" xmlns:cx8="http://schemas.microsoft.com/office/drawing/2016/5/14/chartex" xmlns:mc="http://schemas.openxmlformats.org/markup-compatibility/2006" xmlns:aink="http://schemas.microsoft.com/office/drawing/2016/ink" xmlns:am3d="http://schemas.microsoft.com/office/drawing/2017/model3d" xmlns:o="urn:schemas-microsoft-com:office:office" xmlns:oel="http://schemas.microsoft.com/office/2019/extlst" xmlns:r="http://schemas.openxmlformats.org/officeDocument/2006/relationships" xmlns:m="http://schemas.openxmlformats.org/officeDocument/2006/math" xmlns:v="urn:schemas-microsoft-com:vml" xmlns:wp14="http://schemas.microsoft.com/office/word/2010/wordprocessingDrawing" xmlns:wp="http://schemas.openxmlformats.org/drawingml/2006/wordprocessingDrawing" xmlns:w10="urn:schemas-microsoft-com:office:word" xmlns:w="http://schemas.openxmlformats.org/wordprocessingml/2006/main" xmlns:w14="http://schemas.microsoft.com/office/word/2010/wordml" xmlns:w15="http://schemas.microsoft.com/office/word/2012/wordml" xmlns:w16cex="http://schemas.microsoft.com/office/word/2018/wordml/cex" xmlns:w16cid="http://schemas.microsoft.com/office/word/2016/wordml/cid" xmlns:w16="http://schemas.microsoft.com/office/word/2018/wordml" xmlns:w16sdtdh="http://schemas.microsoft.com/office/word/2020/wordml/sdtdatahash" xmlns:w16se="http://schemas.microsoft.com/office/word/2015/wordml/symex" xmlns:wpg="http://schemas.microsoft.com/office/word/2010/wordprocessingGroup" xmlns:wpi="http://schemas.microsoft.com/office/word/2010/wordprocessingInk" xmlns:wne="http://schemas.microsoft.com/office/word/2006/wordml" xmlns:wps="http://schemas.microsoft.com/office/word/2010/wordprocessingShape" mc:Ignorable="w14 w15 w16se w16cid w16 w16cex w16sdtdh wp14">
+<w:endnotes xmlns:wpc="http://schemas.microsoft.com/office/word/2010/wordprocessingCanvas" xmlns:cx="http://schemas.microsoft.com/office/drawing/2014/chartex" xmlns:cx1="http://schemas.microsoft.com/office/drawing/2015/9/8/chartex" xmlns:cx2="http://schemas.microsoft.com/office/drawing/2015/10/21/chartex" xmlns:cx3="http://schemas.microsoft.com/office/drawing/2016/5/9/chartex" xmlns:cx4="http://schemas.microsoft.com/office/drawing/2016/5/10/chartex" xmlns:cx5="http://schemas.microsoft.com/office/drawing/2016/5/11/chartex" xmlns:cx6="http://schemas.microsoft.com/office/drawing/2016/5/12/chartex" xmlns:cx7="http://schemas.microsoft.com/office/drawing/2016/5/13/chartex" xmlns:cx8="http://schemas.microsoft.com/office/drawing/2016/5/14/chartex" xmlns:mc="http://schemas.openxmlformats.org/markup-compatibility/2006" xmlns:aink="http://schemas.microsoft.com/office/drawing/2016/ink" xmlns:am3d="http://schemas.microsoft.com/office/drawing/2017/model3d" xmlns:o="urn:schemas-microsoft-com:office:office" xmlns:oel="http://schemas.microsoft.com/office/2019/extlst" xmlns:r="http://schemas.openxmlformats.org/officeDocument/2006/relationships" xmlns:m="http://schemas.openxmlformats.org/officeDocument/2006/math" xmlns:v="urn:schemas-microsoft-com:vml" xmlns:wp14="http://schemas.microsoft.com/office/word/2010/wordprocessingDrawing" xmlns:wp="http://schemas.openxmlformats.org/drawingml/2006/wordprocessingDrawing" xmlns:w10="urn:schemas-microsoft-com:office:word" xmlns:w="http://schemas.openxmlformats.org/wordprocessingml/2006/main" xmlns:w14="http://schemas.microsoft.com/office/word/2010/wordml" xmlns:w15="http://schemas.microsoft.com/office/word/2012/wordml" xmlns:w16cex="http://schemas.microsoft.com/office/word/2018/wordml/cex" xmlns:w16cid="http://schemas.microsoft.com/office/word/2016/wordml/cid" xmlns:w16="http://schemas.microsoft.com/office/word/2018/wordml" xmlns:w16du="http://schemas.microsoft.com/office/word/2023/wordml/word16du" xmlns:w16sdtdh="http://schemas.microsoft.com/office/word/2020/wordml/sdtdatahash" xmlns:w16sdtfl="http://schemas.microsoft.com/office/word/2024/wordml/sdtformatlock" xmlns:w16se="http://schemas.microsoft.com/office/word/2015/wordml/symex" xmlns:wpg="http://schemas.microsoft.com/office/word/2010/wordprocessingGroup" xmlns:wpi="http://schemas.microsoft.com/office/word/2010/wordprocessingInk" xmlns:wne="http://schemas.microsoft.com/office/word/2006/wordml" xmlns:wps="http://schemas.microsoft.com/office/word/2010/wordprocessingShape" mc:Ignorable="w14 w15 w16se w16cid w16 w16cex w16sdtdh w16sdtfl w16du wp14">
   <w:endnote w:type="separator" w:id="-1">
     <w:p>
       <w:pPr>
@@ -2996,7 +4569,7 @@
 </file>
 
 <file path=word/footer1.xml><?xml version="1.0" encoding="utf-8"?>
-<w:ftr xmlns:wpc="http://schemas.microsoft.com/office/word/2010/wordprocessingCanvas" xmlns:cx="http://schemas.microsoft.com/office/drawing/2014/chartex" xmlns:cx1="http://schemas.microsoft.com/office/drawing/2015/9/8/chartex" xmlns:cx2="http://schemas.microsoft.com/office/drawing/2015/10/21/chartex" xmlns:cx3="http://schemas.microsoft.com/office/drawing/2016/5/9/chartex" xmlns:cx4="http://schemas.microsoft.com/office/drawing/2016/5/10/chartex" xmlns:cx5="http://schemas.microsoft.com/office/drawing/2016/5/11/chartex" xmlns:cx6="http://schemas.microsoft.com/office/drawing/2016/5/12/chartex" xmlns:cx7="http://schemas.microsoft.com/office/drawing/2016/5/13/chartex" xmlns:cx8="http://schemas.microsoft.com/office/drawing/2016/5/14/chartex" xmlns:mc="http://schemas.openxmlformats.org/markup-compatibility/2006" xmlns:aink="http://schemas.microsoft.com/office/drawing/2016/ink" xmlns:am3d="http://schemas.microsoft.com/office/drawing/2017/model3d" xmlns:o="urn:schemas-microsoft-com:office:office" xmlns:oel="http://schemas.microsoft.com/office/2019/extlst" xmlns:r="http://schemas.openxmlformats.org/officeDocument/2006/relationships" xmlns:m="http://schemas.openxmlformats.org/officeDocument/2006/math" xmlns:v="urn:schemas-microsoft-com:vml" xmlns:wp14="http://schemas.microsoft.com/office/word/2010/wordprocessingDrawing" xmlns:wp="http://schemas.openxmlformats.org/drawingml/2006/wordprocessingDrawing" xmlns:w10="urn:schemas-microsoft-com:office:word" xmlns:w="http://schemas.openxmlformats.org/wordprocessingml/2006/main" xmlns:w14="http://schemas.microsoft.com/office/word/2010/wordml" xmlns:w15="http://schemas.microsoft.com/office/word/2012/wordml" xmlns:w16cex="http://schemas.microsoft.com/office/word/2018/wordml/cex" xmlns:w16cid="http://schemas.microsoft.com/office/word/2016/wordml/cid" xmlns:w16="http://schemas.microsoft.com/office/word/2018/wordml" xmlns:w16sdtdh="http://schemas.microsoft.com/office/word/2020/wordml/sdtdatahash" xmlns:w16se="http://schemas.microsoft.com/office/word/2015/wordml/symex" xmlns:wpg="http://schemas.microsoft.com/office/word/2010/wordprocessingGroup" xmlns:wpi="http://schemas.microsoft.com/office/word/2010/wordprocessingInk" xmlns:wne="http://schemas.microsoft.com/office/word/2006/wordml" xmlns:wps="http://schemas.microsoft.com/office/word/2010/wordprocessingShape" mc:Ignorable="w14 w15 w16se w16cid w16 w16cex w16sdtdh wp14">
+<w:ftr xmlns:wpc="http://schemas.microsoft.com/office/word/2010/wordprocessingCanvas" xmlns:cx="http://schemas.microsoft.com/office/drawing/2014/chartex" xmlns:cx1="http://schemas.microsoft.com/office/drawing/2015/9/8/chartex" xmlns:cx2="http://schemas.microsoft.com/office/drawing/2015/10/21/chartex" xmlns:cx3="http://schemas.microsoft.com/office/drawing/2016/5/9/chartex" xmlns:cx4="http://schemas.microsoft.com/office/drawing/2016/5/10/chartex" xmlns:cx5="http://schemas.microsoft.com/office/drawing/2016/5/11/chartex" xmlns:cx6="http://schemas.microsoft.com/office/drawing/2016/5/12/chartex" xmlns:cx7="http://schemas.microsoft.com/office/drawing/2016/5/13/chartex" xmlns:cx8="http://schemas.microsoft.com/office/drawing/2016/5/14/chartex" xmlns:mc="http://schemas.openxmlformats.org/markup-compatibility/2006" xmlns:aink="http://schemas.microsoft.com/office/drawing/2016/ink" xmlns:am3d="http://schemas.microsoft.com/office/drawing/2017/model3d" xmlns:o="urn:schemas-microsoft-com:office:office" xmlns:oel="http://schemas.microsoft.com/office/2019/extlst" xmlns:r="http://schemas.openxmlformats.org/officeDocument/2006/relationships" xmlns:m="http://schemas.openxmlformats.org/officeDocument/2006/math" xmlns:v="urn:schemas-microsoft-com:vml" xmlns:wp14="http://schemas.microsoft.com/office/word/2010/wordprocessingDrawing" xmlns:wp="http://schemas.openxmlformats.org/drawingml/2006/wordprocessingDrawing" xmlns:w10="urn:schemas-microsoft-com:office:word" xmlns:w="http://schemas.openxmlformats.org/wordprocessingml/2006/main" xmlns:w14="http://schemas.microsoft.com/office/word/2010/wordml" xmlns:w15="http://schemas.microsoft.com/office/word/2012/wordml" xmlns:w16cex="http://schemas.microsoft.com/office/word/2018/wordml/cex" xmlns:w16cid="http://schemas.microsoft.com/office/word/2016/wordml/cid" xmlns:w16="http://schemas.microsoft.com/office/word/2018/wordml" xmlns:w16du="http://schemas.microsoft.com/office/word/2023/wordml/word16du" xmlns:w16sdtdh="http://schemas.microsoft.com/office/word/2020/wordml/sdtdatahash" xmlns:w16sdtfl="http://schemas.microsoft.com/office/word/2024/wordml/sdtformatlock" xmlns:w16se="http://schemas.microsoft.com/office/word/2015/wordml/symex" xmlns:wpg="http://schemas.microsoft.com/office/word/2010/wordprocessingGroup" xmlns:wpi="http://schemas.microsoft.com/office/word/2010/wordprocessingInk" xmlns:wne="http://schemas.microsoft.com/office/word/2006/wordml" xmlns:wps="http://schemas.microsoft.com/office/word/2010/wordprocessingShape" mc:Ignorable="w14 w15 w16se w16cid w16 w16cex w16sdtdh w16sdtfl w16du wp14">
   <w:sdt>
     <w:sdtPr>
       <w:id w:val="-770158945"/>
@@ -3008,7 +4581,7 @@
     <w:sdtContent>
       <w:p>
         <w:pPr>
-          <w:pStyle w:val="Piedepgina"/>
+          <w:pStyle w:val="Footer"/>
           <w:jc w:val="right"/>
         </w:pPr>
         <w:r>
@@ -3169,10 +4742,10 @@
                 </wp:anchor>
               </w:drawing>
             </mc:Choice>
-            <mc:Fallback>
-              <w:pict>
-                <v:group w14:anchorId="3A340B5B" id="Grupo 1" o:spid="_x0000_s1026" alt="&quot;&quot;" style="position:absolute;margin-left:409.95pt;margin-top:-3.8pt;width:94.15pt;height:22.7pt;z-index:251694080" coordsize="11957,2882" o:gfxdata="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">
-                  <v:shapetype id="_x0000_t75" coordsize="21600,21600" o:spt="75" o:preferrelative="t" path="m@4@5l@4@11@9@11@9@5xe" filled="f" stroked="f">
+            <mc:Fallback xmlns:a="http://schemas.openxmlformats.org/drawingml/2006/main" xmlns:adec="http://schemas.microsoft.com/office/drawing/2017/decorative" xmlns:pic="http://schemas.openxmlformats.org/drawingml/2006/picture" xmlns:a14="http://schemas.microsoft.com/office/drawing/2010/main">
+              <w:pict w14:anchorId="024C2480">
+                <v:group id="Grupo 1" style="position:absolute;margin-left:409.95pt;margin-top:-3.8pt;width:94.15pt;height:22.7pt;z-index:251694080" alt="&quot;&quot;" coordsize="11957,2882" o:spid="_x0000_s1026" w14:anchorId="6CCFE1D3" o:gfxdata="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">
+                  <v:shapetype id="_x0000_t75" coordsize="21600,21600" filled="f" stroked="f" o:spt="75" o:preferrelative="t" path="m@4@5l@4@11@9@11@9@5xe">
                     <v:stroke joinstyle="miter"/>
                     <v:formulas>
                       <v:f eqn="if lineDrawn pixelLineWidth 0"/>
@@ -3188,17 +4761,17 @@
                       <v:f eqn="prod @7 21600 pixelHeight"/>
                       <v:f eqn="sum @10 21600 0"/>
                     </v:formulas>
-                    <v:path o:extrusionok="f" gradientshapeok="t" o:connecttype="rect"/>
+                    <v:path gradientshapeok="t" o:connecttype="rect" o:extrusionok="f"/>
                     <o:lock v:ext="edit" aspectratio="t"/>
                   </v:shapetype>
-                  <v:shape id="Imagen 1" o:spid="_x0000_s1027" type="#_x0000_t75" alt="Logotipo&#10;&#10;Descripción generada automáticamente" style="position:absolute;left:603;width:8065;height:2882;visibility:visible;mso-wrap-style:square" o:gfxdata="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">
-                    <v:imagedata r:id="rId2" o:title="Logotipo&#10;&#10;Descripción generada automáticamente"/>
+                  <v:shape id="Imagen 1" style="position:absolute;left:603;width:8065;height:2882;visibility:visible;mso-wrap-style:square" alt="Logotipo&#10;&#10;Descripción generada automáticamente" o:spid="_x0000_s1027" type="#_x0000_t75" o:gfxdata="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">
+                    <v:imagedata o:title="Logotipo&#10;&#10;Descripción generada automáticamente" r:id="rId2"/>
                   </v:shape>
-                  <v:roundrect id="Rectángulo: esquinas redondeadas 2" o:spid="_x0000_s1028" style="position:absolute;width:11957;height:2794;visibility:visible;mso-wrap-style:square;v-text-anchor:middle" arcsize=".5" o:gfxdata="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" filled="f" strokecolor="#d8d8d8 [2732]" strokeweight="1.5pt">
+                  <v:roundrect id="Rectángulo: esquinas redondeadas 2" style="position:absolute;width:11957;height:2794;visibility:visible;mso-wrap-style:square;v-text-anchor:middle" o:spid="_x0000_s1028" filled="f" strokecolor="#d8d8d8 [2732]" strokeweight="1.5pt" arcsize=".5" o:gfxdata="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">
                     <v:stroke joinstyle="miter"/>
                     <v:path arrowok="t"/>
                   </v:roundrect>
-                  <v:line id="Conector recto 1" o:spid="_x0000_s1029" style="position:absolute;visibility:visible;mso-wrap-style:square" from="8626,603" to="8626,2140" o:connectortype="straight" o:gfxdata="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" strokecolor="#d8d8d8 [2732]" strokeweight="1pt">
+                  <v:line id="Conector recto 1" style="position:absolute;visibility:visible;mso-wrap-style:square" o:spid="_x0000_s1029" strokecolor="#d8d8d8 [2732]" strokeweight="1pt" o:connectortype="straight" from="8626,603" to="8626,2140" o:gfxdata="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">
                     <v:stroke joinstyle="miter"/>
                     <o:lock v:ext="edit" shapetype="f"/>
                   </v:line>
@@ -3232,17 +4805,17 @@
 </file>
 
 <file path=word/footer2.xml><?xml version="1.0" encoding="utf-8"?>
-<w:ftr xmlns:wpc="http://schemas.microsoft.com/office/word/2010/wordprocessingCanvas" xmlns:cx="http://schemas.microsoft.com/office/drawing/2014/chartex" xmlns:cx1="http://schemas.microsoft.com/office/drawing/2015/9/8/chartex" xmlns:cx2="http://schemas.microsoft.com/office/drawing/2015/10/21/chartex" xmlns:cx3="http://schemas.microsoft.com/office/drawing/2016/5/9/chartex" xmlns:cx4="http://schemas.microsoft.com/office/drawing/2016/5/10/chartex" xmlns:cx5="http://schemas.microsoft.com/office/drawing/2016/5/11/chartex" xmlns:cx6="http://schemas.microsoft.com/office/drawing/2016/5/12/chartex" xmlns:cx7="http://schemas.microsoft.com/office/drawing/2016/5/13/chartex" xmlns:cx8="http://schemas.microsoft.com/office/drawing/2016/5/14/chartex" xmlns:mc="http://schemas.openxmlformats.org/markup-compatibility/2006" xmlns:aink="http://schemas.microsoft.com/office/drawing/2016/ink" xmlns:am3d="http://schemas.microsoft.com/office/drawing/2017/model3d" xmlns:o="urn:schemas-microsoft-com:office:office" xmlns:oel="http://schemas.microsoft.com/office/2019/extlst" xmlns:r="http://schemas.openxmlformats.org/officeDocument/2006/relationships" xmlns:m="http://schemas.openxmlformats.org/officeDocument/2006/math" xmlns:v="urn:schemas-microsoft-com:vml" xmlns:wp14="http://schemas.microsoft.com/office/word/2010/wordprocessingDrawing" xmlns:wp="http://schemas.openxmlformats.org/drawingml/2006/wordprocessingDrawing" xmlns:w10="urn:schemas-microsoft-com:office:word" xmlns:w="http://schemas.openxmlformats.org/wordprocessingml/2006/main" xmlns:w14="http://schemas.microsoft.com/office/word/2010/wordml" xmlns:w15="http://schemas.microsoft.com/office/word/2012/wordml" xmlns:w16cex="http://schemas.microsoft.com/office/word/2018/wordml/cex" xmlns:w16cid="http://schemas.microsoft.com/office/word/2016/wordml/cid" xmlns:w16="http://schemas.microsoft.com/office/word/2018/wordml" xmlns:w16sdtdh="http://schemas.microsoft.com/office/word/2020/wordml/sdtdatahash" xmlns:w16se="http://schemas.microsoft.com/office/word/2015/wordml/symex" xmlns:wpg="http://schemas.microsoft.com/office/word/2010/wordprocessingGroup" xmlns:wpi="http://schemas.microsoft.com/office/word/2010/wordprocessingInk" xmlns:wne="http://schemas.microsoft.com/office/word/2006/wordml" xmlns:wps="http://schemas.microsoft.com/office/word/2010/wordprocessingShape" mc:Ignorable="w14 w15 w16se w16cid w16 w16cex w16sdtdh wp14">
+<w:ftr xmlns:wpc="http://schemas.microsoft.com/office/word/2010/wordprocessingCanvas" xmlns:cx="http://schemas.microsoft.com/office/drawing/2014/chartex" xmlns:cx1="http://schemas.microsoft.com/office/drawing/2015/9/8/chartex" xmlns:cx2="http://schemas.microsoft.com/office/drawing/2015/10/21/chartex" xmlns:cx3="http://schemas.microsoft.com/office/drawing/2016/5/9/chartex" xmlns:cx4="http://schemas.microsoft.com/office/drawing/2016/5/10/chartex" xmlns:cx5="http://schemas.microsoft.com/office/drawing/2016/5/11/chartex" xmlns:cx6="http://schemas.microsoft.com/office/drawing/2016/5/12/chartex" xmlns:cx7="http://schemas.microsoft.com/office/drawing/2016/5/13/chartex" xmlns:cx8="http://schemas.microsoft.com/office/drawing/2016/5/14/chartex" xmlns:mc="http://schemas.openxmlformats.org/markup-compatibility/2006" xmlns:aink="http://schemas.microsoft.com/office/drawing/2016/ink" xmlns:am3d="http://schemas.microsoft.com/office/drawing/2017/model3d" xmlns:o="urn:schemas-microsoft-com:office:office" xmlns:oel="http://schemas.microsoft.com/office/2019/extlst" xmlns:r="http://schemas.openxmlformats.org/officeDocument/2006/relationships" xmlns:m="http://schemas.openxmlformats.org/officeDocument/2006/math" xmlns:v="urn:schemas-microsoft-com:vml" xmlns:wp14="http://schemas.microsoft.com/office/word/2010/wordprocessingDrawing" xmlns:wp="http://schemas.openxmlformats.org/drawingml/2006/wordprocessingDrawing" xmlns:w10="urn:schemas-microsoft-com:office:word" xmlns:w="http://schemas.openxmlformats.org/wordprocessingml/2006/main" xmlns:w14="http://schemas.microsoft.com/office/word/2010/wordml" xmlns:w15="http://schemas.microsoft.com/office/word/2012/wordml" xmlns:w16cex="http://schemas.microsoft.com/office/word/2018/wordml/cex" xmlns:w16cid="http://schemas.microsoft.com/office/word/2016/wordml/cid" xmlns:w16="http://schemas.microsoft.com/office/word/2018/wordml" xmlns:w16du="http://schemas.microsoft.com/office/word/2023/wordml/word16du" xmlns:w16sdtdh="http://schemas.microsoft.com/office/word/2020/wordml/sdtdatahash" xmlns:w16sdtfl="http://schemas.microsoft.com/office/word/2024/wordml/sdtformatlock" xmlns:w16se="http://schemas.microsoft.com/office/word/2015/wordml/symex" xmlns:wpg="http://schemas.microsoft.com/office/word/2010/wordprocessingGroup" xmlns:wpi="http://schemas.microsoft.com/office/word/2010/wordprocessingInk" xmlns:wne="http://schemas.microsoft.com/office/word/2006/wordml" xmlns:wps="http://schemas.microsoft.com/office/word/2010/wordprocessingShape" mc:Ignorable="w14 w15 w16se w16cid w16 w16cex w16sdtdh w16sdtfl w16du wp14">
   <w:p>
     <w:pPr>
-      <w:pStyle w:val="Piedepgina"/>
+      <w:pStyle w:val="Footer"/>
     </w:pPr>
   </w:p>
 </w:ftr>
 </file>
 
 <file path=word/footnotes.xml><?xml version="1.0" encoding="utf-8"?>
-<w:footnotes xmlns:wpc="http://schemas.microsoft.com/office/word/2010/wordprocessingCanvas" xmlns:cx="http://schemas.microsoft.com/office/drawing/2014/chartex" xmlns:cx1="http://schemas.microsoft.com/office/drawing/2015/9/8/chartex" xmlns:cx2="http://schemas.microsoft.com/office/drawing/2015/10/21/chartex" xmlns:cx3="http://schemas.microsoft.com/office/drawing/2016/5/9/chartex" xmlns:cx4="http://schemas.microsoft.com/office/drawing/2016/5/10/chartex" xmlns:cx5="http://schemas.microsoft.com/office/drawing/2016/5/11/chartex" xmlns:cx6="http://schemas.microsoft.com/office/drawing/2016/5/12/chartex" xmlns:cx7="http://schemas.microsoft.com/office/drawing/2016/5/13/chartex" xmlns:cx8="http://schemas.microsoft.com/office/drawing/2016/5/14/chartex" xmlns:mc="http://schemas.openxmlformats.org/markup-compatibility/2006" xmlns:aink="http://schemas.microsoft.com/office/drawing/2016/ink" xmlns:am3d="http://schemas.microsoft.com/office/drawing/2017/model3d" xmlns:o="urn:schemas-microsoft-com:office:office" xmlns:oel="http://schemas.microsoft.com/office/2019/extlst" xmlns:r="http://schemas.openxmlformats.org/officeDocument/2006/relationships" xmlns:m="http://schemas.openxmlformats.org/officeDocument/2006/math" xmlns:v="urn:schemas-microsoft-com:vml" xmlns:wp14="http://schemas.microsoft.com/office/word/2010/wordprocessingDrawing" xmlns:wp="http://schemas.openxmlformats.org/drawingml/2006/wordprocessingDrawing" xmlns:w10="urn:schemas-microsoft-com:office:word" xmlns:w="http://schemas.openxmlformats.org/wordprocessingml/2006/main" xmlns:w14="http://schemas.microsoft.com/office/word/2010/wordml" xmlns:w15="http://schemas.microsoft.com/office/word/2012/wordml" xmlns:w16cex="http://schemas.microsoft.com/office/word/2018/wordml/cex" xmlns:w16cid="http://schemas.microsoft.com/office/word/2016/wordml/cid" xmlns:w16="http://schemas.microsoft.com/office/word/2018/wordml" xmlns:w16sdtdh="http://schemas.microsoft.com/office/word/2020/wordml/sdtdatahash" xmlns:w16se="http://schemas.microsoft.com/office/word/2015/wordml/symex" xmlns:wpg="http://schemas.microsoft.com/office/word/2010/wordprocessingGroup" xmlns:wpi="http://schemas.microsoft.com/office/word/2010/wordprocessingInk" xmlns:wne="http://schemas.microsoft.com/office/word/2006/wordml" xmlns:wps="http://schemas.microsoft.com/office/word/2010/wordprocessingShape" mc:Ignorable="w14 w15 w16se w16cid w16 w16cex w16sdtdh wp14">
+<w:footnotes xmlns:wpc="http://schemas.microsoft.com/office/word/2010/wordprocessingCanvas" xmlns:cx="http://schemas.microsoft.com/office/drawing/2014/chartex" xmlns:cx1="http://schemas.microsoft.com/office/drawing/2015/9/8/chartex" xmlns:cx2="http://schemas.microsoft.com/office/drawing/2015/10/21/chartex" xmlns:cx3="http://schemas.microsoft.com/office/drawing/2016/5/9/chartex" xmlns:cx4="http://schemas.microsoft.com/office/drawing/2016/5/10/chartex" xmlns:cx5="http://schemas.microsoft.com/office/drawing/2016/5/11/chartex" xmlns:cx6="http://schemas.microsoft.com/office/drawing/2016/5/12/chartex" xmlns:cx7="http://schemas.microsoft.com/office/drawing/2016/5/13/chartex" xmlns:cx8="http://schemas.microsoft.com/office/drawing/2016/5/14/chartex" xmlns:mc="http://schemas.openxmlformats.org/markup-compatibility/2006" xmlns:aink="http://schemas.microsoft.com/office/drawing/2016/ink" xmlns:am3d="http://schemas.microsoft.com/office/drawing/2017/model3d" xmlns:o="urn:schemas-microsoft-com:office:office" xmlns:oel="http://schemas.microsoft.com/office/2019/extlst" xmlns:r="http://schemas.openxmlformats.org/officeDocument/2006/relationships" xmlns:m="http://schemas.openxmlformats.org/officeDocument/2006/math" xmlns:v="urn:schemas-microsoft-com:vml" xmlns:wp14="http://schemas.microsoft.com/office/word/2010/wordprocessingDrawing" xmlns:wp="http://schemas.openxmlformats.org/drawingml/2006/wordprocessingDrawing" xmlns:w10="urn:schemas-microsoft-com:office:word" xmlns:w="http://schemas.openxmlformats.org/wordprocessingml/2006/main" xmlns:w14="http://schemas.microsoft.com/office/word/2010/wordml" xmlns:w15="http://schemas.microsoft.com/office/word/2012/wordml" xmlns:w16cex="http://schemas.microsoft.com/office/word/2018/wordml/cex" xmlns:w16cid="http://schemas.microsoft.com/office/word/2016/wordml/cid" xmlns:w16="http://schemas.microsoft.com/office/word/2018/wordml" xmlns:w16du="http://schemas.microsoft.com/office/word/2023/wordml/word16du" xmlns:w16sdtdh="http://schemas.microsoft.com/office/word/2020/wordml/sdtdatahash" xmlns:w16sdtfl="http://schemas.microsoft.com/office/word/2024/wordml/sdtformatlock" xmlns:w16se="http://schemas.microsoft.com/office/word/2015/wordml/symex" xmlns:wpg="http://schemas.microsoft.com/office/word/2010/wordprocessingGroup" xmlns:wpi="http://schemas.microsoft.com/office/word/2010/wordprocessingInk" xmlns:wne="http://schemas.microsoft.com/office/word/2006/wordml" xmlns:wps="http://schemas.microsoft.com/office/word/2010/wordprocessingShape" mc:Ignorable="w14 w15 w16se w16cid w16 w16cex w16sdtdh w16sdtfl w16du wp14">
   <w:footnote w:type="separator" w:id="-1">
     <w:p>
       <w:pPr>
@@ -3267,10 +4840,10 @@
 </file>
 
 <file path=word/header1.xml><?xml version="1.0" encoding="utf-8"?>
-<w:hdr xmlns:wpc="http://schemas.microsoft.com/office/word/2010/wordprocessingCanvas" xmlns:cx="http://schemas.microsoft.com/office/drawing/2014/chartex" xmlns:cx1="http://schemas.microsoft.com/office/drawing/2015/9/8/chartex" xmlns:cx2="http://schemas.microsoft.com/office/drawing/2015/10/21/chartex" xmlns:cx3="http://schemas.microsoft.com/office/drawing/2016/5/9/chartex" xmlns:cx4="http://schemas.microsoft.com/office/drawing/2016/5/10/chartex" xmlns:cx5="http://schemas.microsoft.com/office/drawing/2016/5/11/chartex" xmlns:cx6="http://schemas.microsoft.com/office/drawing/2016/5/12/chartex" xmlns:cx7="http://schemas.microsoft.com/office/drawing/2016/5/13/chartex" xmlns:cx8="http://schemas.microsoft.com/office/drawing/2016/5/14/chartex" xmlns:mc="http://schemas.openxmlformats.org/markup-compatibility/2006" xmlns:aink="http://schemas.microsoft.com/office/drawing/2016/ink" xmlns:am3d="http://schemas.microsoft.com/office/drawing/2017/model3d" xmlns:o="urn:schemas-microsoft-com:office:office" xmlns:oel="http://schemas.microsoft.com/office/2019/extlst" xmlns:r="http://schemas.openxmlformats.org/officeDocument/2006/relationships" xmlns:m="http://schemas.openxmlformats.org/officeDocument/2006/math" xmlns:v="urn:schemas-microsoft-com:vml" xmlns:wp14="http://schemas.microsoft.com/office/word/2010/wordprocessingDrawing" xmlns:wp="http://schemas.openxmlformats.org/drawingml/2006/wordprocessingDrawing" xmlns:w10="urn:schemas-microsoft-com:office:word" xmlns:w="http://schemas.openxmlformats.org/wordprocessingml/2006/main" xmlns:w14="http://schemas.microsoft.com/office/word/2010/wordml" xmlns:w15="http://schemas.microsoft.com/office/word/2012/wordml" xmlns:w16cex="http://schemas.microsoft.com/office/word/2018/wordml/cex" xmlns:w16cid="http://schemas.microsoft.com/office/word/2016/wordml/cid" xmlns:w16="http://schemas.microsoft.com/office/word/2018/wordml" xmlns:w16sdtdh="http://schemas.microsoft.com/office/word/2020/wordml/sdtdatahash" xmlns:w16se="http://schemas.microsoft.com/office/word/2015/wordml/symex" xmlns:wpg="http://schemas.microsoft.com/office/word/2010/wordprocessingGroup" xmlns:wpi="http://schemas.microsoft.com/office/word/2010/wordprocessingInk" xmlns:wne="http://schemas.microsoft.com/office/word/2006/wordml" xmlns:wps="http://schemas.microsoft.com/office/word/2010/wordprocessingShape" mc:Ignorable="w14 w15 w16se w16cid w16 w16cex w16sdtdh wp14">
+<w:hdr xmlns:wpc="http://schemas.microsoft.com/office/word/2010/wordprocessingCanvas" xmlns:cx="http://schemas.microsoft.com/office/drawing/2014/chartex" xmlns:cx1="http://schemas.microsoft.com/office/drawing/2015/9/8/chartex" xmlns:cx2="http://schemas.microsoft.com/office/drawing/2015/10/21/chartex" xmlns:cx3="http://schemas.microsoft.com/office/drawing/2016/5/9/chartex" xmlns:cx4="http://schemas.microsoft.com/office/drawing/2016/5/10/chartex" xmlns:cx5="http://schemas.microsoft.com/office/drawing/2016/5/11/chartex" xmlns:cx6="http://schemas.microsoft.com/office/drawing/2016/5/12/chartex" xmlns:cx7="http://schemas.microsoft.com/office/drawing/2016/5/13/chartex" xmlns:cx8="http://schemas.microsoft.com/office/drawing/2016/5/14/chartex" xmlns:mc="http://schemas.openxmlformats.org/markup-compatibility/2006" xmlns:aink="http://schemas.microsoft.com/office/drawing/2016/ink" xmlns:am3d="http://schemas.microsoft.com/office/drawing/2017/model3d" xmlns:o="urn:schemas-microsoft-com:office:office" xmlns:oel="http://schemas.microsoft.com/office/2019/extlst" xmlns:r="http://schemas.openxmlformats.org/officeDocument/2006/relationships" xmlns:m="http://schemas.openxmlformats.org/officeDocument/2006/math" xmlns:v="urn:schemas-microsoft-com:vml" xmlns:wp14="http://schemas.microsoft.com/office/word/2010/wordprocessingDrawing" xmlns:wp="http://schemas.openxmlformats.org/drawingml/2006/wordprocessingDrawing" xmlns:w10="urn:schemas-microsoft-com:office:word" xmlns:w="http://schemas.openxmlformats.org/wordprocessingml/2006/main" xmlns:w14="http://schemas.microsoft.com/office/word/2010/wordml" xmlns:w15="http://schemas.microsoft.com/office/word/2012/wordml" xmlns:w16cex="http://schemas.microsoft.com/office/word/2018/wordml/cex" xmlns:w16cid="http://schemas.microsoft.com/office/word/2016/wordml/cid" xmlns:w16="http://schemas.microsoft.com/office/word/2018/wordml" xmlns:w16du="http://schemas.microsoft.com/office/word/2023/wordml/word16du" xmlns:w16sdtdh="http://schemas.microsoft.com/office/word/2020/wordml/sdtdatahash" xmlns:w16sdtfl="http://schemas.microsoft.com/office/word/2024/wordml/sdtformatlock" xmlns:w16se="http://schemas.microsoft.com/office/word/2015/wordml/symex" xmlns:wpg="http://schemas.microsoft.com/office/word/2010/wordprocessingGroup" xmlns:wpi="http://schemas.microsoft.com/office/word/2010/wordprocessingInk" xmlns:wne="http://schemas.microsoft.com/office/word/2006/wordml" xmlns:wps="http://schemas.microsoft.com/office/word/2010/wordprocessingShape" mc:Ignorable="w14 w15 w16se w16cid w16 w16cex w16sdtdh w16sdtfl w16du wp14">
   <w:p>
     <w:pPr>
-      <w:pStyle w:val="Encabezado"/>
+      <w:pStyle w:val="Header"/>
     </w:pPr>
     <w:r>
       <w:rPr>
@@ -3351,7 +4924,7 @@
 </file>
 
 <file path=word/numbering.xml><?xml version="1.0" encoding="utf-8"?>
-<w:numbering xmlns:wpc="http://schemas.microsoft.com/office/word/2010/wordprocessingCanvas" xmlns:cx="http://schemas.microsoft.com/office/drawing/2014/chartex" xmlns:cx1="http://schemas.microsoft.com/office/drawing/2015/9/8/chartex" xmlns:cx2="http://schemas.microsoft.com/office/drawing/2015/10/21/chartex" xmlns:cx3="http://schemas.microsoft.com/office/drawing/2016/5/9/chartex" xmlns:cx4="http://schemas.microsoft.com/office/drawing/2016/5/10/chartex" xmlns:cx5="http://schemas.microsoft.com/office/drawing/2016/5/11/chartex" xmlns:cx6="http://schemas.microsoft.com/office/drawing/2016/5/12/chartex" xmlns:cx7="http://schemas.microsoft.com/office/drawing/2016/5/13/chartex" xmlns:cx8="http://schemas.microsoft.com/office/drawing/2016/5/14/chartex" xmlns:mc="http://schemas.openxmlformats.org/markup-compatibility/2006" xmlns:aink="http://schemas.microsoft.com/office/drawing/2016/ink" xmlns:am3d="http://schemas.microsoft.com/office/drawing/2017/model3d" xmlns:o="urn:schemas-microsoft-com:office:office" xmlns:oel="http://schemas.microsoft.com/office/2019/extlst" xmlns:r="http://schemas.openxmlformats.org/officeDocument/2006/relationships" xmlns:m="http://schemas.openxmlformats.org/officeDocument/2006/math" xmlns:v="urn:schemas-microsoft-com:vml" xmlns:wp14="http://schemas.microsoft.com/office/word/2010/wordprocessingDrawing" xmlns:wp="http://schemas.openxmlformats.org/drawingml/2006/wordprocessingDrawing" xmlns:w10="urn:schemas-microsoft-com:office:word" xmlns:w="http://schemas.openxmlformats.org/wordprocessingml/2006/main" xmlns:w14="http://schemas.microsoft.com/office/word/2010/wordml" xmlns:w15="http://schemas.microsoft.com/office/word/2012/wordml" xmlns:w16cex="http://schemas.microsoft.com/office/word/2018/wordml/cex" xmlns:w16cid="http://schemas.microsoft.com/office/word/2016/wordml/cid" xmlns:w16="http://schemas.microsoft.com/office/word/2018/wordml" xmlns:w16sdtdh="http://schemas.microsoft.com/office/word/2020/wordml/sdtdatahash" xmlns:w16se="http://schemas.microsoft.com/office/word/2015/wordml/symex" xmlns:wpg="http://schemas.microsoft.com/office/word/2010/wordprocessingGroup" xmlns:wpi="http://schemas.microsoft.com/office/word/2010/wordprocessingInk" xmlns:wne="http://schemas.microsoft.com/office/word/2006/wordml" xmlns:wps="http://schemas.microsoft.com/office/word/2010/wordprocessingShape" mc:Ignorable="w14 w15 w16se w16cid w16 w16cex w16sdtdh wp14">
+<w:numbering xmlns:wpc="http://schemas.microsoft.com/office/word/2010/wordprocessingCanvas" xmlns:cx="http://schemas.microsoft.com/office/drawing/2014/chartex" xmlns:cx1="http://schemas.microsoft.com/office/drawing/2015/9/8/chartex" xmlns:cx2="http://schemas.microsoft.com/office/drawing/2015/10/21/chartex" xmlns:cx3="http://schemas.microsoft.com/office/drawing/2016/5/9/chartex" xmlns:cx4="http://schemas.microsoft.com/office/drawing/2016/5/10/chartex" xmlns:cx5="http://schemas.microsoft.com/office/drawing/2016/5/11/chartex" xmlns:cx6="http://schemas.microsoft.com/office/drawing/2016/5/12/chartex" xmlns:cx7="http://schemas.microsoft.com/office/drawing/2016/5/13/chartex" xmlns:cx8="http://schemas.microsoft.com/office/drawing/2016/5/14/chartex" xmlns:mc="http://schemas.openxmlformats.org/markup-compatibility/2006" xmlns:aink="http://schemas.microsoft.com/office/drawing/2016/ink" xmlns:am3d="http://schemas.microsoft.com/office/drawing/2017/model3d" xmlns:o="urn:schemas-microsoft-com:office:office" xmlns:oel="http://schemas.microsoft.com/office/2019/extlst" xmlns:r="http://schemas.openxmlformats.org/officeDocument/2006/relationships" xmlns:m="http://schemas.openxmlformats.org/officeDocument/2006/math" xmlns:v="urn:schemas-microsoft-com:vml" xmlns:wp14="http://schemas.microsoft.com/office/word/2010/wordprocessingDrawing" xmlns:wp="http://schemas.openxmlformats.org/drawingml/2006/wordprocessingDrawing" xmlns:w10="urn:schemas-microsoft-com:office:word" xmlns:w="http://schemas.openxmlformats.org/wordprocessingml/2006/main" xmlns:w14="http://schemas.microsoft.com/office/word/2010/wordml" xmlns:w15="http://schemas.microsoft.com/office/word/2012/wordml" xmlns:w16cex="http://schemas.microsoft.com/office/word/2018/wordml/cex" xmlns:w16cid="http://schemas.microsoft.com/office/word/2016/wordml/cid" xmlns:w16="http://schemas.microsoft.com/office/word/2018/wordml" xmlns:w16du="http://schemas.microsoft.com/office/word/2023/wordml/word16du" xmlns:w16sdtdh="http://schemas.microsoft.com/office/word/2020/wordml/sdtdatahash" xmlns:w16sdtfl="http://schemas.microsoft.com/office/word/2024/wordml/sdtformatlock" xmlns:w16se="http://schemas.microsoft.com/office/word/2015/wordml/symex" xmlns:wpg="http://schemas.microsoft.com/office/word/2010/wordprocessingGroup" xmlns:wpi="http://schemas.microsoft.com/office/word/2010/wordprocessingInk" xmlns:wne="http://schemas.microsoft.com/office/word/2006/wordml" xmlns:wps="http://schemas.microsoft.com/office/word/2010/wordprocessingShape" mc:Ignorable="w14 w15 w16se w16cid w16 w16cex w16sdtdh w16sdtfl w16du wp14">
   <w:abstractNum w:abstractNumId="0" w15:restartNumberingAfterBreak="0">
     <w:nsid w:val="01222F76"/>
     <w:multiLevelType w:val="multilevel"/>
@@ -5265,7 +6838,7 @@
     <w:lvl w:ilvl="0" w:tplc="4CF2649C">
       <w:start w:val="1"/>
       <w:numFmt w:val="bullet"/>
-      <w:pStyle w:val="Prrafodelista"/>
+      <w:pStyle w:val="ListParagraph"/>
       <w:lvlText w:val=""/>
       <w:lvlJc w:val="left"/>
       <w:pPr>
@@ -6495,8 +8068,8 @@
   <w:abstractNum w:abstractNumId="23" w15:restartNumberingAfterBreak="0">
     <w:nsid w:val="281B1984"/>
     <w:multiLevelType w:val="hybridMultilevel"/>
-    <w:tmpl w:val="CB725DD4"/>
-    <w:lvl w:ilvl="0" w:tplc="0DA02826">
+    <w:tmpl w:val="AF5255A4"/>
+    <w:lvl w:ilvl="0" w:tplc="E6CA97EA">
       <w:start w:val="1"/>
       <w:numFmt w:val="bullet"/>
       <w:lvlText w:val=""/>
@@ -6508,7 +8081,7 @@
         <w:rFonts w:ascii="Symbol" w:hAnsi="Symbol" w:hint="default"/>
       </w:rPr>
     </w:lvl>
-    <w:lvl w:ilvl="1" w:tplc="877E4C60">
+    <w:lvl w:ilvl="1" w:tplc="59CA1C6E">
       <w:start w:val="1"/>
       <w:numFmt w:val="bullet"/>
       <w:lvlText w:val="o"/>
@@ -6520,7 +8093,7 @@
         <w:rFonts w:ascii="Courier New" w:hAnsi="Courier New" w:hint="default"/>
       </w:rPr>
     </w:lvl>
-    <w:lvl w:ilvl="2" w:tplc="66CAF35A">
+    <w:lvl w:ilvl="2" w:tplc="03541D14">
       <w:start w:val="1"/>
       <w:numFmt w:val="bullet"/>
       <w:lvlText w:val=""/>
@@ -6532,7 +8105,7 @@
         <w:rFonts w:ascii="Wingdings" w:hAnsi="Wingdings" w:hint="default"/>
       </w:rPr>
     </w:lvl>
-    <w:lvl w:ilvl="3" w:tplc="82BE1E6A">
+    <w:lvl w:ilvl="3" w:tplc="FD764A78">
       <w:start w:val="1"/>
       <w:numFmt w:val="bullet"/>
       <w:lvlText w:val=""/>
@@ -6544,7 +8117,7 @@
         <w:rFonts w:ascii="Symbol" w:hAnsi="Symbol" w:hint="default"/>
       </w:rPr>
     </w:lvl>
-    <w:lvl w:ilvl="4" w:tplc="33BAF52E">
+    <w:lvl w:ilvl="4" w:tplc="6178B3E8">
       <w:start w:val="1"/>
       <w:numFmt w:val="bullet"/>
       <w:lvlText w:val="o"/>
@@ -6556,7 +8129,7 @@
         <w:rFonts w:ascii="Courier New" w:hAnsi="Courier New" w:hint="default"/>
       </w:rPr>
     </w:lvl>
-    <w:lvl w:ilvl="5" w:tplc="B1C2DD98">
+    <w:lvl w:ilvl="5" w:tplc="3CA6FA58">
       <w:start w:val="1"/>
       <w:numFmt w:val="bullet"/>
       <w:lvlText w:val=""/>
@@ -6568,7 +8141,7 @@
         <w:rFonts w:ascii="Wingdings" w:hAnsi="Wingdings" w:hint="default"/>
       </w:rPr>
     </w:lvl>
-    <w:lvl w:ilvl="6" w:tplc="99F4CF52">
+    <w:lvl w:ilvl="6" w:tplc="A54CDDA4">
       <w:start w:val="1"/>
       <w:numFmt w:val="bullet"/>
       <w:lvlText w:val=""/>
@@ -6580,7 +8153,7 @@
         <w:rFonts w:ascii="Symbol" w:hAnsi="Symbol" w:hint="default"/>
       </w:rPr>
     </w:lvl>
-    <w:lvl w:ilvl="7" w:tplc="F4C00040">
+    <w:lvl w:ilvl="7" w:tplc="679A15E0">
       <w:start w:val="1"/>
       <w:numFmt w:val="bullet"/>
       <w:lvlText w:val="o"/>
@@ -6592,7 +8165,7 @@
         <w:rFonts w:ascii="Courier New" w:hAnsi="Courier New" w:hint="default"/>
       </w:rPr>
     </w:lvl>
-    <w:lvl w:ilvl="8" w:tplc="EE3E487A">
+    <w:lvl w:ilvl="8" w:tplc="8E1A26F4">
       <w:start w:val="1"/>
       <w:numFmt w:val="bullet"/>
       <w:lvlText w:val=""/>
@@ -7130,155 +8703,6 @@
     </w:lvl>
   </w:abstractNum>
   <w:abstractNum w:abstractNumId="28" w15:restartNumberingAfterBreak="0">
-    <w:nsid w:val="2F325B51"/>
-    <w:multiLevelType w:val="multilevel"/>
-    <w:tmpl w:val="12EE8FF2"/>
-    <w:lvl w:ilvl="0">
-      <w:start w:val="1"/>
-      <w:numFmt w:val="bullet"/>
-      <w:lvlText w:val=""/>
-      <w:lvlJc w:val="left"/>
-      <w:pPr>
-        <w:tabs>
-          <w:tab w:val="num" w:pos="720"/>
-        </w:tabs>
-        <w:ind w:left="720" w:hanging="360"/>
-      </w:pPr>
-      <w:rPr>
-        <w:rFonts w:ascii="Symbol" w:hAnsi="Symbol" w:hint="default"/>
-        <w:sz w:val="20"/>
-      </w:rPr>
-    </w:lvl>
-    <w:lvl w:ilvl="1" w:tentative="1">
-      <w:start w:val="1"/>
-      <w:numFmt w:val="bullet"/>
-      <w:lvlText w:val="o"/>
-      <w:lvlJc w:val="left"/>
-      <w:pPr>
-        <w:tabs>
-          <w:tab w:val="num" w:pos="1440"/>
-        </w:tabs>
-        <w:ind w:left="1440" w:hanging="360"/>
-      </w:pPr>
-      <w:rPr>
-        <w:rFonts w:ascii="Courier New" w:hAnsi="Courier New" w:hint="default"/>
-        <w:sz w:val="20"/>
-      </w:rPr>
-    </w:lvl>
-    <w:lvl w:ilvl="2" w:tentative="1">
-      <w:start w:val="1"/>
-      <w:numFmt w:val="bullet"/>
-      <w:lvlText w:val=""/>
-      <w:lvlJc w:val="left"/>
-      <w:pPr>
-        <w:tabs>
-          <w:tab w:val="num" w:pos="2160"/>
-        </w:tabs>
-        <w:ind w:left="2160" w:hanging="360"/>
-      </w:pPr>
-      <w:rPr>
-        <w:rFonts w:ascii="Wingdings" w:hAnsi="Wingdings" w:hint="default"/>
-        <w:sz w:val="20"/>
-      </w:rPr>
-    </w:lvl>
-    <w:lvl w:ilvl="3" w:tentative="1">
-      <w:start w:val="1"/>
-      <w:numFmt w:val="bullet"/>
-      <w:lvlText w:val=""/>
-      <w:lvlJc w:val="left"/>
-      <w:pPr>
-        <w:tabs>
-          <w:tab w:val="num" w:pos="2880"/>
-        </w:tabs>
-        <w:ind w:left="2880" w:hanging="360"/>
-      </w:pPr>
-      <w:rPr>
-        <w:rFonts w:ascii="Wingdings" w:hAnsi="Wingdings" w:hint="default"/>
-        <w:sz w:val="20"/>
-      </w:rPr>
-    </w:lvl>
-    <w:lvl w:ilvl="4" w:tentative="1">
-      <w:start w:val="1"/>
-      <w:numFmt w:val="bullet"/>
-      <w:lvlText w:val=""/>
-      <w:lvlJc w:val="left"/>
-      <w:pPr>
-        <w:tabs>
-          <w:tab w:val="num" w:pos="3600"/>
-        </w:tabs>
-        <w:ind w:left="3600" w:hanging="360"/>
-      </w:pPr>
-      <w:rPr>
-        <w:rFonts w:ascii="Wingdings" w:hAnsi="Wingdings" w:hint="default"/>
-        <w:sz w:val="20"/>
-      </w:rPr>
-    </w:lvl>
-    <w:lvl w:ilvl="5" w:tentative="1">
-      <w:start w:val="1"/>
-      <w:numFmt w:val="bullet"/>
-      <w:lvlText w:val=""/>
-      <w:lvlJc w:val="left"/>
-      <w:pPr>
-        <w:tabs>
-          <w:tab w:val="num" w:pos="4320"/>
-        </w:tabs>
-        <w:ind w:left="4320" w:hanging="360"/>
-      </w:pPr>
-      <w:rPr>
-        <w:rFonts w:ascii="Wingdings" w:hAnsi="Wingdings" w:hint="default"/>
-        <w:sz w:val="20"/>
-      </w:rPr>
-    </w:lvl>
-    <w:lvl w:ilvl="6" w:tentative="1">
-      <w:start w:val="1"/>
-      <w:numFmt w:val="bullet"/>
-      <w:lvlText w:val=""/>
-      <w:lvlJc w:val="left"/>
-      <w:pPr>
-        <w:tabs>
-          <w:tab w:val="num" w:pos="5040"/>
-        </w:tabs>
-        <w:ind w:left="5040" w:hanging="360"/>
-      </w:pPr>
-      <w:rPr>
-        <w:rFonts w:ascii="Wingdings" w:hAnsi="Wingdings" w:hint="default"/>
-        <w:sz w:val="20"/>
-      </w:rPr>
-    </w:lvl>
-    <w:lvl w:ilvl="7" w:tentative="1">
-      <w:start w:val="1"/>
-      <w:numFmt w:val="bullet"/>
-      <w:lvlText w:val=""/>
-      <w:lvlJc w:val="left"/>
-      <w:pPr>
-        <w:tabs>
-          <w:tab w:val="num" w:pos="5760"/>
-        </w:tabs>
-        <w:ind w:left="5760" w:hanging="360"/>
-      </w:pPr>
-      <w:rPr>
-        <w:rFonts w:ascii="Wingdings" w:hAnsi="Wingdings" w:hint="default"/>
-        <w:sz w:val="20"/>
-      </w:rPr>
-    </w:lvl>
-    <w:lvl w:ilvl="8" w:tentative="1">
-      <w:start w:val="1"/>
-      <w:numFmt w:val="bullet"/>
-      <w:lvlText w:val=""/>
-      <w:lvlJc w:val="left"/>
-      <w:pPr>
-        <w:tabs>
-          <w:tab w:val="num" w:pos="6480"/>
-        </w:tabs>
-        <w:ind w:left="6480" w:hanging="360"/>
-      </w:pPr>
-      <w:rPr>
-        <w:rFonts w:ascii="Wingdings" w:hAnsi="Wingdings" w:hint="default"/>
-        <w:sz w:val="20"/>
-      </w:rPr>
-    </w:lvl>
-  </w:abstractNum>
-  <w:abstractNum w:abstractNumId="29" w15:restartNumberingAfterBreak="0">
     <w:nsid w:val="3A034EC7"/>
     <w:multiLevelType w:val="multilevel"/>
     <w:tmpl w:val="00728C02"/>
@@ -7427,7 +8851,7 @@
       </w:rPr>
     </w:lvl>
   </w:abstractNum>
-  <w:abstractNum w:abstractNumId="30" w15:restartNumberingAfterBreak="0">
+  <w:abstractNum w:abstractNumId="29" w15:restartNumberingAfterBreak="0">
     <w:nsid w:val="3B1F53EC"/>
     <w:multiLevelType w:val="multilevel"/>
     <w:tmpl w:val="94A29ACC"/>
@@ -7576,7 +9000,7 @@
       </w:rPr>
     </w:lvl>
   </w:abstractNum>
-  <w:abstractNum w:abstractNumId="31" w15:restartNumberingAfterBreak="0">
+  <w:abstractNum w:abstractNumId="30" w15:restartNumberingAfterBreak="0">
     <w:nsid w:val="3C0708DA"/>
     <w:multiLevelType w:val="hybridMultilevel"/>
     <w:tmpl w:val="3E802CDC"/>
@@ -7689,156 +9113,7 @@
       </w:rPr>
     </w:lvl>
   </w:abstractNum>
-  <w:abstractNum w:abstractNumId="32" w15:restartNumberingAfterBreak="0">
-    <w:nsid w:val="435555C9"/>
-    <w:multiLevelType w:val="multilevel"/>
-    <w:tmpl w:val="724C3FDE"/>
-    <w:lvl w:ilvl="0">
-      <w:start w:val="1"/>
-      <w:numFmt w:val="bullet"/>
-      <w:lvlText w:val=""/>
-      <w:lvlJc w:val="left"/>
-      <w:pPr>
-        <w:tabs>
-          <w:tab w:val="num" w:pos="720"/>
-        </w:tabs>
-        <w:ind w:left="720" w:hanging="360"/>
-      </w:pPr>
-      <w:rPr>
-        <w:rFonts w:ascii="Symbol" w:hAnsi="Symbol" w:hint="default"/>
-        <w:sz w:val="20"/>
-      </w:rPr>
-    </w:lvl>
-    <w:lvl w:ilvl="1" w:tentative="1">
-      <w:start w:val="1"/>
-      <w:numFmt w:val="bullet"/>
-      <w:lvlText w:val="o"/>
-      <w:lvlJc w:val="left"/>
-      <w:pPr>
-        <w:tabs>
-          <w:tab w:val="num" w:pos="1440"/>
-        </w:tabs>
-        <w:ind w:left="1440" w:hanging="360"/>
-      </w:pPr>
-      <w:rPr>
-        <w:rFonts w:ascii="Courier New" w:hAnsi="Courier New" w:hint="default"/>
-        <w:sz w:val="20"/>
-      </w:rPr>
-    </w:lvl>
-    <w:lvl w:ilvl="2" w:tentative="1">
-      <w:start w:val="1"/>
-      <w:numFmt w:val="bullet"/>
-      <w:lvlText w:val=""/>
-      <w:lvlJc w:val="left"/>
-      <w:pPr>
-        <w:tabs>
-          <w:tab w:val="num" w:pos="2160"/>
-        </w:tabs>
-        <w:ind w:left="2160" w:hanging="360"/>
-      </w:pPr>
-      <w:rPr>
-        <w:rFonts w:ascii="Wingdings" w:hAnsi="Wingdings" w:hint="default"/>
-        <w:sz w:val="20"/>
-      </w:rPr>
-    </w:lvl>
-    <w:lvl w:ilvl="3" w:tentative="1">
-      <w:start w:val="1"/>
-      <w:numFmt w:val="bullet"/>
-      <w:lvlText w:val=""/>
-      <w:lvlJc w:val="left"/>
-      <w:pPr>
-        <w:tabs>
-          <w:tab w:val="num" w:pos="2880"/>
-        </w:tabs>
-        <w:ind w:left="2880" w:hanging="360"/>
-      </w:pPr>
-      <w:rPr>
-        <w:rFonts w:ascii="Wingdings" w:hAnsi="Wingdings" w:hint="default"/>
-        <w:sz w:val="20"/>
-      </w:rPr>
-    </w:lvl>
-    <w:lvl w:ilvl="4" w:tentative="1">
-      <w:start w:val="1"/>
-      <w:numFmt w:val="bullet"/>
-      <w:lvlText w:val=""/>
-      <w:lvlJc w:val="left"/>
-      <w:pPr>
-        <w:tabs>
-          <w:tab w:val="num" w:pos="3600"/>
-        </w:tabs>
-        <w:ind w:left="3600" w:hanging="360"/>
-      </w:pPr>
-      <w:rPr>
-        <w:rFonts w:ascii="Wingdings" w:hAnsi="Wingdings" w:hint="default"/>
-        <w:sz w:val="20"/>
-      </w:rPr>
-    </w:lvl>
-    <w:lvl w:ilvl="5" w:tentative="1">
-      <w:start w:val="1"/>
-      <w:numFmt w:val="bullet"/>
-      <w:lvlText w:val=""/>
-      <w:lvlJc w:val="left"/>
-      <w:pPr>
-        <w:tabs>
-          <w:tab w:val="num" w:pos="4320"/>
-        </w:tabs>
-        <w:ind w:left="4320" w:hanging="360"/>
-      </w:pPr>
-      <w:rPr>
-        <w:rFonts w:ascii="Wingdings" w:hAnsi="Wingdings" w:hint="default"/>
-        <w:sz w:val="20"/>
-      </w:rPr>
-    </w:lvl>
-    <w:lvl w:ilvl="6" w:tentative="1">
-      <w:start w:val="1"/>
-      <w:numFmt w:val="bullet"/>
-      <w:lvlText w:val=""/>
-      <w:lvlJc w:val="left"/>
-      <w:pPr>
-        <w:tabs>
-          <w:tab w:val="num" w:pos="5040"/>
-        </w:tabs>
-        <w:ind w:left="5040" w:hanging="360"/>
-      </w:pPr>
-      <w:rPr>
-        <w:rFonts w:ascii="Wingdings" w:hAnsi="Wingdings" w:hint="default"/>
-        <w:sz w:val="20"/>
-      </w:rPr>
-    </w:lvl>
-    <w:lvl w:ilvl="7" w:tentative="1">
-      <w:start w:val="1"/>
-      <w:numFmt w:val="bullet"/>
-      <w:lvlText w:val=""/>
-      <w:lvlJc w:val="left"/>
-      <w:pPr>
-        <w:tabs>
-          <w:tab w:val="num" w:pos="5760"/>
-        </w:tabs>
-        <w:ind w:left="5760" w:hanging="360"/>
-      </w:pPr>
-      <w:rPr>
-        <w:rFonts w:ascii="Wingdings" w:hAnsi="Wingdings" w:hint="default"/>
-        <w:sz w:val="20"/>
-      </w:rPr>
-    </w:lvl>
-    <w:lvl w:ilvl="8" w:tentative="1">
-      <w:start w:val="1"/>
-      <w:numFmt w:val="bullet"/>
-      <w:lvlText w:val=""/>
-      <w:lvlJc w:val="left"/>
-      <w:pPr>
-        <w:tabs>
-          <w:tab w:val="num" w:pos="6480"/>
-        </w:tabs>
-        <w:ind w:left="6480" w:hanging="360"/>
-      </w:pPr>
-      <w:rPr>
-        <w:rFonts w:ascii="Wingdings" w:hAnsi="Wingdings" w:hint="default"/>
-        <w:sz w:val="20"/>
-      </w:rPr>
-    </w:lvl>
-  </w:abstractNum>
-  <w:abstractNum w:abstractNumId="33" w15:restartNumberingAfterBreak="0">
+  <w:abstractNum w:abstractNumId="31" w15:restartNumberingAfterBreak="0">
     <w:nsid w:val="45C30D3C"/>
     <w:multiLevelType w:val="multilevel"/>
     <w:tmpl w:val="E864C0EE"/>
@@ -7987,7 +9262,7 @@
       </w:rPr>
     </w:lvl>
   </w:abstractNum>
-  <w:abstractNum w:abstractNumId="34" w15:restartNumberingAfterBreak="0">
+  <w:abstractNum w:abstractNumId="32" w15:restartNumberingAfterBreak="0">
     <w:nsid w:val="46766CC0"/>
     <w:multiLevelType w:val="hybridMultilevel"/>
     <w:tmpl w:val="89341198"/>
@@ -8073,7 +9348,7 @@
       </w:pPr>
     </w:lvl>
   </w:abstractNum>
-  <w:abstractNum w:abstractNumId="35" w15:restartNumberingAfterBreak="0">
+  <w:abstractNum w:abstractNumId="33" w15:restartNumberingAfterBreak="0">
     <w:nsid w:val="46EA31A7"/>
     <w:multiLevelType w:val="multilevel"/>
     <w:tmpl w:val="36829056"/>
@@ -8186,7 +9461,7 @@
       </w:pPr>
     </w:lvl>
   </w:abstractNum>
-  <w:abstractNum w:abstractNumId="36" w15:restartNumberingAfterBreak="0">
+  <w:abstractNum w:abstractNumId="34" w15:restartNumberingAfterBreak="0">
     <w:nsid w:val="4925485F"/>
     <w:multiLevelType w:val="multilevel"/>
     <w:tmpl w:val="4394D114"/>
@@ -8335,156 +9610,7 @@
       </w:rPr>
     </w:lvl>
   </w:abstractNum>
-  <w:abstractNum w:abstractNumId="37" w15:restartNumberingAfterBreak="0">
-    <w:nsid w:val="4CE70F67"/>
-    <w:multiLevelType w:val="multilevel"/>
-    <w:tmpl w:val="066E2834"/>
-    <w:lvl w:ilvl="0">
-      <w:start w:val="1"/>
-      <w:numFmt w:val="bullet"/>
-      <w:lvlText w:val=""/>
-      <w:lvlJc w:val="left"/>
-      <w:pPr>
-        <w:tabs>
-          <w:tab w:val="num" w:pos="720"/>
-        </w:tabs>
-        <w:ind w:left="720" w:hanging="360"/>
-      </w:pPr>
-      <w:rPr>
-        <w:rFonts w:ascii="Symbol" w:hAnsi="Symbol" w:hint="default"/>
-        <w:sz w:val="20"/>
-      </w:rPr>
-    </w:lvl>
-    <w:lvl w:ilvl="1" w:tentative="1">
-      <w:start w:val="1"/>
-      <w:numFmt w:val="bullet"/>
-      <w:lvlText w:val="o"/>
-      <w:lvlJc w:val="left"/>
-      <w:pPr>
-        <w:tabs>
-          <w:tab w:val="num" w:pos="1440"/>
-        </w:tabs>
-        <w:ind w:left="1440" w:hanging="360"/>
-      </w:pPr>
-      <w:rPr>
-        <w:rFonts w:ascii="Courier New" w:hAnsi="Courier New" w:hint="default"/>
-        <w:sz w:val="20"/>
-      </w:rPr>
-    </w:lvl>
-    <w:lvl w:ilvl="2" w:tentative="1">
-      <w:start w:val="1"/>
-      <w:numFmt w:val="bullet"/>
-      <w:lvlText w:val=""/>
-      <w:lvlJc w:val="left"/>
-      <w:pPr>
-        <w:tabs>
-          <w:tab w:val="num" w:pos="2160"/>
-        </w:tabs>
-        <w:ind w:left="2160" w:hanging="360"/>
-      </w:pPr>
-      <w:rPr>
-        <w:rFonts w:ascii="Wingdings" w:hAnsi="Wingdings" w:hint="default"/>
-        <w:sz w:val="20"/>
-      </w:rPr>
-    </w:lvl>
-    <w:lvl w:ilvl="3" w:tentative="1">
-      <w:start w:val="1"/>
-      <w:numFmt w:val="bullet"/>
-      <w:lvlText w:val=""/>
-      <w:lvlJc w:val="left"/>
-      <w:pPr>
-        <w:tabs>
-          <w:tab w:val="num" w:pos="2880"/>
-        </w:tabs>
-        <w:ind w:left="2880" w:hanging="360"/>
-      </w:pPr>
-      <w:rPr>
-        <w:rFonts w:ascii="Wingdings" w:hAnsi="Wingdings" w:hint="default"/>
-        <w:sz w:val="20"/>
-      </w:rPr>
-    </w:lvl>
-    <w:lvl w:ilvl="4" w:tentative="1">
-      <w:start w:val="1"/>
-      <w:numFmt w:val="bullet"/>
-      <w:lvlText w:val=""/>
-      <w:lvlJc w:val="left"/>
-      <w:pPr>
-        <w:tabs>
-          <w:tab w:val="num" w:pos="3600"/>
-        </w:tabs>
-        <w:ind w:left="3600" w:hanging="360"/>
-      </w:pPr>
-      <w:rPr>
-        <w:rFonts w:ascii="Wingdings" w:hAnsi="Wingdings" w:hint="default"/>
-        <w:sz w:val="20"/>
-      </w:rPr>
-    </w:lvl>
-    <w:lvl w:ilvl="5" w:tentative="1">
-      <w:start w:val="1"/>
-      <w:numFmt w:val="bullet"/>
-      <w:lvlText w:val=""/>
-      <w:lvlJc w:val="left"/>
-      <w:pPr>
-        <w:tabs>
-          <w:tab w:val="num" w:pos="4320"/>
-        </w:tabs>
-        <w:ind w:left="4320" w:hanging="360"/>
-      </w:pPr>
-      <w:rPr>
-        <w:rFonts w:ascii="Wingdings" w:hAnsi="Wingdings" w:hint="default"/>
-        <w:sz w:val="20"/>
-      </w:rPr>
-    </w:lvl>
-    <w:lvl w:ilvl="6" w:tentative="1">
-      <w:start w:val="1"/>
-      <w:numFmt w:val="bullet"/>
-      <w:lvlText w:val=""/>
-      <w:lvlJc w:val="left"/>
-      <w:pPr>
-        <w:tabs>
-          <w:tab w:val="num" w:pos="5040"/>
-        </w:tabs>
-        <w:ind w:left="5040" w:hanging="360"/>
-      </w:pPr>
-      <w:rPr>
-        <w:rFonts w:ascii="Wingdings" w:hAnsi="Wingdings" w:hint="default"/>
-        <w:sz w:val="20"/>
-      </w:rPr>
-    </w:lvl>
-    <w:lvl w:ilvl="7" w:tentative="1">
-      <w:start w:val="1"/>
-      <w:numFmt w:val="bullet"/>
-      <w:lvlText w:val=""/>
-      <w:lvlJc w:val="left"/>
-      <w:pPr>
-        <w:tabs>
-          <w:tab w:val="num" w:pos="5760"/>
-        </w:tabs>
-        <w:ind w:left="5760" w:hanging="360"/>
-      </w:pPr>
-      <w:rPr>
-        <w:rFonts w:ascii="Wingdings" w:hAnsi="Wingdings" w:hint="default"/>
-        <w:sz w:val="20"/>
-      </w:rPr>
-    </w:lvl>
-    <w:lvl w:ilvl="8" w:tentative="1">
-      <w:start w:val="1"/>
-      <w:numFmt w:val="bullet"/>
-      <w:lvlText w:val=""/>
-      <w:lvlJc w:val="left"/>
-      <w:pPr>
-        <w:tabs>
-          <w:tab w:val="num" w:pos="6480"/>
-        </w:tabs>
-        <w:ind w:left="6480" w:hanging="360"/>
-      </w:pPr>
-      <w:rPr>
-        <w:rFonts w:ascii="Wingdings" w:hAnsi="Wingdings" w:hint="default"/>
-        <w:sz w:val="20"/>
-      </w:rPr>
-    </w:lvl>
-  </w:abstractNum>
-  <w:abstractNum w:abstractNumId="38" w15:restartNumberingAfterBreak="0">
+  <w:abstractNum w:abstractNumId="35" w15:restartNumberingAfterBreak="0">
     <w:nsid w:val="4ED628DB"/>
     <w:multiLevelType w:val="hybridMultilevel"/>
     <w:tmpl w:val="478E66C8"/>
@@ -8597,11 +9723,11 @@
       </w:rPr>
     </w:lvl>
   </w:abstractNum>
-  <w:abstractNum w:abstractNumId="39" w15:restartNumberingAfterBreak="0">
+  <w:abstractNum w:abstractNumId="36" w15:restartNumberingAfterBreak="0">
     <w:nsid w:val="52FB2F7E"/>
     <w:multiLevelType w:val="hybridMultilevel"/>
-    <w:tmpl w:val="15B2A30C"/>
-    <w:lvl w:ilvl="0" w:tplc="AD08BEE0">
+    <w:tmpl w:val="6EB0B056"/>
+    <w:lvl w:ilvl="0" w:tplc="7C204B98">
       <w:start w:val="1"/>
       <w:numFmt w:val="bullet"/>
       <w:lvlText w:val=""/>
@@ -8613,7 +9739,7 @@
         <w:rFonts w:ascii="Symbol" w:hAnsi="Symbol" w:hint="default"/>
       </w:rPr>
     </w:lvl>
-    <w:lvl w:ilvl="1" w:tplc="2FAEAE70">
+    <w:lvl w:ilvl="1" w:tplc="9DF8A370">
       <w:start w:val="1"/>
       <w:numFmt w:val="bullet"/>
       <w:lvlText w:val="o"/>
@@ -8625,7 +9751,7 @@
         <w:rFonts w:ascii="Courier New" w:hAnsi="Courier New" w:hint="default"/>
       </w:rPr>
     </w:lvl>
-    <w:lvl w:ilvl="2" w:tplc="783C39D2">
+    <w:lvl w:ilvl="2" w:tplc="92C65D42">
       <w:start w:val="1"/>
       <w:numFmt w:val="bullet"/>
       <w:lvlText w:val=""/>
@@ -8637,7 +9763,7 @@
         <w:rFonts w:ascii="Wingdings" w:hAnsi="Wingdings" w:hint="default"/>
       </w:rPr>
     </w:lvl>
-    <w:lvl w:ilvl="3" w:tplc="7660D19E">
+    <w:lvl w:ilvl="3" w:tplc="3AE015E8">
       <w:start w:val="1"/>
       <w:numFmt w:val="bullet"/>
       <w:lvlText w:val=""/>
@@ -8649,7 +9775,7 @@
         <w:rFonts w:ascii="Symbol" w:hAnsi="Symbol" w:hint="default"/>
       </w:rPr>
     </w:lvl>
-    <w:lvl w:ilvl="4" w:tplc="591040F0">
+    <w:lvl w:ilvl="4" w:tplc="A65A771C">
       <w:start w:val="1"/>
       <w:numFmt w:val="bullet"/>
       <w:lvlText w:val="o"/>
@@ -8661,7 +9787,7 @@
         <w:rFonts w:ascii="Courier New" w:hAnsi="Courier New" w:hint="default"/>
       </w:rPr>
     </w:lvl>
-    <w:lvl w:ilvl="5" w:tplc="96ACF266">
+    <w:lvl w:ilvl="5" w:tplc="F2322D4A">
       <w:start w:val="1"/>
       <w:numFmt w:val="bullet"/>
       <w:lvlText w:val=""/>
@@ -8673,7 +9799,7 @@
         <w:rFonts w:ascii="Wingdings" w:hAnsi="Wingdings" w:hint="default"/>
       </w:rPr>
     </w:lvl>
-    <w:lvl w:ilvl="6" w:tplc="C4DA96A0">
+    <w:lvl w:ilvl="6" w:tplc="CD8C043E">
       <w:start w:val="1"/>
       <w:numFmt w:val="bullet"/>
       <w:lvlText w:val=""/>
@@ -8685,7 +9811,7 @@
         <w:rFonts w:ascii="Symbol" w:hAnsi="Symbol" w:hint="default"/>
       </w:rPr>
     </w:lvl>
-    <w:lvl w:ilvl="7" w:tplc="13A6337A">
+    <w:lvl w:ilvl="7" w:tplc="39061248">
       <w:start w:val="1"/>
       <w:numFmt w:val="bullet"/>
       <w:lvlText w:val="o"/>
@@ -8697,7 +9823,7 @@
         <w:rFonts w:ascii="Courier New" w:hAnsi="Courier New" w:hint="default"/>
       </w:rPr>
     </w:lvl>
-    <w:lvl w:ilvl="8" w:tplc="374E37E6">
+    <w:lvl w:ilvl="8" w:tplc="B556535E">
       <w:start w:val="1"/>
       <w:numFmt w:val="bullet"/>
       <w:lvlText w:val=""/>
@@ -8710,7 +9836,7 @@
       </w:rPr>
     </w:lvl>
   </w:abstractNum>
-  <w:abstractNum w:abstractNumId="40" w15:restartNumberingAfterBreak="0">
+  <w:abstractNum w:abstractNumId="37" w15:restartNumberingAfterBreak="0">
     <w:nsid w:val="535C2F1F"/>
     <w:multiLevelType w:val="multilevel"/>
     <w:tmpl w:val="C7BC250E"/>
@@ -8859,7 +9985,7 @@
       </w:rPr>
     </w:lvl>
   </w:abstractNum>
-  <w:abstractNum w:abstractNumId="41" w15:restartNumberingAfterBreak="0">
+  <w:abstractNum w:abstractNumId="38" w15:restartNumberingAfterBreak="0">
     <w:nsid w:val="57F50C0A"/>
     <w:multiLevelType w:val="multilevel"/>
     <w:tmpl w:val="FA169F6A"/>
@@ -8972,7 +10098,7 @@
       </w:pPr>
     </w:lvl>
   </w:abstractNum>
-  <w:abstractNum w:abstractNumId="42" w15:restartNumberingAfterBreak="0">
+  <w:abstractNum w:abstractNumId="39" w15:restartNumberingAfterBreak="0">
     <w:nsid w:val="58F45093"/>
     <w:multiLevelType w:val="multilevel"/>
     <w:tmpl w:val="D70A25D2"/>
@@ -9121,7 +10247,7 @@
       </w:rPr>
     </w:lvl>
   </w:abstractNum>
-  <w:abstractNum w:abstractNumId="43" w15:restartNumberingAfterBreak="0">
+  <w:abstractNum w:abstractNumId="40" w15:restartNumberingAfterBreak="0">
     <w:nsid w:val="5CDB16D5"/>
     <w:multiLevelType w:val="multilevel"/>
     <w:tmpl w:val="240C2966"/>
@@ -9270,7 +10396,7 @@
       </w:rPr>
     </w:lvl>
   </w:abstractNum>
-  <w:abstractNum w:abstractNumId="44" w15:restartNumberingAfterBreak="0">
+  <w:abstractNum w:abstractNumId="41" w15:restartNumberingAfterBreak="0">
     <w:nsid w:val="5D03777A"/>
     <w:multiLevelType w:val="multilevel"/>
     <w:tmpl w:val="C42097C6"/>
@@ -9383,7 +10509,7 @@
       </w:pPr>
     </w:lvl>
   </w:abstractNum>
-  <w:abstractNum w:abstractNumId="45" w15:restartNumberingAfterBreak="0">
+  <w:abstractNum w:abstractNumId="42" w15:restartNumberingAfterBreak="0">
     <w:nsid w:val="60E91A57"/>
     <w:multiLevelType w:val="multilevel"/>
     <w:tmpl w:val="6150A62E"/>
@@ -9532,7 +10658,7 @@
       </w:rPr>
     </w:lvl>
   </w:abstractNum>
-  <w:abstractNum w:abstractNumId="46" w15:restartNumberingAfterBreak="0">
+  <w:abstractNum w:abstractNumId="43" w15:restartNumberingAfterBreak="0">
     <w:nsid w:val="6A965907"/>
     <w:multiLevelType w:val="multilevel"/>
     <w:tmpl w:val="3BD262B2"/>
@@ -9645,269 +10771,7 @@
       </w:pPr>
     </w:lvl>
   </w:abstractNum>
-  <w:abstractNum w:abstractNumId="47" w15:restartNumberingAfterBreak="0">
-    <w:nsid w:val="6E6B474B"/>
-    <w:multiLevelType w:val="multilevel"/>
-    <w:tmpl w:val="953E040C"/>
-    <w:lvl w:ilvl="0">
-      <w:start w:val="1"/>
-      <w:numFmt w:val="bullet"/>
-      <w:lvlText w:val=""/>
-      <w:lvlJc w:val="left"/>
-      <w:pPr>
-        <w:tabs>
-          <w:tab w:val="num" w:pos="720"/>
-        </w:tabs>
-        <w:ind w:left="720" w:hanging="360"/>
-      </w:pPr>
-      <w:rPr>
-        <w:rFonts w:ascii="Symbol" w:hAnsi="Symbol" w:hint="default"/>
-        <w:sz w:val="20"/>
-      </w:rPr>
-    </w:lvl>
-    <w:lvl w:ilvl="1" w:tentative="1">
-      <w:start w:val="1"/>
-      <w:numFmt w:val="bullet"/>
-      <w:lvlText w:val="o"/>
-      <w:lvlJc w:val="left"/>
-      <w:pPr>
-        <w:tabs>
-          <w:tab w:val="num" w:pos="1440"/>
-        </w:tabs>
-        <w:ind w:left="1440" w:hanging="360"/>
-      </w:pPr>
-      <w:rPr>
-        <w:rFonts w:ascii="Courier New" w:hAnsi="Courier New" w:hint="default"/>
-        <w:sz w:val="20"/>
-      </w:rPr>
-    </w:lvl>
-    <w:lvl w:ilvl="2" w:tentative="1">
-      <w:start w:val="1"/>
-      <w:numFmt w:val="bullet"/>
-      <w:lvlText w:val=""/>
-      <w:lvlJc w:val="left"/>
-      <w:pPr>
-        <w:tabs>
-          <w:tab w:val="num" w:pos="2160"/>
-        </w:tabs>
-        <w:ind w:left="2160" w:hanging="360"/>
-      </w:pPr>
-      <w:rPr>
-        <w:rFonts w:ascii="Wingdings" w:hAnsi="Wingdings" w:hint="default"/>
-        <w:sz w:val="20"/>
-      </w:rPr>
-    </w:lvl>
-    <w:lvl w:ilvl="3" w:tentative="1">
-      <w:start w:val="1"/>
-      <w:numFmt w:val="bullet"/>
-      <w:lvlText w:val=""/>
-      <w:lvlJc w:val="left"/>
-      <w:pPr>
-        <w:tabs>
-          <w:tab w:val="num" w:pos="2880"/>
-        </w:tabs>
-        <w:ind w:left="2880" w:hanging="360"/>
-      </w:pPr>
-      <w:rPr>
-        <w:rFonts w:ascii="Wingdings" w:hAnsi="Wingdings" w:hint="default"/>
-        <w:sz w:val="20"/>
-      </w:rPr>
-    </w:lvl>
-    <w:lvl w:ilvl="4" w:tentative="1">
-      <w:start w:val="1"/>
-      <w:numFmt w:val="bullet"/>
-      <w:lvlText w:val=""/>
-      <w:lvlJc w:val="left"/>
-      <w:pPr>
-        <w:tabs>
-          <w:tab w:val="num" w:pos="3600"/>
-        </w:tabs>
-        <w:ind w:left="3600" w:hanging="360"/>
-      </w:pPr>
-      <w:rPr>
-        <w:rFonts w:ascii="Wingdings" w:hAnsi="Wingdings" w:hint="default"/>
-        <w:sz w:val="20"/>
-      </w:rPr>
-    </w:lvl>
-    <w:lvl w:ilvl="5" w:tentative="1">
-      <w:start w:val="1"/>
-      <w:numFmt w:val="bullet"/>
-      <w:lvlText w:val=""/>
-      <w:lvlJc w:val="left"/>
-      <w:pPr>
-        <w:tabs>
-          <w:tab w:val="num" w:pos="4320"/>
-        </w:tabs>
-        <w:ind w:left="4320" w:hanging="360"/>
-      </w:pPr>
-      <w:rPr>
-        <w:rFonts w:ascii="Wingdings" w:hAnsi="Wingdings" w:hint="default"/>
-        <w:sz w:val="20"/>
-      </w:rPr>
-    </w:lvl>
-    <w:lvl w:ilvl="6" w:tentative="1">
-      <w:start w:val="1"/>
-      <w:numFmt w:val="bullet"/>
-      <w:lvlText w:val=""/>
-      <w:lvlJc w:val="left"/>
-      <w:pPr>
-        <w:tabs>
-          <w:tab w:val="num" w:pos="5040"/>
-        </w:tabs>
-        <w:ind w:left="5040" w:hanging="360"/>
-      </w:pPr>
-      <w:rPr>
-        <w:rFonts w:ascii="Wingdings" w:hAnsi="Wingdings" w:hint="default"/>
-        <w:sz w:val="20"/>
-      </w:rPr>
-    </w:lvl>
-    <w:lvl w:ilvl="7" w:tentative="1">
-      <w:start w:val="1"/>
-      <w:numFmt w:val="bullet"/>
-      <w:lvlText w:val=""/>
-      <w:lvlJc w:val="left"/>
-      <w:pPr>
-        <w:tabs>
-          <w:tab w:val="num" w:pos="5760"/>
-        </w:tabs>
-        <w:ind w:left="5760" w:hanging="360"/>
-      </w:pPr>
-      <w:rPr>
-        <w:rFonts w:ascii="Wingdings" w:hAnsi="Wingdings" w:hint="default"/>
-        <w:sz w:val="20"/>
-      </w:rPr>
-    </w:lvl>
-    <w:lvl w:ilvl="8" w:tentative="1">
-      <w:start w:val="1"/>
-      <w:numFmt w:val="bullet"/>
-      <w:lvlText w:val=""/>
-      <w:lvlJc w:val="left"/>
-      <w:pPr>
-        <w:tabs>
-          <w:tab w:val="num" w:pos="6480"/>
-        </w:tabs>
-        <w:ind w:left="6480" w:hanging="360"/>
-      </w:pPr>
-      <w:rPr>
-        <w:rFonts w:ascii="Wingdings" w:hAnsi="Wingdings" w:hint="default"/>
-        <w:sz w:val="20"/>
-      </w:rPr>
-    </w:lvl>
-  </w:abstractNum>
-  <w:abstractNum w:abstractNumId="48" w15:restartNumberingAfterBreak="0">
-    <w:nsid w:val="6FA5530B"/>
-    <w:multiLevelType w:val="multilevel"/>
-    <w:tmpl w:val="130AC602"/>
-    <w:lvl w:ilvl="0">
-      <w:start w:val="1"/>
-      <w:numFmt w:val="decimal"/>
-      <w:lvlText w:val="%1."/>
-      <w:lvlJc w:val="left"/>
-      <w:pPr>
-        <w:tabs>
-          <w:tab w:val="num" w:pos="720"/>
-        </w:tabs>
-        <w:ind w:left="720" w:hanging="360"/>
-      </w:pPr>
-    </w:lvl>
-    <w:lvl w:ilvl="1" w:tentative="1">
-      <w:start w:val="1"/>
-      <w:numFmt w:val="decimal"/>
-      <w:lvlText w:val="%2."/>
-      <w:lvlJc w:val="left"/>
-      <w:pPr>
-        <w:tabs>
-          <w:tab w:val="num" w:pos="1440"/>
-        </w:tabs>
-        <w:ind w:left="1440" w:hanging="360"/>
-      </w:pPr>
-    </w:lvl>
-    <w:lvl w:ilvl="2" w:tentative="1">
-      <w:start w:val="1"/>
-      <w:numFmt w:val="decimal"/>
-      <w:lvlText w:val="%3."/>
-      <w:lvlJc w:val="left"/>
-      <w:pPr>
-        <w:tabs>
-          <w:tab w:val="num" w:pos="2160"/>
-        </w:tabs>
-        <w:ind w:left="2160" w:hanging="360"/>
-      </w:pPr>
-    </w:lvl>
-    <w:lvl w:ilvl="3" w:tentative="1">
-      <w:start w:val="1"/>
-      <w:numFmt w:val="decimal"/>
-      <w:lvlText w:val="%4."/>
-      <w:lvlJc w:val="left"/>
-      <w:pPr>
-        <w:tabs>
-          <w:tab w:val="num" w:pos="2880"/>
-        </w:tabs>
-        <w:ind w:left="2880" w:hanging="360"/>
-      </w:pPr>
-    </w:lvl>
-    <w:lvl w:ilvl="4" w:tentative="1">
-      <w:start w:val="1"/>
-      <w:numFmt w:val="decimal"/>
-      <w:lvlText w:val="%5."/>
-      <w:lvlJc w:val="left"/>
-      <w:pPr>
-        <w:tabs>
-          <w:tab w:val="num" w:pos="3600"/>
-        </w:tabs>
-        <w:ind w:left="3600" w:hanging="360"/>
-      </w:pPr>
-    </w:lvl>
-    <w:lvl w:ilvl="5" w:tentative="1">
-      <w:start w:val="1"/>
-      <w:numFmt w:val="decimal"/>
-      <w:lvlText w:val="%6."/>
-      <w:lvlJc w:val="left"/>
-      <w:pPr>
-        <w:tabs>
-          <w:tab w:val="num" w:pos="4320"/>
-        </w:tabs>
-        <w:ind w:left="4320" w:hanging="360"/>
-      </w:pPr>
-    </w:lvl>
-    <w:lvl w:ilvl="6" w:tentative="1">
-      <w:start w:val="1"/>
-      <w:numFmt w:val="decimal"/>
-      <w:lvlText w:val="%7."/>
-      <w:lvlJc w:val="left"/>
-      <w:pPr>
-        <w:tabs>
-          <w:tab w:val="num" w:pos="5040"/>
-        </w:tabs>
-        <w:ind w:left="5040" w:hanging="360"/>
-      </w:pPr>
-    </w:lvl>
-    <w:lvl w:ilvl="7" w:tentative="1">
-      <w:start w:val="1"/>
-      <w:numFmt w:val="decimal"/>
-      <w:lvlText w:val="%8."/>
-      <w:lvlJc w:val="left"/>
-      <w:pPr>
-        <w:tabs>
-          <w:tab w:val="num" w:pos="5760"/>
-        </w:tabs>
-        <w:ind w:left="5760" w:hanging="360"/>
-      </w:pPr>
-    </w:lvl>
-    <w:lvl w:ilvl="8" w:tentative="1">
-      <w:start w:val="1"/>
-      <w:numFmt w:val="decimal"/>
-      <w:lvlText w:val="%9."/>
-      <w:lvlJc w:val="left"/>
-      <w:pPr>
-        <w:tabs>
-          <w:tab w:val="num" w:pos="6480"/>
-        </w:tabs>
-        <w:ind w:left="6480" w:hanging="360"/>
-      </w:pPr>
-    </w:lvl>
-  </w:abstractNum>
-  <w:abstractNum w:abstractNumId="49" w15:restartNumberingAfterBreak="0">
+  <w:abstractNum w:abstractNumId="44" w15:restartNumberingAfterBreak="0">
     <w:nsid w:val="70F07F37"/>
     <w:multiLevelType w:val="multilevel"/>
     <w:tmpl w:val="48F41F36"/>
@@ -10056,7 +10920,7 @@
       </w:rPr>
     </w:lvl>
   </w:abstractNum>
-  <w:abstractNum w:abstractNumId="50" w15:restartNumberingAfterBreak="0">
+  <w:abstractNum w:abstractNumId="45" w15:restartNumberingAfterBreak="0">
     <w:nsid w:val="71FC2F15"/>
     <w:multiLevelType w:val="multilevel"/>
     <w:tmpl w:val="EE0013FE"/>
@@ -10205,7 +11069,7 @@
       </w:rPr>
     </w:lvl>
   </w:abstractNum>
-  <w:abstractNum w:abstractNumId="51" w15:restartNumberingAfterBreak="0">
+  <w:abstractNum w:abstractNumId="46" w15:restartNumberingAfterBreak="0">
     <w:nsid w:val="757256FB"/>
     <w:multiLevelType w:val="multilevel"/>
     <w:tmpl w:val="2E38677C"/>
@@ -10354,7 +11218,7 @@
       </w:rPr>
     </w:lvl>
   </w:abstractNum>
-  <w:abstractNum w:abstractNumId="52" w15:restartNumberingAfterBreak="0">
+  <w:abstractNum w:abstractNumId="47" w15:restartNumberingAfterBreak="0">
     <w:nsid w:val="75BB69A3"/>
     <w:multiLevelType w:val="multilevel"/>
     <w:tmpl w:val="A0EABB50"/>
@@ -10503,7 +11367,7 @@
       </w:rPr>
     </w:lvl>
   </w:abstractNum>
-  <w:abstractNum w:abstractNumId="53" w15:restartNumberingAfterBreak="0">
+  <w:abstractNum w:abstractNumId="48" w15:restartNumberingAfterBreak="0">
     <w:nsid w:val="78495C3D"/>
     <w:multiLevelType w:val="multilevel"/>
     <w:tmpl w:val="ABF68C98"/>
@@ -10652,7 +11516,7 @@
       </w:rPr>
     </w:lvl>
   </w:abstractNum>
-  <w:abstractNum w:abstractNumId="54" w15:restartNumberingAfterBreak="0">
+  <w:abstractNum w:abstractNumId="49" w15:restartNumberingAfterBreak="0">
     <w:nsid w:val="7FC7499F"/>
     <w:multiLevelType w:val="multilevel"/>
     <w:tmpl w:val="586A5818"/>
@@ -10801,20 +11665,20 @@
       </w:rPr>
     </w:lvl>
   </w:abstractNum>
-  <w:num w:numId="1" w16cid:durableId="1976174847">
-    <w:abstractNumId w:val="39"/>
+  <w:num w:numId="1" w16cid:durableId="570121396">
+    <w:abstractNumId w:val="36"/>
   </w:num>
-  <w:num w:numId="2" w16cid:durableId="1209798437">
+  <w:num w:numId="2" w16cid:durableId="1048724659">
     <w:abstractNumId w:val="23"/>
   </w:num>
   <w:num w:numId="3" w16cid:durableId="585531134">
     <w:abstractNumId w:val="19"/>
   </w:num>
   <w:num w:numId="4" w16cid:durableId="230969819">
-    <w:abstractNumId w:val="31"/>
+    <w:abstractNumId w:val="30"/>
   </w:num>
   <w:num w:numId="5" w16cid:durableId="1887446037">
-    <w:abstractNumId w:val="38"/>
+    <w:abstractNumId w:val="35"/>
   </w:num>
   <w:num w:numId="6" w16cid:durableId="1181121136">
     <w:abstractNumId w:val="14"/>
@@ -10838,31 +11702,31 @@
     <w:abstractNumId w:val="4"/>
   </w:num>
   <w:num w:numId="13" w16cid:durableId="1144589793">
-    <w:abstractNumId w:val="43"/>
+    <w:abstractNumId w:val="40"/>
   </w:num>
   <w:num w:numId="14" w16cid:durableId="851915423">
-    <w:abstractNumId w:val="51"/>
+    <w:abstractNumId w:val="46"/>
   </w:num>
   <w:num w:numId="15" w16cid:durableId="1633748619">
     <w:abstractNumId w:val="6"/>
   </w:num>
   <w:num w:numId="16" w16cid:durableId="1615945610">
-    <w:abstractNumId w:val="29"/>
+    <w:abstractNumId w:val="28"/>
   </w:num>
   <w:num w:numId="17" w16cid:durableId="1900750428">
-    <w:abstractNumId w:val="49"/>
+    <w:abstractNumId w:val="44"/>
   </w:num>
   <w:num w:numId="18" w16cid:durableId="2040619528">
     <w:abstractNumId w:val="26"/>
   </w:num>
   <w:num w:numId="19" w16cid:durableId="1871454326">
-    <w:abstractNumId w:val="40"/>
+    <w:abstractNumId w:val="37"/>
   </w:num>
   <w:num w:numId="20" w16cid:durableId="68235119">
-    <w:abstractNumId w:val="33"/>
+    <w:abstractNumId w:val="31"/>
   </w:num>
   <w:num w:numId="21" w16cid:durableId="590508633">
-    <w:abstractNumId w:val="50"/>
+    <w:abstractNumId w:val="45"/>
   </w:num>
   <w:num w:numId="22" w16cid:durableId="436827347">
     <w:abstractNumId w:val="16"/>
@@ -10874,10 +11738,10 @@
     <w:abstractNumId w:val="3"/>
   </w:num>
   <w:num w:numId="25" w16cid:durableId="109469637">
-    <w:abstractNumId w:val="30"/>
+    <w:abstractNumId w:val="29"/>
   </w:num>
   <w:num w:numId="26" w16cid:durableId="102002468">
-    <w:abstractNumId w:val="53"/>
+    <w:abstractNumId w:val="48"/>
   </w:num>
   <w:num w:numId="27" w16cid:durableId="699477665">
     <w:abstractNumId w:val="12"/>
@@ -10886,28 +11750,28 @@
     <w:abstractNumId w:val="25"/>
   </w:num>
   <w:num w:numId="29" w16cid:durableId="1397820181">
-    <w:abstractNumId w:val="52"/>
+    <w:abstractNumId w:val="47"/>
   </w:num>
   <w:num w:numId="30" w16cid:durableId="1393893707">
-    <w:abstractNumId w:val="46"/>
+    <w:abstractNumId w:val="43"/>
   </w:num>
   <w:num w:numId="31" w16cid:durableId="1055856482">
     <w:abstractNumId w:val="8"/>
   </w:num>
   <w:num w:numId="32" w16cid:durableId="975065840">
-    <w:abstractNumId w:val="36"/>
+    <w:abstractNumId w:val="34"/>
   </w:num>
   <w:num w:numId="33" w16cid:durableId="1496873286">
-    <w:abstractNumId w:val="35"/>
+    <w:abstractNumId w:val="33"/>
   </w:num>
   <w:num w:numId="34" w16cid:durableId="256600429">
-    <w:abstractNumId w:val="41"/>
+    <w:abstractNumId w:val="38"/>
   </w:num>
   <w:num w:numId="35" w16cid:durableId="266622713">
     <w:abstractNumId w:val="10"/>
   </w:num>
   <w:num w:numId="36" w16cid:durableId="1714422875">
-    <w:abstractNumId w:val="45"/>
+    <w:abstractNumId w:val="42"/>
   </w:num>
   <w:num w:numId="37" w16cid:durableId="917176388">
     <w:abstractNumId w:val="20"/>
@@ -10922,7 +11786,7 @@
     <w:abstractNumId w:val="27"/>
   </w:num>
   <w:num w:numId="41" w16cid:durableId="2074766457">
-    <w:abstractNumId w:val="44"/>
+    <w:abstractNumId w:val="41"/>
   </w:num>
   <w:num w:numId="42" w16cid:durableId="557937680">
     <w:abstractNumId w:val="9"/>
@@ -10940,37 +11804,22 @@
     <w:abstractNumId w:val="21"/>
   </w:num>
   <w:num w:numId="47" w16cid:durableId="1228540829">
-    <w:abstractNumId w:val="34"/>
+    <w:abstractNumId w:val="32"/>
   </w:num>
-  <w:num w:numId="48" w16cid:durableId="1423187720">
-    <w:abstractNumId w:val="37"/>
+  <w:num w:numId="48" w16cid:durableId="41835648">
+    <w:abstractNumId w:val="49"/>
   </w:num>
-  <w:num w:numId="49" w16cid:durableId="1822966760">
-    <w:abstractNumId w:val="28"/>
+  <w:num w:numId="49" w16cid:durableId="912155804">
+    <w:abstractNumId w:val="39"/>
   </w:num>
-  <w:num w:numId="50" w16cid:durableId="1673949672">
-    <w:abstractNumId w:val="48"/>
-  </w:num>
-  <w:num w:numId="51" w16cid:durableId="41835648">
-    <w:abstractNumId w:val="54"/>
-  </w:num>
-  <w:num w:numId="52" w16cid:durableId="912155804">
-    <w:abstractNumId w:val="42"/>
-  </w:num>
-  <w:num w:numId="53" w16cid:durableId="1489638242">
+  <w:num w:numId="50" w16cid:durableId="1489638242">
     <w:abstractNumId w:val="1"/>
-  </w:num>
-  <w:num w:numId="54" w16cid:durableId="1511093871">
-    <w:abstractNumId w:val="47"/>
-  </w:num>
-  <w:num w:numId="55" w16cid:durableId="1250191781">
-    <w:abstractNumId w:val="32"/>
   </w:num>
 </w:numbering>
 </file>
 
 <file path=word/styles.xml><?xml version="1.0" encoding="utf-8"?>
-<w:styles xmlns:mc="http://schemas.openxmlformats.org/markup-compatibility/2006" xmlns:r="http://schemas.openxmlformats.org/officeDocument/2006/relationships" xmlns:w="http://schemas.openxmlformats.org/wordprocessingml/2006/main" xmlns:w14="http://schemas.microsoft.com/office/word/2010/wordml" xmlns:w15="http://schemas.microsoft.com/office/word/2012/wordml" xmlns:w16cex="http://schemas.microsoft.com/office/word/2018/wordml/cex" xmlns:w16cid="http://schemas.microsoft.com/office/word/2016/wordml/cid" xmlns:w16="http://schemas.microsoft.com/office/word/2018/wordml" xmlns:w16sdtdh="http://schemas.microsoft.com/office/word/2020/wordml/sdtdatahash" xmlns:w16se="http://schemas.microsoft.com/office/word/2015/wordml/symex" mc:Ignorable="w14 w15 w16se w16cid w16 w16cex w16sdtdh">
+<w:styles xmlns:mc="http://schemas.openxmlformats.org/markup-compatibility/2006" xmlns:r="http://schemas.openxmlformats.org/officeDocument/2006/relationships" xmlns:w="http://schemas.openxmlformats.org/wordprocessingml/2006/main" xmlns:w14="http://schemas.microsoft.com/office/word/2010/wordml" xmlns:w15="http://schemas.microsoft.com/office/word/2012/wordml" xmlns:w16cex="http://schemas.microsoft.com/office/word/2018/wordml/cex" xmlns:w16cid="http://schemas.microsoft.com/office/word/2016/wordml/cid" xmlns:w16="http://schemas.microsoft.com/office/word/2018/wordml" xmlns:w16du="http://schemas.microsoft.com/office/word/2023/wordml/word16du" xmlns:w16sdtdh="http://schemas.microsoft.com/office/word/2020/wordml/sdtdatahash" xmlns:w16sdtfl="http://schemas.microsoft.com/office/word/2024/wordml/sdtformatlock" xmlns:w16se="http://schemas.microsoft.com/office/word/2015/wordml/symex" mc:Ignorable="w14 w15 w16se w16cid w16 w16cex w16sdtdh w16sdtfl w16du">
   <w:docDefaults>
     <w:rPrDefault>
       <w:rPr>
@@ -11380,11 +12229,11 @@
       <w:sz w:val="24"/>
     </w:rPr>
   </w:style>
-  <w:style w:type="paragraph" w:styleId="Ttulo1">
+  <w:style w:type="paragraph" w:styleId="Heading1">
     <w:name w:val="heading 1"/>
     <w:basedOn w:val="Normal"/>
     <w:next w:val="Normal"/>
-    <w:link w:val="Ttulo1Car"/>
+    <w:link w:val="Heading1Char"/>
     <w:autoRedefine/>
     <w:uiPriority w:val="9"/>
     <w:qFormat/>
@@ -11404,11 +12253,11 @@
       <w14:ligatures w14:val="none"/>
     </w:rPr>
   </w:style>
-  <w:style w:type="paragraph" w:styleId="Ttulo2">
+  <w:style w:type="paragraph" w:styleId="Heading2">
     <w:name w:val="heading 2"/>
     <w:basedOn w:val="Normal"/>
     <w:next w:val="Normal"/>
-    <w:link w:val="Ttulo2Car"/>
+    <w:link w:val="Heading2Char"/>
     <w:uiPriority w:val="9"/>
     <w:unhideWhenUsed/>
     <w:qFormat/>
@@ -11426,11 +12275,11 @@
       <w:szCs w:val="26"/>
     </w:rPr>
   </w:style>
-  <w:style w:type="paragraph" w:styleId="Ttulo3">
+  <w:style w:type="paragraph" w:styleId="Heading3">
     <w:name w:val="heading 3"/>
     <w:basedOn w:val="Normal"/>
     <w:next w:val="Normal"/>
-    <w:link w:val="Ttulo3Car"/>
+    <w:link w:val="Heading3Char"/>
     <w:uiPriority w:val="9"/>
     <w:unhideWhenUsed/>
     <w:qFormat/>
@@ -11447,12 +12296,13 @@
       <w:szCs w:val="24"/>
     </w:rPr>
   </w:style>
-  <w:style w:type="character" w:default="1" w:styleId="Fuentedeprrafopredeter">
+  <w:style w:type="character" w:default="1" w:styleId="DefaultParagraphFont">
     <w:name w:val="Default Paragraph Font"/>
     <w:uiPriority w:val="1"/>
+    <w:semiHidden/>
     <w:unhideWhenUsed/>
   </w:style>
-  <w:style w:type="table" w:default="1" w:styleId="Tablanormal">
+  <w:style w:type="table" w:default="1" w:styleId="TableNormal">
     <w:name w:val="Normal Table"/>
     <w:uiPriority w:val="99"/>
     <w:semiHidden/>
@@ -11467,18 +12317,18 @@
       </w:tblCellMar>
     </w:tblPr>
   </w:style>
-  <w:style w:type="numbering" w:default="1" w:styleId="Sinlista">
+  <w:style w:type="numbering" w:default="1" w:styleId="NoList">
     <w:name w:val="No List"/>
     <w:uiPriority w:val="99"/>
     <w:semiHidden/>
     <w:unhideWhenUsed/>
   </w:style>
-  <w:style w:type="paragraph" w:styleId="Ttulo">
+  <w:style w:type="paragraph" w:styleId="Title">
     <w:name w:val="Title"/>
     <w:aliases w:val="Título-portada"/>
     <w:basedOn w:val="Normal"/>
     <w:next w:val="Normal"/>
-    <w:link w:val="TtuloCar"/>
+    <w:link w:val="TitleChar"/>
     <w:uiPriority w:val="10"/>
     <w:qFormat/>
     <w:rsid w:val="00E05D9E"/>
@@ -11496,11 +12346,11 @@
       <w14:ligatures w14:val="none"/>
     </w:rPr>
   </w:style>
-  <w:style w:type="character" w:customStyle="1" w:styleId="TtuloCar">
-    <w:name w:val="Título Car"/>
-    <w:aliases w:val="Título-portada Car"/>
-    <w:basedOn w:val="Fuentedeprrafopredeter"/>
-    <w:link w:val="Ttulo"/>
+  <w:style w:type="character" w:customStyle="1" w:styleId="TitleChar">
+    <w:name w:val="Title Char"/>
+    <w:aliases w:val="Título-portada Char"/>
+    <w:basedOn w:val="DefaultParagraphFont"/>
+    <w:link w:val="Title"/>
     <w:uiPriority w:val="10"/>
     <w:rsid w:val="00E05D9E"/>
     <w:rPr>
@@ -11527,7 +12377,7 @@
   </w:style>
   <w:style w:type="paragraph" w:customStyle="1" w:styleId="carrera1">
     <w:name w:val="carrera1"/>
-    <w:basedOn w:val="Ttulo"/>
+    <w:basedOn w:val="Title"/>
     <w:next w:val="carrera2"/>
     <w:link w:val="carrera1Car"/>
     <w:qFormat/>
@@ -11538,7 +12388,7 @@
   </w:style>
   <w:style w:type="character" w:customStyle="1" w:styleId="carrera1Car">
     <w:name w:val="carrera1 Car"/>
-    <w:basedOn w:val="TtuloCar"/>
+    <w:basedOn w:val="TitleChar"/>
     <w:link w:val="carrera1"/>
     <w:rsid w:val="006873B9"/>
     <w:rPr>
@@ -11588,10 +12438,10 @@
       <w14:ligatures w14:val="none"/>
     </w:rPr>
   </w:style>
-  <w:style w:type="character" w:customStyle="1" w:styleId="Ttulo1Car">
-    <w:name w:val="Título 1 Car"/>
-    <w:basedOn w:val="Fuentedeprrafopredeter"/>
-    <w:link w:val="Ttulo1"/>
+  <w:style w:type="character" w:customStyle="1" w:styleId="Heading1Char">
+    <w:name w:val="Heading 1 Char"/>
+    <w:basedOn w:val="DefaultParagraphFont"/>
+    <w:link w:val="Heading1"/>
     <w:uiPriority w:val="9"/>
     <w:rsid w:val="00241DB1"/>
     <w:rPr>
@@ -11604,9 +12454,9 @@
       <w14:ligatures w14:val="none"/>
     </w:rPr>
   </w:style>
-  <w:style w:type="character" w:styleId="Hipervnculo">
+  <w:style w:type="character" w:styleId="Hyperlink">
     <w:name w:val="Hyperlink"/>
-    <w:basedOn w:val="Fuentedeprrafopredeter"/>
+    <w:basedOn w:val="DefaultParagraphFont"/>
     <w:uiPriority w:val="99"/>
     <w:unhideWhenUsed/>
     <w:rsid w:val="004F1A07"/>
@@ -11615,10 +12465,10 @@
       <w:u w:val="single"/>
     </w:rPr>
   </w:style>
-  <w:style w:type="character" w:customStyle="1" w:styleId="Ttulo3Car">
-    <w:name w:val="Título 3 Car"/>
-    <w:basedOn w:val="Fuentedeprrafopredeter"/>
-    <w:link w:val="Ttulo3"/>
+  <w:style w:type="character" w:customStyle="1" w:styleId="Heading3Char">
+    <w:name w:val="Heading 3 Char"/>
+    <w:basedOn w:val="DefaultParagraphFont"/>
+    <w:link w:val="Heading3"/>
     <w:uiPriority w:val="9"/>
     <w:rsid w:val="00B26994"/>
     <w:rPr>
@@ -11629,10 +12479,10 @@
       <w:szCs w:val="24"/>
     </w:rPr>
   </w:style>
-  <w:style w:type="paragraph" w:styleId="Encabezado">
+  <w:style w:type="paragraph" w:styleId="Header">
     <w:name w:val="header"/>
     <w:basedOn w:val="Normal"/>
-    <w:link w:val="EncabezadoCar"/>
+    <w:link w:val="HeaderChar"/>
     <w:uiPriority w:val="99"/>
     <w:unhideWhenUsed/>
     <w:rsid w:val="004F1A07"/>
@@ -11644,17 +12494,17 @@
       <w:spacing w:after="0" w:line="240" w:lineRule="auto"/>
     </w:pPr>
   </w:style>
-  <w:style w:type="character" w:customStyle="1" w:styleId="EncabezadoCar">
-    <w:name w:val="Encabezado Car"/>
-    <w:basedOn w:val="Fuentedeprrafopredeter"/>
-    <w:link w:val="Encabezado"/>
+  <w:style w:type="character" w:customStyle="1" w:styleId="HeaderChar">
+    <w:name w:val="Header Char"/>
+    <w:basedOn w:val="DefaultParagraphFont"/>
+    <w:link w:val="Header"/>
     <w:uiPriority w:val="99"/>
     <w:rsid w:val="004F1A07"/>
   </w:style>
-  <w:style w:type="paragraph" w:styleId="Piedepgina">
+  <w:style w:type="paragraph" w:styleId="Footer">
     <w:name w:val="footer"/>
     <w:basedOn w:val="Normal"/>
-    <w:link w:val="PiedepginaCar"/>
+    <w:link w:val="FooterChar"/>
     <w:uiPriority w:val="99"/>
     <w:unhideWhenUsed/>
     <w:rsid w:val="004F1A07"/>
@@ -11666,10 +12516,10 @@
       <w:spacing w:after="0" w:line="240" w:lineRule="auto"/>
     </w:pPr>
   </w:style>
-  <w:style w:type="character" w:customStyle="1" w:styleId="PiedepginaCar">
-    <w:name w:val="Pie de página Car"/>
-    <w:basedOn w:val="Fuentedeprrafopredeter"/>
-    <w:link w:val="Piedepgina"/>
+  <w:style w:type="character" w:customStyle="1" w:styleId="FooterChar">
+    <w:name w:val="Footer Char"/>
+    <w:basedOn w:val="DefaultParagraphFont"/>
+    <w:link w:val="Footer"/>
     <w:uiPriority w:val="99"/>
     <w:rsid w:val="004F1A07"/>
   </w:style>
@@ -11690,9 +12540,9 @@
       <w14:ligatures w14:val="none"/>
     </w:rPr>
   </w:style>
-  <w:style w:type="character" w:styleId="Referenciasutil">
+  <w:style w:type="character" w:styleId="SubtleReference">
     <w:name w:val="Subtle Reference"/>
-    <w:basedOn w:val="Fuentedeprrafopredeter"/>
+    <w:basedOn w:val="DefaultParagraphFont"/>
     <w:uiPriority w:val="31"/>
     <w:qFormat/>
     <w:rsid w:val="003669A2"/>
@@ -11701,10 +12551,10 @@
       <w:color w:val="5A5A5A" w:themeColor="text1" w:themeTint="A5"/>
     </w:rPr>
   </w:style>
-  <w:style w:type="paragraph" w:styleId="Prrafodelista">
+  <w:style w:type="paragraph" w:styleId="ListParagraph">
     <w:name w:val="List Paragraph"/>
     <w:basedOn w:val="Normal"/>
-    <w:link w:val="PrrafodelistaCar"/>
+    <w:link w:val="ListParagraphChar"/>
     <w:uiPriority w:val="34"/>
     <w:qFormat/>
     <w:rsid w:val="00C06AEE"/>
@@ -11720,9 +12570,9 @@
       <w14:ligatures w14:val="none"/>
     </w:rPr>
   </w:style>
-  <w:style w:type="character" w:customStyle="1" w:styleId="PrrafodelistaCar">
-    <w:name w:val="Párrafo de lista Car"/>
-    <w:link w:val="Prrafodelista"/>
+  <w:style w:type="character" w:customStyle="1" w:styleId="ListParagraphChar">
+    <w:name w:val="List Paragraph Char"/>
+    <w:link w:val="ListParagraph"/>
     <w:uiPriority w:val="34"/>
     <w:locked/>
     <w:rsid w:val="00C06AEE"/>
@@ -11734,10 +12584,10 @@
       <w14:ligatures w14:val="none"/>
     </w:rPr>
   </w:style>
-  <w:style w:type="character" w:customStyle="1" w:styleId="Ttulo2Car">
-    <w:name w:val="Título 2 Car"/>
-    <w:basedOn w:val="Fuentedeprrafopredeter"/>
-    <w:link w:val="Ttulo2"/>
+  <w:style w:type="character" w:customStyle="1" w:styleId="Heading2Char">
+    <w:name w:val="Heading 2 Char"/>
+    <w:basedOn w:val="DefaultParagraphFont"/>
+    <w:link w:val="Heading2"/>
     <w:uiPriority w:val="9"/>
     <w:rsid w:val="0065508A"/>
     <w:rPr>
@@ -11748,9 +12598,9 @@
       <w:szCs w:val="26"/>
     </w:rPr>
   </w:style>
-  <w:style w:type="table" w:styleId="Tablaconcuadrcula">
+  <w:style w:type="table" w:styleId="TableGrid">
     <w:name w:val="Table Grid"/>
-    <w:basedOn w:val="Tablanormal"/>
+    <w:basedOn w:val="TableNormal"/>
     <w:uiPriority w:val="39"/>
     <w:rsid w:val="000C6E41"/>
     <w:pPr>
@@ -11771,7 +12621,7 @@
       </w:tblBorders>
     </w:tblPr>
   </w:style>
-  <w:style w:type="paragraph" w:styleId="TDC1">
+  <w:style w:type="paragraph" w:styleId="TOC1">
     <w:name w:val="toc 1"/>
     <w:basedOn w:val="Normal"/>
     <w:next w:val="Normal"/>
@@ -11783,11 +12633,11 @@
       <w:spacing w:after="100"/>
     </w:pPr>
   </w:style>
-  <w:style w:type="paragraph" w:styleId="Cita">
+  <w:style w:type="paragraph" w:styleId="Quote">
     <w:name w:val="Quote"/>
     <w:basedOn w:val="Normal"/>
     <w:next w:val="Normal"/>
-    <w:link w:val="CitaCar"/>
+    <w:link w:val="QuoteChar"/>
     <w:uiPriority w:val="29"/>
     <w:qFormat/>
     <w:rsid w:val="005C2A04"/>
@@ -11801,10 +12651,10 @@
       <w:iCs/>
     </w:rPr>
   </w:style>
-  <w:style w:type="character" w:customStyle="1" w:styleId="CitaCar">
-    <w:name w:val="Cita Car"/>
-    <w:basedOn w:val="Fuentedeprrafopredeter"/>
-    <w:link w:val="Cita"/>
+  <w:style w:type="character" w:customStyle="1" w:styleId="QuoteChar">
+    <w:name w:val="Quote Char"/>
+    <w:basedOn w:val="DefaultParagraphFont"/>
+    <w:link w:val="Quote"/>
     <w:uiPriority w:val="29"/>
     <w:rsid w:val="005C2A04"/>
     <w:rPr>
@@ -11815,7 +12665,7 @@
       <w:sz w:val="24"/>
     </w:rPr>
   </w:style>
-  <w:style w:type="paragraph" w:styleId="TDC2">
+  <w:style w:type="paragraph" w:styleId="TOC2">
     <w:name w:val="toc 2"/>
     <w:basedOn w:val="Normal"/>
     <w:next w:val="Normal"/>
@@ -11861,11 +12711,11 @@
       <w14:ligatures w14:val="none"/>
     </w:rPr>
   </w:style>
-  <w:style w:type="paragraph" w:styleId="Citadestacada">
+  <w:style w:type="paragraph" w:styleId="IntenseQuote">
     <w:name w:val="Intense Quote"/>
     <w:basedOn w:val="Normal"/>
     <w:next w:val="Normal"/>
-    <w:link w:val="CitadestacadaCar"/>
+    <w:link w:val="IntenseQuoteChar"/>
     <w:uiPriority w:val="30"/>
     <w:qFormat/>
     <w:rsid w:val="00E92505"/>
@@ -11884,10 +12734,10 @@
       <w:color w:val="4472C4" w:themeColor="accent1"/>
     </w:rPr>
   </w:style>
-  <w:style w:type="character" w:customStyle="1" w:styleId="CitadestacadaCar">
-    <w:name w:val="Cita destacada Car"/>
-    <w:basedOn w:val="Fuentedeprrafopredeter"/>
-    <w:link w:val="Citadestacada"/>
+  <w:style w:type="character" w:customStyle="1" w:styleId="IntenseQuoteChar">
+    <w:name w:val="Intense Quote Char"/>
+    <w:basedOn w:val="DefaultParagraphFont"/>
+    <w:link w:val="IntenseQuote"/>
     <w:uiPriority w:val="30"/>
     <w:rsid w:val="00E92505"/>
     <w:rPr>
@@ -11900,12 +12750,12 @@
   </w:style>
   <w:style w:type="character" w:customStyle="1" w:styleId="eop">
     <w:name w:val="eop"/>
-    <w:basedOn w:val="Fuentedeprrafopredeter"/>
+    <w:basedOn w:val="DefaultParagraphFont"/>
     <w:rsid w:val="006F6199"/>
   </w:style>
   <w:style w:type="character" w:customStyle="1" w:styleId="titulo-tablaCar">
     <w:name w:val="titulo-tabla Car"/>
-    <w:basedOn w:val="Fuentedeprrafopredeter"/>
+    <w:basedOn w:val="DefaultParagraphFont"/>
     <w:link w:val="titulo-tabla"/>
     <w:rsid w:val="00AE5714"/>
     <w:rPr>
@@ -11981,9 +12831,9 @@
       <w14:ligatures w14:val="none"/>
     </w:rPr>
   </w:style>
-  <w:style w:type="character" w:styleId="Mencinsinresolver">
+  <w:style w:type="character" w:styleId="UnresolvedMention">
     <w:name w:val="Unresolved Mention"/>
-    <w:basedOn w:val="Fuentedeprrafopredeter"/>
+    <w:basedOn w:val="DefaultParagraphFont"/>
     <w:uiPriority w:val="99"/>
     <w:semiHidden/>
     <w:unhideWhenUsed/>
@@ -11993,46 +12843,152 @@
       <w:shd w:val="clear" w:color="auto" w:fill="E1DFDD"/>
     </w:rPr>
   </w:style>
-  <w:style w:type="paragraph" w:styleId="Textocomentario">
-    <w:name w:val="annotation text"/>
-    <w:basedOn w:val="Normal"/>
-    <w:link w:val="TextocomentarioCar"/>
-    <w:uiPriority w:val="99"/>
-    <w:semiHidden/>
-    <w:unhideWhenUsed/>
-    <w:pPr>
-      <w:spacing w:line="240" w:lineRule="auto"/>
-    </w:pPr>
-    <w:rPr>
-      <w:sz w:val="20"/>
-      <w:szCs w:val="20"/>
-    </w:rPr>
-  </w:style>
-  <w:style w:type="character" w:customStyle="1" w:styleId="TextocomentarioCar">
-    <w:name w:val="Texto comentario Car"/>
-    <w:basedOn w:val="Fuentedeprrafopredeter"/>
-    <w:link w:val="Textocomentario"/>
-    <w:uiPriority w:val="99"/>
-    <w:semiHidden/>
-    <w:rPr>
-      <w:rFonts w:ascii="Arial" w:hAnsi="Arial"/>
-      <w:color w:val="404040" w:themeColor="text1" w:themeTint="BF"/>
-      <w:sz w:val="20"/>
-      <w:szCs w:val="20"/>
-    </w:rPr>
-  </w:style>
-  <w:style w:type="character" w:styleId="Refdecomentario">
-    <w:name w:val="annotation reference"/>
-    <w:basedOn w:val="Fuentedeprrafopredeter"/>
-    <w:uiPriority w:val="99"/>
-    <w:semiHidden/>
-    <w:unhideWhenUsed/>
-    <w:rPr>
-      <w:sz w:val="16"/>
-      <w:szCs w:val="16"/>
-    </w:rPr>
-  </w:style>
 </w:styles>
+</file>
+
+<file path=word/documenttasks/documenttasks1.xml><?xml version="1.0" encoding="utf-8"?>
+<t:Tasks xmlns:t="http://schemas.microsoft.com/office/tasks/2019/documenttasks" xmlns:oel="http://schemas.microsoft.com/office/2019/extlst">
+  <t:Task id="{451EA1F4-232A-4950-AD5B-3F312BDEDB4B}">
+    <t:Anchor>
+      <t:Comment id="1739927666"/>
+    </t:Anchor>
+    <t:History>
+      <t:Event id="{0A4BCE94-34EB-40B6-8187-0CAD655BA6FF}" time="2025-01-22T16:39:06.244Z">
+        <t:Attribution userId="S::colavarriap@duoc.cl::714e8f6c-e564-49e5-9e12-5095cbbd6b17" userProvider="AD" userName="Claudio Olavarria P."/>
+        <t:Anchor>
+          <t:Comment id="1739927666"/>
+        </t:Anchor>
+        <t:Create/>
+      </t:Event>
+      <t:Event id="{55861474-BD08-4588-A317-439A8986F293}" time="2025-01-22T16:39:06.244Z">
+        <t:Attribution userId="S::colavarriap@duoc.cl::714e8f6c-e564-49e5-9e12-5095cbbd6b17" userProvider="AD" userName="Claudio Olavarria P."/>
+        <t:Anchor>
+          <t:Comment id="1739927666"/>
+        </t:Anchor>
+        <t:Assign userId="S::an.castellon@profesor.duoc.cl::3d72d031-a89c-476e-a6fd-08f9bf65f3fe" userProvider="AD" userName="ANYELO CRISTENSEN CASTELLON RIOS"/>
+      </t:Event>
+      <t:Event id="{BE3066CA-B667-4477-BB9C-0AC44C1F485A}" time="2025-01-22T16:39:06.244Z">
+        <t:Attribution userId="S::colavarriap@duoc.cl::714e8f6c-e564-49e5-9e12-5095cbbd6b17" userProvider="AD" userName="Claudio Olavarria P."/>
+        <t:Anchor>
+          <t:Comment id="1739927666"/>
+        </t:Anchor>
+        <t:SetTitle title="@ANYELO CRISTENSEN CASTELLON RIOS , acá debería ir mencionado el nombre del caso para la forma C. Chequear que todos los pasos efectivamente correspondan a este desarrollo."/>
+      </t:Event>
+    </t:History>
+  </t:Task>
+  <t:Task id="{E2C3961D-9FD6-4217-9821-DD212322EE3B}">
+    <t:Anchor>
+      <t:Comment id="1365223293"/>
+    </t:Anchor>
+    <t:History>
+      <t:Event id="{87B892C9-BC6E-45A7-9738-482B38DB7735}" time="2025-01-22T16:41:41.442Z">
+        <t:Attribution userId="S::colavarriap@duoc.cl::714e8f6c-e564-49e5-9e12-5095cbbd6b17" userProvider="AD" userName="Claudio Olavarria P."/>
+        <t:Anchor>
+          <t:Comment id="1365223293"/>
+        </t:Anchor>
+        <t:Create/>
+      </t:Event>
+      <t:Event id="{BD40AF53-C200-4DC6-9F01-75893CDD1607}" time="2025-01-22T16:41:41.442Z">
+        <t:Attribution userId="S::colavarriap@duoc.cl::714e8f6c-e564-49e5-9e12-5095cbbd6b17" userProvider="AD" userName="Claudio Olavarria P."/>
+        <t:Anchor>
+          <t:Comment id="1365223293"/>
+        </t:Anchor>
+        <t:Assign userId="S::an.castellon@profesor.duoc.cl::3d72d031-a89c-476e-a6fd-08f9bf65f3fe" userProvider="AD" userName="ANYELO CRISTENSEN CASTELLON RIOS"/>
+      </t:Event>
+      <t:Event id="{65511F5C-E479-49C0-9C61-ACCFC19DEFEC}" time="2025-01-22T16:41:41.442Z">
+        <t:Attribution userId="S::colavarriap@duoc.cl::714e8f6c-e564-49e5-9e12-5095cbbd6b17" userProvider="AD" userName="Claudio Olavarria P."/>
+        <t:Anchor>
+          <t:Comment id="1365223293"/>
+        </t:Anchor>
+        <t:SetTitle title="@ANYELO CRISTENSEN CASTELLON RIOS , revisar redacción acorde con el contexto o caso para la forma C"/>
+      </t:Event>
+    </t:History>
+  </t:Task>
+  <t:Task id="{3AD7B924-A4BD-4803-8F97-C321A4340AF9}">
+    <t:Anchor>
+      <t:Comment id="1189205867"/>
+    </t:Anchor>
+    <t:History>
+      <t:Event id="{DFE05ED4-1571-41A2-908A-6F2D4204E124}" time="2025-01-22T16:42:48.357Z">
+        <t:Attribution userId="S::colavarriap@duoc.cl::714e8f6c-e564-49e5-9e12-5095cbbd6b17" userProvider="AD" userName="Claudio Olavarria P."/>
+        <t:Anchor>
+          <t:Comment id="1189205867"/>
+        </t:Anchor>
+        <t:Create/>
+      </t:Event>
+      <t:Event id="{5940618B-9016-4199-A2C2-B6FE4C511879}" time="2025-01-22T16:42:48.357Z">
+        <t:Attribution userId="S::colavarriap@duoc.cl::714e8f6c-e564-49e5-9e12-5095cbbd6b17" userProvider="AD" userName="Claudio Olavarria P."/>
+        <t:Anchor>
+          <t:Comment id="1189205867"/>
+        </t:Anchor>
+        <t:Assign userId="S::an.castellon@profesor.duoc.cl::3d72d031-a89c-476e-a6fd-08f9bf65f3fe" userProvider="AD" userName="ANYELO CRISTENSEN CASTELLON RIOS"/>
+      </t:Event>
+      <t:Event id="{E76CBF7C-A77F-483B-B0FA-D5827B28479C}" time="2025-01-22T16:42:48.357Z">
+        <t:Attribution userId="S::colavarriap@duoc.cl::714e8f6c-e564-49e5-9e12-5095cbbd6b17" userProvider="AD" userName="Claudio Olavarria P."/>
+        <t:Anchor>
+          <t:Comment id="1189205867"/>
+        </t:Anchor>
+        <t:SetTitle title="@ANYELO CRISTENSEN CASTELLON RIOS , esto corresponde al caso planteado?"/>
+      </t:Event>
+    </t:History>
+  </t:Task>
+  <t:Task id="{97835D9C-E194-4A50-8DAC-B538A5431E47}">
+    <t:Anchor>
+      <t:Comment id="290490479"/>
+    </t:Anchor>
+    <t:History>
+      <t:Event id="{34E223F8-724A-453C-AF7E-B992EBAB5E51}" time="2025-01-22T16:40:12.876Z">
+        <t:Attribution userId="S::colavarriap@duoc.cl::714e8f6c-e564-49e5-9e12-5095cbbd6b17" userProvider="AD" userName="Claudio Olavarria P."/>
+        <t:Anchor>
+          <t:Comment id="290490479"/>
+        </t:Anchor>
+        <t:Create/>
+      </t:Event>
+      <t:Event id="{37DD35D6-CE78-4848-B408-32F2D821A194}" time="2025-01-22T16:40:12.876Z">
+        <t:Attribution userId="S::colavarriap@duoc.cl::714e8f6c-e564-49e5-9e12-5095cbbd6b17" userProvider="AD" userName="Claudio Olavarria P."/>
+        <t:Anchor>
+          <t:Comment id="290490479"/>
+        </t:Anchor>
+        <t:Assign userId="S::an.castellon@profesor.duoc.cl::3d72d031-a89c-476e-a6fd-08f9bf65f3fe" userProvider="AD" userName="ANYELO CRISTENSEN CASTELLON RIOS"/>
+      </t:Event>
+      <t:Event id="{3C603E87-A6A3-4558-BA04-542594E4178F}" time="2025-01-22T16:40:12.876Z">
+        <t:Attribution userId="S::colavarriap@duoc.cl::714e8f6c-e564-49e5-9e12-5095cbbd6b17" userProvider="AD" userName="Claudio Olavarria P."/>
+        <t:Anchor>
+          <t:Comment id="290490479"/>
+        </t:Anchor>
+        <t:SetTitle title="@ANYELO CRISTENSEN CASTELLON RIOS , esto no va porque eliminamos el incluir el caso de Backend I. Redactar acorde al nuevo contexto o caso."/>
+      </t:Event>
+    </t:History>
+  </t:Task>
+  <t:Task id="{79F9C97F-05CD-4000-9820-FE66790C8DE7}">
+    <t:Anchor>
+      <t:Comment id="687597249"/>
+    </t:Anchor>
+    <t:History>
+      <t:Event id="{FD27B90C-7A80-4F4B-9516-BB3CC2173A28}" time="2025-01-22T16:49:21.483Z">
+        <t:Attribution userId="S::colavarriap@duoc.cl::714e8f6c-e564-49e5-9e12-5095cbbd6b17" userProvider="AD" userName="Claudio Olavarria P."/>
+        <t:Anchor>
+          <t:Comment id="687597249"/>
+        </t:Anchor>
+        <t:Create/>
+      </t:Event>
+      <t:Event id="{68D6E495-8A88-482E-8537-DA2267323796}" time="2025-01-22T16:49:21.483Z">
+        <t:Attribution userId="S::colavarriap@duoc.cl::714e8f6c-e564-49e5-9e12-5095cbbd6b17" userProvider="AD" userName="Claudio Olavarria P."/>
+        <t:Anchor>
+          <t:Comment id="687597249"/>
+        </t:Anchor>
+        <t:Assign userId="S::an.castellon@profesor.duoc.cl::3d72d031-a89c-476e-a6fd-08f9bf65f3fe" userProvider="AD" userName="ANYELO CRISTENSEN CASTELLON RIOS"/>
+      </t:Event>
+      <t:Event id="{1AB22B3B-9D84-48D0-91C1-EEB9F3BF6821}" time="2025-01-22T16:49:21.483Z">
+        <t:Attribution userId="S::colavarriap@duoc.cl::714e8f6c-e564-49e5-9e12-5095cbbd6b17" userProvider="AD" userName="Claudio Olavarria P."/>
+        <t:Anchor>
+          <t:Comment id="687597249"/>
+        </t:Anchor>
+        <t:SetTitle title="@ANYELO CRISTENSEN CASTELLON RIOS , chequear desde el paso 4 en adelante (correspondiente al repositorio GitHub), que tanto las figuras como las instrucciones son adecuadas para esta actividad (modificar de ser necesario)."/>
+      </t:Event>
+    </t:History>
+  </t:Task>
+</t:Tasks>
 </file>
 
 <file path=word/theme/theme1.xml><?xml version="1.0" encoding="utf-8"?>
@@ -12297,8 +13253,36 @@
 </file>
 
 <file path=customXml/item1.xml><?xml version="1.0" encoding="utf-8"?>
-<ct:contentTypeSchema xmlns:ct="http://schemas.microsoft.com/office/2006/metadata/contentType" xmlns:ma="http://schemas.microsoft.com/office/2006/metadata/properties/metaAttributes" ct:_="" ma:_="" ma:contentTypeName="Documento" ma:contentTypeID="0x01010070BFDEA41A5D8B46AA5DA2E2389CBE4E" ma:contentTypeVersion="19" ma:contentTypeDescription="Crear nuevo documento." ma:contentTypeScope="" ma:versionID="8582924e0409c10a8a1fc1eca5dfbb2e">
-  <xsd:schema xmlns:xsd="http://www.w3.org/2001/XMLSchema" xmlns:xs="http://www.w3.org/2001/XMLSchema" xmlns:p="http://schemas.microsoft.com/office/2006/metadata/properties" xmlns:ns2="d0daa353-f819-43d1-badf-ce69fea8800d" xmlns:ns3="edc1eb1c-f9b5-429a-a0ce-702847a0aa2d" targetNamespace="http://schemas.microsoft.com/office/2006/metadata/properties" ma:root="true" ma:fieldsID="e4d7d6d0f63e48ebe5e4a9f31787ab41" ns2:_="" ns3:_="">
+<b:Sources xmlns:b="http://schemas.openxmlformats.org/officeDocument/2006/bibliography" xmlns="http://schemas.openxmlformats.org/officeDocument/2006/bibliography" SelectedStyle="\APASixthEditionOfficeOnline.xsl" StyleName="APA" Version="6"/>
+</file>
+
+<file path=customXml/item2.xml><?xml version="1.0" encoding="utf-8"?>
+<p:properties xmlns:p="http://schemas.microsoft.com/office/2006/metadata/properties" xmlns:xsi="http://www.w3.org/2001/XMLSchema-instance" xmlns:pc="http://schemas.microsoft.com/office/infopath/2007/PartnerControls">
+  <documentManagement>
+    <lcf76f155ced4ddcb4097134ff3c332f xmlns="d0daa353-f819-43d1-badf-ce69fea8800d">
+      <Terms xmlns="http://schemas.microsoft.com/office/infopath/2007/PartnerControls"/>
+    </lcf76f155ced4ddcb4097134ff3c332f>
+    <TaxCatchAll xmlns="edc1eb1c-f9b5-429a-a0ce-702847a0aa2d" xsi:nil="true"/>
+    <Fecha_x0020_de_x0020_creaci_x00f3_n xmlns="d0daa353-f819-43d1-badf-ce69fea8800d" xsi:nil="true"/>
+    <Fechayhora xmlns="d0daa353-f819-43d1-badf-ce69fea8800d" xsi:nil="true"/>
+    <SharedWithUsers xmlns="edc1eb1c-f9b5-429a-a0ce-702847a0aa2d">
+      <UserInfo>
+        <DisplayName/>
+        <AccountId xsi:nil="true"/>
+        <AccountType/>
+      </UserInfo>
+    </SharedWithUsers>
+    <MediaLengthInSeconds xmlns="d0daa353-f819-43d1-badf-ce69fea8800d" xsi:nil="true"/>
+    <_ip_UnifiedCompliancePolicyUIAction xmlns="http://schemas.microsoft.com/sharepoint/v3" xsi:nil="true"/>
+    <_ip_UnifiedCompliancePolicyProperties xmlns="http://schemas.microsoft.com/sharepoint/v3" xsi:nil="true"/>
+  </documentManagement>
+</p:properties>
+</file>
+
+<file path=customXml/item3.xml><?xml version="1.0" encoding="utf-8"?>
+<ct:contentTypeSchema xmlns:ct="http://schemas.microsoft.com/office/2006/metadata/contentType" xmlns:ma="http://schemas.microsoft.com/office/2006/metadata/properties/metaAttributes" ct:_="" ma:_="" ma:contentTypeName="Documento" ma:contentTypeID="0x01010070BFDEA41A5D8B46AA5DA2E2389CBE4E" ma:contentTypeVersion="21" ma:contentTypeDescription="Crear nuevo documento." ma:contentTypeScope="" ma:versionID="d7daf22377d153ad4c0df23dce14141c">
+  <xsd:schema xmlns:xsd="http://www.w3.org/2001/XMLSchema" xmlns:xs="http://www.w3.org/2001/XMLSchema" xmlns:p="http://schemas.microsoft.com/office/2006/metadata/properties" xmlns:ns1="http://schemas.microsoft.com/sharepoint/v3" xmlns:ns2="d0daa353-f819-43d1-badf-ce69fea8800d" xmlns:ns3="edc1eb1c-f9b5-429a-a0ce-702847a0aa2d" targetNamespace="http://schemas.microsoft.com/office/2006/metadata/properties" ma:root="true" ma:fieldsID="a1528bd698619fda81f73a8d7d8a525d" ns1:_="" ns2:_="" ns3:_="">
+    <xsd:import namespace="http://schemas.microsoft.com/sharepoint/v3"/>
     <xsd:import namespace="d0daa353-f819-43d1-badf-ce69fea8800d"/>
     <xsd:import namespace="edc1eb1c-f9b5-429a-a0ce-702847a0aa2d"/>
     <xsd:element name="properties">
@@ -12325,11 +13309,27 @@
                 <xsd:element ref="ns3:TaxCatchAll" minOccurs="0"/>
                 <xsd:element ref="ns2:MediaServiceObjectDetectorVersions" minOccurs="0"/>
                 <xsd:element ref="ns2:MediaServiceSearchProperties" minOccurs="0"/>
+                <xsd:element ref="ns1:_ip_UnifiedCompliancePolicyProperties" minOccurs="0"/>
+                <xsd:element ref="ns1:_ip_UnifiedCompliancePolicyUIAction" minOccurs="0"/>
               </xsd:all>
             </xsd:complexType>
           </xsd:element>
         </xsd:sequence>
       </xsd:complexType>
+    </xsd:element>
+  </xsd:schema>
+  <xsd:schema xmlns:xsd="http://www.w3.org/2001/XMLSchema" xmlns:xs="http://www.w3.org/2001/XMLSchema" xmlns:dms="http://schemas.microsoft.com/office/2006/documentManagement/types" xmlns:pc="http://schemas.microsoft.com/office/infopath/2007/PartnerControls" targetNamespace="http://schemas.microsoft.com/sharepoint/v3" elementFormDefault="qualified">
+    <xsd:import namespace="http://schemas.microsoft.com/office/2006/documentManagement/types"/>
+    <xsd:import namespace="http://schemas.microsoft.com/office/infopath/2007/PartnerControls"/>
+    <xsd:element name="_ip_UnifiedCompliancePolicyProperties" ma:index="27" nillable="true" ma:displayName="Propiedades de la Directiva de cumplimiento unificado" ma:hidden="true" ma:internalName="_ip_UnifiedCompliancePolicyProperties">
+      <xsd:simpleType>
+        <xsd:restriction base="dms:Note"/>
+      </xsd:simpleType>
+    </xsd:element>
+    <xsd:element name="_ip_UnifiedCompliancePolicyUIAction" ma:index="28" nillable="true" ma:displayName="Acción de IU de la Directiva de cumplimiento unificado" ma:hidden="true" ma:internalName="_ip_UnifiedCompliancePolicyUIAction">
+      <xsd:simpleType>
+        <xsd:restriction base="dms:Text"/>
+      </xsd:simpleType>
     </xsd:element>
   </xsd:schema>
   <xsd:schema xmlns:xsd="http://www.w3.org/2001/XMLSchema" xmlns:xs="http://www.w3.org/2001/XMLSchema" xmlns:dms="http://schemas.microsoft.com/office/2006/documentManagement/types" xmlns:pc="http://schemas.microsoft.com/office/infopath/2007/PartnerControls" targetNamespace="d0daa353-f819-43d1-badf-ce69fea8800d" elementFormDefault="qualified">
@@ -12557,7 +13557,7 @@
 </ct:contentTypeSchema>
 </file>
 
-<file path=customXml/item2.xml><?xml version="1.0" encoding="utf-8"?>
+<file path=customXml/item4.xml><?xml version="1.0" encoding="utf-8"?>
 <?mso-contentType ?>
 <FormTemplates xmlns="http://schemas.microsoft.com/sharepoint/v3/contenttype/forms">
   <Display>DocumentLibraryForm</Display>
@@ -12566,38 +13566,34 @@
 </FormTemplates>
 </file>
 
-<file path=customXml/item3.xml><?xml version="1.0" encoding="utf-8"?>
-<p:properties xmlns:p="http://schemas.microsoft.com/office/2006/metadata/properties" xmlns:xsi="http://www.w3.org/2001/XMLSchema-instance" xmlns:pc="http://schemas.microsoft.com/office/infopath/2007/PartnerControls">
-  <documentManagement>
-    <lcf76f155ced4ddcb4097134ff3c332f xmlns="d0daa353-f819-43d1-badf-ce69fea8800d">
-      <Terms xmlns="http://schemas.microsoft.com/office/infopath/2007/PartnerControls"/>
-    </lcf76f155ced4ddcb4097134ff3c332f>
-    <TaxCatchAll xmlns="edc1eb1c-f9b5-429a-a0ce-702847a0aa2d" xsi:nil="true"/>
-    <Fecha_x0020_de_x0020_creaci_x00f3_n xmlns="d0daa353-f819-43d1-badf-ce69fea8800d" xsi:nil="true"/>
-    <Fechayhora xmlns="d0daa353-f819-43d1-badf-ce69fea8800d" xsi:nil="true"/>
-    <SharedWithUsers xmlns="edc1eb1c-f9b5-429a-a0ce-702847a0aa2d">
-      <UserInfo>
-        <DisplayName/>
-        <AccountId xsi:nil="true"/>
-        <AccountType/>
-      </UserInfo>
-    </SharedWithUsers>
-    <MediaLengthInSeconds xmlns="d0daa353-f819-43d1-badf-ce69fea8800d" xsi:nil="true"/>
-  </documentManagement>
-</p:properties>
+<file path=customXml/itemProps1.xml><?xml version="1.0" encoding="utf-8"?>
+<ds:datastoreItem xmlns:ds="http://schemas.openxmlformats.org/officeDocument/2006/customXml" ds:itemID="{DEB73F9D-F662-47F0-B1B4-CC4EDF51573A}">
+  <ds:schemaRefs>
+    <ds:schemaRef ds:uri="http://schemas.openxmlformats.org/officeDocument/2006/bibliography"/>
+  </ds:schemaRefs>
+</ds:datastoreItem>
 </file>
 
-<file path=customXml/item4.xml><?xml version="1.0" encoding="utf-8"?>
-<b:Sources xmlns:b="http://schemas.openxmlformats.org/officeDocument/2006/bibliography" xmlns="http://schemas.openxmlformats.org/officeDocument/2006/bibliography" SelectedStyle="\APASixthEditionOfficeOnline.xsl" StyleName="APA" Version="6"/>
+<file path=customXml/itemProps2.xml><?xml version="1.0" encoding="utf-8"?>
+<ds:datastoreItem xmlns:ds="http://schemas.openxmlformats.org/officeDocument/2006/customXml" ds:itemID="{C39D5494-1847-4215-BB00-A838605872D2}">
+  <ds:schemaRefs>
+    <ds:schemaRef ds:uri="http://schemas.microsoft.com/office/2006/metadata/properties"/>
+    <ds:schemaRef ds:uri="http://schemas.microsoft.com/office/infopath/2007/PartnerControls"/>
+    <ds:schemaRef ds:uri="d0daa353-f819-43d1-badf-ce69fea8800d"/>
+    <ds:schemaRef ds:uri="edc1eb1c-f9b5-429a-a0ce-702847a0aa2d"/>
+    <ds:schemaRef ds:uri="http://schemas.microsoft.com/sharepoint/v3"/>
+  </ds:schemaRefs>
+</ds:datastoreItem>
 </file>
 
-<file path=customXml/itemProps1.xml><?xml version="1.0" encoding="utf-8"?>
-<ds:datastoreItem xmlns:ds="http://schemas.openxmlformats.org/officeDocument/2006/customXml" ds:itemID="{02B5315E-B9B2-4463-9CDC-BBF780F98845}">
+<file path=customXml/itemProps3.xml><?xml version="1.0" encoding="utf-8"?>
+<ds:datastoreItem xmlns:ds="http://schemas.openxmlformats.org/officeDocument/2006/customXml" ds:itemID="{260AA2D8-7DD1-4161-80A8-210FD4B1027B}">
   <ds:schemaRefs>
     <ds:schemaRef ds:uri="http://schemas.microsoft.com/office/2006/metadata/contentType"/>
     <ds:schemaRef ds:uri="http://schemas.microsoft.com/office/2006/metadata/properties/metaAttributes"/>
     <ds:schemaRef ds:uri="http://www.w3.org/2001/XMLSchema"/>
     <ds:schemaRef ds:uri="http://schemas.microsoft.com/office/2006/metadata/properties"/>
+    <ds:schemaRef ds:uri="http://schemas.microsoft.com/sharepoint/v3"/>
     <ds:schemaRef ds:uri="d0daa353-f819-43d1-badf-ce69fea8800d"/>
     <ds:schemaRef ds:uri="edc1eb1c-f9b5-429a-a0ce-702847a0aa2d"/>
     <ds:schemaRef ds:uri="http://schemas.microsoft.com/office/2006/documentManagement/types"/>
@@ -12610,29 +13606,10 @@
 </ds:datastoreItem>
 </file>
 
-<file path=customXml/itemProps2.xml><?xml version="1.0" encoding="utf-8"?>
+<file path=customXml/itemProps4.xml><?xml version="1.0" encoding="utf-8"?>
 <ds:datastoreItem xmlns:ds="http://schemas.openxmlformats.org/officeDocument/2006/customXml" ds:itemID="{58D8DE95-DF74-49C6-8885-90B115E8F94F}">
   <ds:schemaRefs>
     <ds:schemaRef ds:uri="http://schemas.microsoft.com/sharepoint/v3/contenttype/forms"/>
   </ds:schemaRefs>
 </ds:datastoreItem>
-</file>
-
-<file path=customXml/itemProps3.xml><?xml version="1.0" encoding="utf-8"?>
-<ds:datastoreItem xmlns:ds="http://schemas.openxmlformats.org/officeDocument/2006/customXml" ds:itemID="{C39D5494-1847-4215-BB00-A838605872D2}">
-  <ds:schemaRefs>
-    <ds:schemaRef ds:uri="http://schemas.microsoft.com/office/2006/metadata/properties"/>
-    <ds:schemaRef ds:uri="http://schemas.microsoft.com/office/infopath/2007/PartnerControls"/>
-    <ds:schemaRef ds:uri="d0daa353-f819-43d1-badf-ce69fea8800d"/>
-    <ds:schemaRef ds:uri="edc1eb1c-f9b5-429a-a0ce-702847a0aa2d"/>
-  </ds:schemaRefs>
-</ds:datastoreItem>
-</file>
-
-<file path=customXml/itemProps4.xml><?xml version="1.0" encoding="utf-8"?>
-<ds:datastoreItem xmlns:ds="http://schemas.openxmlformats.org/officeDocument/2006/customXml" ds:itemID="{DEB73F9D-F662-47F0-B1B4-CC4EDF51573A}">
-  <ds:schemaRefs>
-    <ds:schemaRef ds:uri="http://schemas.openxmlformats.org/officeDocument/2006/bibliography"/>
-  </ds:schemaRefs>
-</ds:datastoreItem>
 </file>